--- a/docs/analysis/risk_appetite/out/Vstavka_11_metrik.docx
+++ b/docs/analysis/risk_appetite/out/Vstavka_11_metrik.docx
@@ -7,7 +7,7 @@
         <w:pStyle w:val="Heading1"/>
       </w:pPr>
       <w:r>
-        <w:t>Вставка в записку: остальные одиннадцать метрик</w:t>
+        <w:t>Вставка в записку: разметка остальных одиннадцати показателей</w:t>
       </w:r>
     </w:p>
     <w:p>
@@ -18,20 +18,7 @@
         <w:rPr>
           <w:color w:val="0B0B0B"/>
         </w:rPr>
-        <w:t xml:space="preserve">Продолжение сторилайна </w:t>
-      </w:r>
-      <w:r>
-        <w:rPr>
-          <w:b/>
-          <w:color w:val="0B0B0B"/>
-        </w:rPr>
-        <w:t>после топ-20</w:t>
-      </w:r>
-      <w:r>
-        <w:rPr>
-          <w:color w:val="0B0B0B"/>
-        </w:rPr>
-        <w:t>. Ставится вслед за разделом о триггерах и заменяет формулировку «параметры зон для остальных показателей должны определяться с учётом характеристик рядов» — она откладывает то, что уже посчитано.</w:t>
+        <w:t>Раздел занимает шаги 8–9 сторилайна — после триггеров на движение. Он заменяет формулировку «параметры зон для остальных показателей должны определяться с учётом характеристик рядов»: разметка по всем двенадцати уже посчитана.</w:t>
       </w:r>
     </w:p>
     <w:p>
@@ -42,7 +29,7 @@
         <w:rPr>
           <w:color w:val="0B0B0B"/>
         </w:rPr>
-        <w:t xml:space="preserve">Числа: </w:t>
+        <w:t xml:space="preserve">Все числа раздела воспроизводятся одним прогоном — </w:t>
       </w:r>
       <w:r>
         <w:rPr>
@@ -50,13 +37,55 @@
           <w:color w:val="0B0B0B"/>
           <w:sz w:val="19"/>
         </w:rPr>
-        <w:t>calib/zones_all12.py</w:t>
+        <w:t>calib/method_selection.py</w:t>
       </w:r>
       <w:r>
         <w:rPr>
           <w:color w:val="0B0B0B"/>
         </w:rPr>
-        <w:t xml:space="preserve">, </w:t>
+        <w:t xml:space="preserve"> (</w:t>
+      </w:r>
+      <w:r>
+        <w:rPr>
+          <w:rFonts w:ascii="Consolas" w:hAnsi="Consolas"/>
+          <w:color w:val="0B0B0B"/>
+          <w:sz w:val="19"/>
+        </w:rPr>
+        <w:t>--selftest</w:t>
+      </w:r>
+      <w:r>
+        <w:rPr>
+          <w:color w:val="0B0B0B"/>
+        </w:rPr>
+        <w:t xml:space="preserve">: тринадцать проверок, </w:t>
+      </w:r>
+      <w:r>
+        <w:rPr>
+          <w:rFonts w:ascii="Consolas" w:hAnsi="Consolas"/>
+          <w:color w:val="0B0B0B"/>
+          <w:sz w:val="19"/>
+        </w:rPr>
+        <w:t>--csv</w:t>
+      </w:r>
+      <w:r>
+        <w:rPr>
+          <w:color w:val="0B0B0B"/>
+        </w:rPr>
+        <w:t xml:space="preserve">: выгрузка </w:t>
+      </w:r>
+      <w:r>
+        <w:rPr>
+          <w:rFonts w:ascii="Consolas" w:hAnsi="Consolas"/>
+          <w:color w:val="0B0B0B"/>
+          <w:sz w:val="19"/>
+        </w:rPr>
+        <w:t>data/zones_all12.csv</w:t>
+      </w:r>
+      <w:r>
+        <w:rPr>
+          <w:color w:val="0B0B0B"/>
+        </w:rPr>
+        <w:t xml:space="preserve">). Формальные тесты нормальности — </w:t>
       </w:r>
       <w:r>
         <w:rPr>
@@ -70,20 +99,6 @@
         <w:rPr>
           <w:color w:val="0B0B0B"/>
         </w:rPr>
-        <w:t xml:space="preserve">, выгрузка </w:t>
-      </w:r>
-      <w:r>
-        <w:rPr>
-          <w:rFonts w:ascii="Consolas" w:hAnsi="Consolas"/>
-          <w:color w:val="0B0B0B"/>
-          <w:sz w:val="19"/>
-        </w:rPr>
-        <w:t>data/zones_all12.csv</w:t>
-      </w:r>
-      <w:r>
-        <w:rPr>
-          <w:color w:val="0B0B0B"/>
-        </w:rPr>
         <w:t>.</w:t>
       </w:r>
     </w:p>
@@ -92,7 +107,15 @@
         <w:pStyle w:val="Heading2"/>
       </w:pPr>
       <w:r>
-        <w:t>N. Проверка применимости подхода к остальным одиннадцати показателям</w:t>
+        <w:t>N. Единый подход и правило выбора метода</w:t>
+      </w:r>
+    </w:p>
+    <w:p>
+      <w:pPr>
+        <w:pStyle w:val="Heading3"/>
+      </w:pPr>
+      <w:r>
+        <w:t>N.1 Что одинаково для всех двенадцати показателей</w:t>
       </w:r>
     </w:p>
     <w:p>
@@ -103,7 +126,285 @@
         <w:rPr>
           <w:color w:val="0B0B0B"/>
         </w:rPr>
-        <w:t>Разметка по топ-20 построена. Дальше надо ответить, можно ли ту же конструкцию перенести на остальные одиннадцать показателей риск-аппетита по кредитному риску, — и проверка проведена в три шага.</w:t>
+        <w:t>Разметка строится по одному подходу. Одинаковы:</w:t>
+      </w:r>
+    </w:p>
+    <w:tbl>
+      <w:tblPr>
+        <w:tblStyle w:val="TableGrid"/>
+        <w:tblW w:type="auto" w:w="0"/>
+        <w:jc w:val="center"/>
+        <w:tblLook w:firstColumn="1" w:firstRow="1" w:lastColumn="0" w:lastRow="0" w:noHBand="0" w:noVBand="1" w:val="04A0"/>
+      </w:tblPr>
+      <w:tblGrid>
+        <w:gridCol w:w="4320"/>
+        <w:gridCol w:w="4320"/>
+      </w:tblGrid>
+      <w:tr>
+        <w:tc>
+          <w:tcPr>
+            <w:tcW w:type="dxa" w:w="4320"/>
+          </w:tcPr>
+          <w:p>
+            <w:r>
+              <w:rPr>
+                <w:b/>
+                <w:color w:val="0B0B0B"/>
+              </w:rPr>
+              <w:t>Элемент</w:t>
+            </w:r>
+          </w:p>
+        </w:tc>
+        <w:tc>
+          <w:tcPr>
+            <w:tcW w:type="dxa" w:w="4320"/>
+          </w:tcPr>
+          <w:p>
+            <w:r>
+              <w:rPr>
+                <w:b/>
+                <w:color w:val="0B0B0B"/>
+              </w:rPr>
+              <w:t>Значение для всех двенадцати</w:t>
+            </w:r>
+          </w:p>
+        </w:tc>
+      </w:tr>
+      <w:tr>
+        <w:tc>
+          <w:tcPr>
+            <w:tcW w:type="dxa" w:w="4320"/>
+          </w:tcPr>
+          <w:p>
+            <w:r>
+              <w:rPr>
+                <w:color w:val="0B0B0B"/>
+              </w:rPr>
+              <w:t>Зоны</w:t>
+            </w:r>
+          </w:p>
+        </w:tc>
+        <w:tc>
+          <w:tcPr>
+            <w:tcW w:type="dxa" w:w="4320"/>
+          </w:tcPr>
+          <w:p>
+            <w:r>
+              <w:rPr>
+                <w:color w:val="0B0B0B"/>
+              </w:rPr>
+              <w:t>четыре — зелёная, жёлтая, красная, нарушение уровня; определения по Приложению № 2 к Методике агрегированных уровней</w:t>
+            </w:r>
+          </w:p>
+        </w:tc>
+      </w:tr>
+      <w:tr>
+        <w:tc>
+          <w:tcPr>
+            <w:tcW w:type="dxa" w:w="4320"/>
+          </w:tcPr>
+          <w:p>
+            <w:r>
+              <w:rPr>
+                <w:color w:val="0B0B0B"/>
+              </w:rPr>
+              <w:t>Доверительная вероятность</w:t>
+            </w:r>
+          </w:p>
+        </w:tc>
+        <w:tc>
+          <w:tcPr>
+            <w:tcW w:type="dxa" w:w="4320"/>
+          </w:tcPr>
+          <w:p>
+            <w:r>
+              <w:rPr>
+                <w:color w:val="0B0B0B"/>
+              </w:rPr>
+              <w:t>90 %</w:t>
+            </w:r>
+          </w:p>
+        </w:tc>
+      </w:tr>
+      <w:tr>
+        <w:tc>
+          <w:tcPr>
+            <w:tcW w:type="dxa" w:w="4320"/>
+          </w:tcPr>
+          <w:p>
+            <w:r>
+              <w:rPr>
+                <w:color w:val="0B0B0B"/>
+              </w:rPr>
+              <w:t>Окно оценки</w:t>
+            </w:r>
+          </w:p>
+        </w:tc>
+        <w:tc>
+          <w:tcPr>
+            <w:tcW w:type="dxa" w:w="4320"/>
+          </w:tcPr>
+          <w:p>
+            <w:r>
+              <w:rPr>
+                <w:color w:val="0B0B0B"/>
+              </w:rPr>
+              <w:t>36 месячных наблюдений, 08.2023 — 07.2026, скользящее</w:t>
+            </w:r>
+          </w:p>
+        </w:tc>
+      </w:tr>
+      <w:tr>
+        <w:tc>
+          <w:tcPr>
+            <w:tcW w:type="dxa" w:w="4320"/>
+          </w:tcPr>
+          <w:p>
+            <w:r>
+              <w:rPr>
+                <w:color w:val="0B0B0B"/>
+              </w:rPr>
+              <w:t>Назначение границы зелёной зоны</w:t>
+            </w:r>
+          </w:p>
+        </w:tc>
+        <w:tc>
+          <w:tcPr>
+            <w:tcW w:type="dxa" w:w="4320"/>
+          </w:tcPr>
+          <w:p>
+            <w:r>
+              <w:rPr>
+                <w:color w:val="0B0B0B"/>
+              </w:rPr>
+              <w:t>сигнал раньше, чем показатель может дойти до уровня за цикл реагирования (4 месяца)</w:t>
+            </w:r>
+          </w:p>
+        </w:tc>
+      </w:tr>
+      <w:tr>
+        <w:tc>
+          <w:tcPr>
+            <w:tcW w:type="dxa" w:w="4320"/>
+          </w:tcPr>
+          <w:p>
+            <w:r>
+              <w:rPr>
+                <w:color w:val="0B0B0B"/>
+              </w:rPr>
+              <w:t>Граница красной зоны</w:t>
+            </w:r>
+          </w:p>
+        </w:tc>
+        <w:tc>
+          <w:tcPr>
+            <w:tcW w:type="dxa" w:w="4320"/>
+          </w:tcPr>
+          <w:p>
+            <w:r>
+              <w:rPr>
+                <w:color w:val="0B0B0B"/>
+              </w:rPr>
+              <w:t>уровень минус 90-процентный ход за один отчётный период (1 месяц)</w:t>
+            </w:r>
+          </w:p>
+        </w:tc>
+      </w:tr>
+      <w:tr>
+        <w:tc>
+          <w:tcPr>
+            <w:tcW w:type="dxa" w:w="4320"/>
+          </w:tcPr>
+          <w:p>
+            <w:r>
+              <w:rPr>
+                <w:color w:val="0B0B0B"/>
+              </w:rPr>
+              <w:t>Второй уровень контроля</w:t>
+            </w:r>
+          </w:p>
+        </w:tc>
+        <w:tc>
+          <w:tcPr>
+            <w:tcW w:type="dxa" w:w="4320"/>
+          </w:tcPr>
+          <w:p>
+            <w:r>
+              <w:rPr>
+                <w:color w:val="0B0B0B"/>
+              </w:rPr>
+              <w:t>триггеры на движение за 1 и за 4 месяца</w:t>
+            </w:r>
+          </w:p>
+        </w:tc>
+      </w:tr>
+      <w:tr>
+        <w:tc>
+          <w:tcPr>
+            <w:tcW w:type="dxa" w:w="4320"/>
+          </w:tcPr>
+          <w:p>
+            <w:r>
+              <w:rPr>
+                <w:color w:val="0B0B0B"/>
+              </w:rPr>
+              <w:t>Реакция</w:t>
+            </w:r>
+          </w:p>
+        </w:tc>
+        <w:tc>
+          <w:tcPr>
+            <w:tcW w:type="dxa" w:w="4320"/>
+          </w:tcPr>
+          <w:p>
+            <w:r>
+              <w:rPr>
+                <w:color w:val="0B0B0B"/>
+              </w:rPr>
+              <w:t>одна машина мер: уровень R0…R4 задаётся зоной и триггерами, а не методом расчёта границы</w:t>
+            </w:r>
+          </w:p>
+        </w:tc>
+      </w:tr>
+      <w:tr>
+        <w:tc>
+          <w:tcPr>
+            <w:tcW w:type="dxa" w:w="4320"/>
+          </w:tcPr>
+          <w:p>
+            <w:r>
+              <w:rPr>
+                <w:color w:val="0B0B0B"/>
+              </w:rPr>
+              <w:t>Пересмотр</w:t>
+            </w:r>
+          </w:p>
+        </w:tc>
+        <w:tc>
+          <w:tcPr>
+            <w:tcW w:type="dxa" w:w="4320"/>
+          </w:tcPr>
+          <w:p>
+            <w:r>
+              <w:rPr>
+                <w:color w:val="0B0B0B"/>
+              </w:rPr>
+              <w:t>ежегодная перекалибровка на обновлённом окне</w:t>
+            </w:r>
+          </w:p>
+        </w:tc>
+      </w:tr>
+    </w:tbl>
+    <w:p/>
+    <w:p>
+      <w:pPr>
+        <w:jc w:val="both"/>
+      </w:pPr>
+      <w:r>
+        <w:rPr>
+          <w:color w:val="0B0B0B"/>
+        </w:rPr>
+        <w:t>Различается только способ, которым оценивается ход показателя. Если выполнены условия параметрической формулы, применяется она. Если нет — непараметрическая оценка той же величины при той же вероятности 90 %.</w:t>
       </w:r>
     </w:p>
     <w:p>
@@ -111,7 +412,7 @@
         <w:pStyle w:val="Heading3"/>
       </w:pPr>
       <w:r>
-        <w:t>N.1 Шаг первый: нормальность приращений</w:t>
+        <w:t>N.2 Основной метод и три условия его применения</w:t>
       </w:r>
     </w:p>
     <w:p>
@@ -122,7 +423,7 @@
         <w:rPr>
           <w:color w:val="0B0B0B"/>
         </w:rPr>
-        <w:t xml:space="preserve">Формула запаса времени </w:t>
+        <w:t xml:space="preserve">Основной метод — запас времени </w:t>
       </w:r>
       <w:r>
         <w:rPr>
@@ -130,368 +431,13 @@
           <w:color w:val="0B0B0B"/>
           <w:sz w:val="19"/>
         </w:rPr>
-        <w:t>M(T) = z(p)·σ_Δ·√T</w:t>
+        <w:t>M(T) = z(0,90)·σ_Δ·√T</w:t>
       </w:r>
       <w:r>
         <w:rPr>
           <w:color w:val="0B0B0B"/>
         </w:rPr>
-        <w:t xml:space="preserve"> опирается на нормальное распределение. Приращения всех двенадцати показателей проверены тремя критериями. </w:t>
-      </w:r>
-      <w:r>
-        <w:rPr>
-          <w:b/>
-          <w:color w:val="0B0B0B"/>
-        </w:rPr>
-        <w:t>Формально нормальны три из двенадцати</w:t>
-      </w:r>
-      <w:r>
-        <w:rPr>
-          <w:color w:val="0B0B0B"/>
-        </w:rPr>
-        <w:t>: топ-20, EL по обеспеченному портфелю и EL по прочему портфелю.</w:t>
-      </w:r>
-    </w:p>
-    <w:p>
-      <w:pPr>
-        <w:jc w:val="both"/>
-      </w:pPr>
-      <w:r>
-        <w:rPr>
-          <w:color w:val="0B0B0B"/>
-        </w:rPr>
-        <w:t>Если остановиться здесь, вывод будет «метод применим к трём показателям». Этот вывод неверен, и следующий шаг объясняет почему.</w:t>
-      </w:r>
-    </w:p>
-    <w:p>
-      <w:pPr>
-        <w:pStyle w:val="Heading3"/>
-      </w:pPr>
-      <w:r>
-        <w:t>N.2 Шаг второй: что говорит центральная предельная теорема</w:t>
-      </w:r>
-    </w:p>
-    <w:p>
-      <w:pPr>
-        <w:jc w:val="both"/>
-      </w:pPr>
-      <w:r>
-        <w:rPr>
-          <w:color w:val="0B0B0B"/>
-        </w:rPr>
-        <w:t xml:space="preserve">Формула опирается не на одно месячное приращение, а на </w:t>
-      </w:r>
-      <w:r>
-        <w:rPr>
-          <w:b/>
-          <w:color w:val="0B0B0B"/>
-        </w:rPr>
-        <w:t>сумму приращений за период T</w:t>
-      </w:r>
-      <w:r>
-        <w:rPr>
-          <w:color w:val="0B0B0B"/>
-        </w:rPr>
-        <w:t>. По центральной предельной теореме сумма ближе к нормальному распределению, чем отдельные слагаемые: отклонения частично гасят друг друга. Поэтому ненормальность отдельного месяца сама по себе не запрещает применять формулу к ходу за четыре месяца.</w:t>
-      </w:r>
-    </w:p>
-    <w:p>
-      <w:pPr>
-        <w:ind w:left="480"/>
-      </w:pPr>
-      <w:r>
-        <w:rPr>
-          <w:b/>
-          <w:i/>
-          <w:color w:val="5A5A5A"/>
-        </w:rPr>
-        <w:t>Оговорка, которую нельзя опускать: на теорему мы не опираемся.</w:t>
-      </w:r>
-      <w:r>
-        <w:rPr>
-          <w:i/>
-          <w:color w:val="5A5A5A"/>
-        </w:rPr>
-        <w:t xml:space="preserve"> Она описывает предел</w:t>
-      </w:r>
-    </w:p>
-    <w:p>
-      <w:pPr>
-        <w:ind w:left="480"/>
-      </w:pPr>
-      <w:r>
-        <w:rPr>
-          <w:i/>
-          <w:color w:val="5A5A5A"/>
-        </w:rPr>
-        <w:t>при большом числе слагаемых, а у нас T = 4. Количественная оценка погрешности на таком</w:t>
-      </w:r>
-    </w:p>
-    <w:p>
-      <w:pPr>
-        <w:ind w:left="480"/>
-      </w:pPr>
-      <w:r>
-        <w:rPr>
-          <w:i/>
-          <w:color w:val="5A5A5A"/>
-        </w:rPr>
-        <w:t xml:space="preserve">горизонте даёт границу порядка </w:t>
-      </w:r>
-      <w:r>
-        <w:rPr>
-          <w:b/>
-          <w:i/>
-          <w:color w:val="5A5A5A"/>
-        </w:rPr>
-        <w:t>±46 процентных пунктов</w:t>
-      </w:r>
-      <w:r>
-        <w:rPr>
-          <w:i/>
-          <w:color w:val="5A5A5A"/>
-        </w:rPr>
-        <w:t xml:space="preserve"> — теорема на нашем горизонте</w:t>
-      </w:r>
-    </w:p>
-    <w:p>
-      <w:pPr>
-        <w:ind w:left="480"/>
-      </w:pPr>
-      <w:r>
-        <w:rPr>
-          <w:i/>
-          <w:color w:val="5A5A5A"/>
-        </w:rPr>
-        <w:t xml:space="preserve">не гарантирует ничего. Она объясняет </w:t>
-      </w:r>
-      <w:r>
-        <w:rPr>
-          <w:b/>
-          <w:i/>
-          <w:color w:val="5A5A5A"/>
-        </w:rPr>
-        <w:t>направление</w:t>
-      </w:r>
-      <w:r>
-        <w:rPr>
-          <w:i/>
-          <w:color w:val="5A5A5A"/>
-        </w:rPr>
-        <w:t>, но права на применение формулы</w:t>
-      </w:r>
-    </w:p>
-    <w:p>
-      <w:pPr>
-        <w:ind w:left="480"/>
-      </w:pPr>
-      <w:r>
-        <w:rPr>
-          <w:i/>
-          <w:color w:val="5A5A5A"/>
-        </w:rPr>
-        <w:t>не даёт.</w:t>
-      </w:r>
-    </w:p>
-    <w:p>
-      <w:pPr>
-        <w:jc w:val="both"/>
-      </w:pPr>
-      <w:r>
-        <w:rPr>
-          <w:color w:val="0B0B0B"/>
-        </w:rPr>
-        <w:t>Следовательно, решает не формальная нормальность и не ссылка на теорему, а прямая проверка.</w:t>
-      </w:r>
-    </w:p>
-    <w:p>
-      <w:pPr>
-        <w:pStyle w:val="Heading3"/>
-      </w:pPr>
-      <w:r>
-        <w:t>N.3 Шаг третий: прямая проверка — покрывает ли буфер фактические ходы</w:t>
-      </w:r>
-    </w:p>
-    <w:p>
-      <w:pPr>
-        <w:jc w:val="both"/>
-      </w:pPr>
-      <w:r>
-        <w:rPr>
-          <w:color w:val="0B0B0B"/>
-        </w:rPr>
-        <w:t xml:space="preserve">Заложенный буфер </w:t>
-      </w:r>
-      <w:r>
-        <w:rPr>
-          <w:rFonts w:ascii="Consolas" w:hAnsi="Consolas"/>
-          <w:color w:val="0B0B0B"/>
-          <w:sz w:val="19"/>
-        </w:rPr>
-        <w:t>z·σ·√T</w:t>
-      </w:r>
-      <w:r>
-        <w:rPr>
-          <w:color w:val="0B0B0B"/>
-        </w:rPr>
-        <w:t xml:space="preserve"> сопоставлен с </w:t>
-      </w:r>
-      <w:r>
-        <w:rPr>
-          <w:b/>
-          <w:color w:val="0B0B0B"/>
-        </w:rPr>
-        <w:t>эмпирическим девятым децилем фактических четырёхмесячных изменений</w:t>
-      </w:r>
-      <w:r>
-        <w:rPr>
-          <w:color w:val="0B0B0B"/>
-        </w:rPr>
-        <w:t xml:space="preserve"> каждого показателя. Результат:</w:t>
-      </w:r>
-    </w:p>
-    <w:p>
-      <w:pPr>
-        <w:pStyle w:val="ListBullet"/>
-      </w:pPr>
-      <w:r>
-        <w:rPr>
-          <w:color w:val="0B0B0B"/>
-        </w:rPr>
-        <w:t xml:space="preserve">модель </w:t>
-      </w:r>
-      <w:r>
-        <w:rPr>
-          <w:b/>
-          <w:color w:val="0B0B0B"/>
-        </w:rPr>
-        <w:t>нигде не занижает</w:t>
-      </w:r>
-      <w:r>
-        <w:rPr>
-          <w:color w:val="0B0B0B"/>
-        </w:rPr>
-        <w:t xml:space="preserve"> буфер — она его завышает;</w:t>
-      </w:r>
-    </w:p>
-    <w:p>
-      <w:pPr>
-        <w:pStyle w:val="ListBullet"/>
-      </w:pPr>
-      <w:r>
-        <w:rPr>
-          <w:color w:val="0B0B0B"/>
-        </w:rPr>
-        <w:t xml:space="preserve">причина завышения не в форме распределения, а в </w:t>
-      </w:r>
-      <w:r>
-        <w:rPr>
-          <w:b/>
-          <w:color w:val="0B0B0B"/>
-        </w:rPr>
-        <w:t>сносе</w:t>
-      </w:r>
-      <w:r>
-        <w:rPr>
-          <w:color w:val="0B0B0B"/>
-        </w:rPr>
-        <w:t>: показатели EL и PD снижаются</w:t>
-      </w:r>
-    </w:p>
-    <w:p>
-      <w:pPr>
-        <w:jc w:val="both"/>
-      </w:pPr>
-      <w:r>
-        <w:rPr>
-          <w:color w:val="0B0B0B"/>
-        </w:rPr>
-        <w:t>три года подряд, а формула считает снос нулевым;</w:t>
-      </w:r>
-    </w:p>
-    <w:p>
-      <w:pPr>
-        <w:pStyle w:val="ListBullet"/>
-      </w:pPr>
-      <w:r>
-        <w:rPr>
-          <w:color w:val="0B0B0B"/>
-        </w:rPr>
-        <w:t xml:space="preserve">снос в зачёт </w:t>
-      </w:r>
-      <w:r>
-        <w:rPr>
-          <w:b/>
-          <w:color w:val="0B0B0B"/>
-        </w:rPr>
-        <w:t>сознательно не берётся</w:t>
-      </w:r>
-      <w:r>
-        <w:rPr>
-          <w:color w:val="0B0B0B"/>
-        </w:rPr>
-        <w:t xml:space="preserve"> — иначе разметка опиралась бы на предположение</w:t>
-      </w:r>
-    </w:p>
-    <w:p>
-      <w:pPr>
-        <w:jc w:val="both"/>
-      </w:pPr>
-      <w:r>
-        <w:rPr>
-          <w:color w:val="0B0B0B"/>
-        </w:rPr>
-        <w:t>о продолжении благоприятной тенденции.</w:t>
-      </w:r>
-    </w:p>
-    <w:p>
-      <w:pPr>
-        <w:jc w:val="both"/>
-      </w:pPr>
-      <w:r>
-        <w:rPr>
-          <w:b/>
-          <w:color w:val="0B0B0B"/>
-        </w:rPr>
-        <w:t>Вывод: подход применим к десяти показателям из двенадцати.</w:t>
-      </w:r>
-      <w:r>
-        <w:rPr>
-          <w:color w:val="0B0B0B"/>
-        </w:rPr>
-        <w:t xml:space="preserve"> Не применим к двум — обеим метрикам стоимости риска, и по причине, к нормальности отношения не имеющей.</w:t>
-      </w:r>
-    </w:p>
-    <w:p>
-      <w:pPr>
-        <w:pStyle w:val="Heading2"/>
-      </w:pPr>
-      <w:r>
-        <w:t>N+1. Девять розничных показателей: та же формула, но с оговоркой о расстоянии</w:t>
-      </w:r>
-    </w:p>
-    <w:p>
-      <w:pPr>
-        <w:jc w:val="both"/>
-      </w:pPr>
-      <w:r>
-        <w:rPr>
-          <w:color w:val="0B0B0B"/>
-        </w:rPr>
-        <w:t xml:space="preserve">К пяти показателям вероятности дефолта и четырём показателям ожидаемых потерь по розничному бизнесу применена </w:t>
-      </w:r>
-      <w:r>
-        <w:rPr>
-          <w:b/>
-          <w:color w:val="0B0B0B"/>
-        </w:rPr>
-        <w:t>та же формула запаса времени</w:t>
-      </w:r>
-      <w:r>
-        <w:rPr>
-          <w:color w:val="0B0B0B"/>
-        </w:rPr>
-        <w:t xml:space="preserve"> с теми же параметрами: T = 4 месяца для границы зелёной зоны, T = 1 месяц для границы жёлтой, z(0,90) = 1,2816.</w:t>
+        <w:t>, выбранный для топ-20. Он применяется к любому показателю, для которого выполнены три условия. Условия — это предпосылки самой формулы, и каждое проверяется воспроизводимо:</w:t>
       </w:r>
     </w:p>
     <w:tbl>
@@ -502,18 +448,15 @@
         <w:tblLook w:firstColumn="1" w:firstRow="1" w:lastColumn="0" w:lastRow="0" w:noHBand="0" w:noVBand="1" w:val="04A0"/>
       </w:tblPr>
       <w:tblGrid>
-        <w:gridCol w:w="1234"/>
-        <w:gridCol w:w="1234"/>
-        <w:gridCol w:w="1234"/>
-        <w:gridCol w:w="1234"/>
-        <w:gridCol w:w="1234"/>
-        <w:gridCol w:w="1234"/>
-        <w:gridCol w:w="1234"/>
+        <w:gridCol w:w="2160"/>
+        <w:gridCol w:w="2160"/>
+        <w:gridCol w:w="2160"/>
+        <w:gridCol w:w="2160"/>
       </w:tblGrid>
       <w:tr>
         <w:tc>
           <w:tcPr>
-            <w:tcW w:type="dxa" w:w="1234"/>
+            <w:tcW w:type="dxa" w:w="2160"/>
           </w:tcPr>
           <w:p>
             <w:r>
@@ -521,13 +464,13 @@
                 <w:b/>
                 <w:color w:val="0B0B0B"/>
               </w:rPr>
-              <w:t>Показатель</w:t>
+              <w:t>Условие</w:t>
             </w:r>
           </w:p>
         </w:tc>
         <w:tc>
           <w:tcPr>
-            <w:tcW w:type="dxa" w:w="1234"/>
+            <w:tcW w:type="dxa" w:w="2160"/>
           </w:tcPr>
           <w:p>
             <w:r>
@@ -535,13 +478,13 @@
                 <w:b/>
                 <w:color w:val="0B0B0B"/>
               </w:rPr>
-              <w:t>Уровень</w:t>
+              <w:t>Какую предпосылку формулы проверяет</w:t>
             </w:r>
           </w:p>
         </w:tc>
         <w:tc>
           <w:tcPr>
-            <w:tcW w:type="dxa" w:w="1234"/>
+            <w:tcW w:type="dxa" w:w="2160"/>
           </w:tcPr>
           <w:p>
             <w:r>
@@ -549,13 +492,13 @@
                 <w:b/>
                 <w:color w:val="0B0B0B"/>
               </w:rPr>
-              <w:t>Факт</w:t>
+              <w:t>Как проверяется</w:t>
             </w:r>
           </w:p>
         </w:tc>
         <w:tc>
           <w:tcPr>
-            <w:tcW w:type="dxa" w:w="1234"/>
+            <w:tcW w:type="dxa" w:w="2160"/>
           </w:tcPr>
           <w:p>
             <w:r>
@@ -563,13 +506,15 @@
                 <w:b/>
                 <w:color w:val="0B0B0B"/>
               </w:rPr>
-              <w:t>σ_Δ</w:t>
+              <w:t>Порог</w:t>
             </w:r>
           </w:p>
         </w:tc>
+      </w:tr>
+      <w:tr>
         <w:tc>
           <w:tcPr>
-            <w:tcW w:type="dxa" w:w="1234"/>
+            <w:tcW w:type="dxa" w:w="2160"/>
           </w:tcPr>
           <w:p>
             <w:r>
@@ -577,13 +522,56 @@
                 <w:b/>
                 <w:color w:val="0B0B0B"/>
               </w:rPr>
-              <w:t>Граница зелёной</w:t>
+              <w:t>К1. Невырожденность</w:t>
             </w:r>
           </w:p>
         </w:tc>
         <w:tc>
           <w:tcPr>
-            <w:tcW w:type="dxa" w:w="1234"/>
+            <w:tcW w:type="dxa" w:w="2160"/>
+          </w:tcPr>
+          <w:p>
+            <w:r>
+              <w:rPr>
+                <w:color w:val="0B0B0B"/>
+              </w:rPr>
+              <w:t>буфер на цикл реагирования меньше самого уровня; иначе граница зелёной зоны ниже нуля и зона пуста по построению</w:t>
+            </w:r>
+          </w:p>
+        </w:tc>
+        <w:tc>
+          <w:tcPr>
+            <w:tcW w:type="dxa" w:w="2160"/>
+          </w:tcPr>
+          <w:p>
+            <w:r>
+              <w:rPr>
+                <w:rFonts w:ascii="Consolas" w:hAnsi="Consolas"/>
+                <w:color w:val="0B0B0B"/>
+                <w:sz w:val="19"/>
+              </w:rPr>
+              <w:t>L − M(4) &gt; 0</w:t>
+            </w:r>
+          </w:p>
+        </w:tc>
+        <w:tc>
+          <w:tcPr>
+            <w:tcW w:type="dxa" w:w="2160"/>
+          </w:tcPr>
+          <w:p>
+            <w:r>
+              <w:rPr>
+                <w:color w:val="0B0B0B"/>
+              </w:rPr>
+              <w:t>арифметический</w:t>
+            </w:r>
+          </w:p>
+        </w:tc>
+      </w:tr>
+      <w:tr>
+        <w:tc>
+          <w:tcPr>
+            <w:tcW w:type="dxa" w:w="2160"/>
           </w:tcPr>
           <w:p>
             <w:r>
@@ -591,13 +579,54 @@
                 <w:b/>
                 <w:color w:val="0B0B0B"/>
               </w:rPr>
-              <w:t>Граница жёлтой</w:t>
+              <w:t>К2. Однородность хода по календарю</w:t>
             </w:r>
           </w:p>
         </w:tc>
         <w:tc>
           <w:tcPr>
-            <w:tcW w:type="dxa" w:w="1234"/>
+            <w:tcW w:type="dxa" w:w="2160"/>
+          </w:tcPr>
+          <w:p>
+            <w:r>
+              <w:rPr>
+                <w:color w:val="0B0B0B"/>
+              </w:rPr>
+              <w:t>одна σ описывает любой месяц года, поэтому законен множитель √T</w:t>
+            </w:r>
+          </w:p>
+        </w:tc>
+        <w:tc>
+          <w:tcPr>
+            <w:tcW w:type="dxa" w:w="2160"/>
+          </w:tcPr>
+          <w:p>
+            <w:r>
+              <w:rPr>
+                <w:color w:val="0B0B0B"/>
+              </w:rPr>
+              <w:t>равенство дисперсий приращений февраля–марта (годовое закрытие) и остальных месяцев; тест Левене с центрированием по медиане</w:t>
+            </w:r>
+          </w:p>
+        </w:tc>
+        <w:tc>
+          <w:tcPr>
+            <w:tcW w:type="dxa" w:w="2160"/>
+          </w:tcPr>
+          <w:p>
+            <w:r>
+              <w:rPr>
+                <w:color w:val="0B0B0B"/>
+              </w:rPr>
+              <w:t>p ≥ 0,05</w:t>
+            </w:r>
+          </w:p>
+        </w:tc>
+      </w:tr>
+      <w:tr>
+        <w:tc>
+          <w:tcPr>
+            <w:tcW w:type="dxa" w:w="2160"/>
           </w:tcPr>
           <w:p>
             <w:r>
@@ -605,844 +634,54 @@
                 <w:b/>
                 <w:color w:val="0B0B0B"/>
               </w:rPr>
-              <w:t>Зона</w:t>
+              <w:t>К3. Достаточность буфера</w:t>
             </w:r>
           </w:p>
         </w:tc>
-      </w:tr>
-      <w:tr>
         <w:tc>
           <w:tcPr>
-            <w:tcW w:type="dxa" w:w="1234"/>
+            <w:tcW w:type="dxa" w:w="2160"/>
           </w:tcPr>
           <w:p>
             <w:r>
               <w:rPr>
                 <w:color w:val="0B0B0B"/>
               </w:rPr>
-              <w:t>EL — необеспеченный портфель</w:t>
+              <w:t>нормальный квантиль не уже фактического хода показателя</w:t>
             </w:r>
           </w:p>
         </w:tc>
         <w:tc>
           <w:tcPr>
-            <w:tcW w:type="dxa" w:w="1234"/>
+            <w:tcW w:type="dxa" w:w="2160"/>
+          </w:tcPr>
+          <w:p>
+            <w:r>
+              <w:rPr>
+                <w:rFonts w:ascii="Consolas" w:hAnsi="Consolas"/>
+                <w:color w:val="0B0B0B"/>
+                <w:sz w:val="19"/>
+              </w:rPr>
+              <w:t>z·σ·√T</w:t>
+            </w:r>
+            <w:r>
+              <w:rPr>
+                <w:color w:val="0B0B0B"/>
+              </w:rPr>
+              <w:t xml:space="preserve"> против 90-го процентиля фактических изменений за T месяцев, T = 1 и T = 4</w:t>
+            </w:r>
+          </w:p>
+        </w:tc>
+        <w:tc>
+          <w:tcPr>
+            <w:tcW w:type="dxa" w:w="2160"/>
           </w:tcPr>
           <w:p>
             <w:r>
               <w:rPr>
                 <w:color w:val="0B0B0B"/>
               </w:rPr>
-              <w:t>10,00</w:t>
-            </w:r>
-          </w:p>
-        </w:tc>
-        <w:tc>
-          <w:tcPr>
-            <w:tcW w:type="dxa" w:w="1234"/>
-          </w:tcPr>
-          <w:p>
-            <w:r>
-              <w:rPr>
-                <w:color w:val="0B0B0B"/>
-              </w:rPr>
-              <w:t>7,57</w:t>
-            </w:r>
-          </w:p>
-        </w:tc>
-        <w:tc>
-          <w:tcPr>
-            <w:tcW w:type="dxa" w:w="1234"/>
-          </w:tcPr>
-          <w:p>
-            <w:r>
-              <w:rPr>
-                <w:color w:val="0B0B0B"/>
-              </w:rPr>
-              <w:t>0,127</w:t>
-            </w:r>
-          </w:p>
-        </w:tc>
-        <w:tc>
-          <w:tcPr>
-            <w:tcW w:type="dxa" w:w="1234"/>
-          </w:tcPr>
-          <w:p>
-            <w:r>
-              <w:rPr>
-                <w:color w:val="0B0B0B"/>
-              </w:rPr>
-              <w:t>9,68</w:t>
-            </w:r>
-          </w:p>
-        </w:tc>
-        <w:tc>
-          <w:tcPr>
-            <w:tcW w:type="dxa" w:w="1234"/>
-          </w:tcPr>
-          <w:p>
-            <w:r>
-              <w:rPr>
-                <w:color w:val="0B0B0B"/>
-              </w:rPr>
-              <w:t>9,84</w:t>
-            </w:r>
-          </w:p>
-        </w:tc>
-        <w:tc>
-          <w:tcPr>
-            <w:tcW w:type="dxa" w:w="1234"/>
-          </w:tcPr>
-          <w:p>
-            <w:r>
-              <w:rPr>
-                <w:color w:val="0B0B0B"/>
-              </w:rPr>
-              <w:t>зелёная</w:t>
-            </w:r>
-          </w:p>
-        </w:tc>
-      </w:tr>
-      <w:tr>
-        <w:tc>
-          <w:tcPr>
-            <w:tcW w:type="dxa" w:w="1234"/>
-          </w:tcPr>
-          <w:p>
-            <w:r>
-              <w:rPr>
-                <w:color w:val="0B0B0B"/>
-              </w:rPr>
-              <w:t>EL — общий портфель</w:t>
-            </w:r>
-          </w:p>
-        </w:tc>
-        <w:tc>
-          <w:tcPr>
-            <w:tcW w:type="dxa" w:w="1234"/>
-          </w:tcPr>
-          <w:p>
-            <w:r>
-              <w:rPr>
-                <w:color w:val="0B0B0B"/>
-              </w:rPr>
-              <w:t>9,00</w:t>
-            </w:r>
-          </w:p>
-        </w:tc>
-        <w:tc>
-          <w:tcPr>
-            <w:tcW w:type="dxa" w:w="1234"/>
-          </w:tcPr>
-          <w:p>
-            <w:r>
-              <w:rPr>
-                <w:color w:val="0B0B0B"/>
-              </w:rPr>
-              <w:t>2,76</w:t>
-            </w:r>
-          </w:p>
-        </w:tc>
-        <w:tc>
-          <w:tcPr>
-            <w:tcW w:type="dxa" w:w="1234"/>
-          </w:tcPr>
-          <w:p>
-            <w:r>
-              <w:rPr>
-                <w:color w:val="0B0B0B"/>
-              </w:rPr>
-              <w:t>0,080</w:t>
-            </w:r>
-          </w:p>
-        </w:tc>
-        <w:tc>
-          <w:tcPr>
-            <w:tcW w:type="dxa" w:w="1234"/>
-          </w:tcPr>
-          <w:p>
-            <w:r>
-              <w:rPr>
-                <w:color w:val="0B0B0B"/>
-              </w:rPr>
-              <w:t>8,79</w:t>
-            </w:r>
-          </w:p>
-        </w:tc>
-        <w:tc>
-          <w:tcPr>
-            <w:tcW w:type="dxa" w:w="1234"/>
-          </w:tcPr>
-          <w:p>
-            <w:r>
-              <w:rPr>
-                <w:color w:val="0B0B0B"/>
-              </w:rPr>
-              <w:t>8,90</w:t>
-            </w:r>
-          </w:p>
-        </w:tc>
-        <w:tc>
-          <w:tcPr>
-            <w:tcW w:type="dxa" w:w="1234"/>
-          </w:tcPr>
-          <w:p>
-            <w:r>
-              <w:rPr>
-                <w:color w:val="0B0B0B"/>
-              </w:rPr>
-              <w:t>зелёная</w:t>
-            </w:r>
-          </w:p>
-        </w:tc>
-      </w:tr>
-      <w:tr>
-        <w:tc>
-          <w:tcPr>
-            <w:tcW w:type="dxa" w:w="1234"/>
-          </w:tcPr>
-          <w:p>
-            <w:r>
-              <w:rPr>
-                <w:color w:val="0B0B0B"/>
-              </w:rPr>
-              <w:t>EL — обеспеченный портфель</w:t>
-            </w:r>
-          </w:p>
-        </w:tc>
-        <w:tc>
-          <w:tcPr>
-            <w:tcW w:type="dxa" w:w="1234"/>
-          </w:tcPr>
-          <w:p>
-            <w:r>
-              <w:rPr>
-                <w:color w:val="0B0B0B"/>
-              </w:rPr>
-              <w:t>7,00</w:t>
-            </w:r>
-          </w:p>
-        </w:tc>
-        <w:tc>
-          <w:tcPr>
-            <w:tcW w:type="dxa" w:w="1234"/>
-          </w:tcPr>
-          <w:p>
-            <w:r>
-              <w:rPr>
-                <w:color w:val="0B0B0B"/>
-              </w:rPr>
-              <w:t>1,64</w:t>
-            </w:r>
-          </w:p>
-        </w:tc>
-        <w:tc>
-          <w:tcPr>
-            <w:tcW w:type="dxa" w:w="1234"/>
-          </w:tcPr>
-          <w:p>
-            <w:r>
-              <w:rPr>
-                <w:color w:val="0B0B0B"/>
-              </w:rPr>
-              <w:t>0,052</w:t>
-            </w:r>
-          </w:p>
-        </w:tc>
-        <w:tc>
-          <w:tcPr>
-            <w:tcW w:type="dxa" w:w="1234"/>
-          </w:tcPr>
-          <w:p>
-            <w:r>
-              <w:rPr>
-                <w:color w:val="0B0B0B"/>
-              </w:rPr>
-              <w:t>6,87</w:t>
-            </w:r>
-          </w:p>
-        </w:tc>
-        <w:tc>
-          <w:tcPr>
-            <w:tcW w:type="dxa" w:w="1234"/>
-          </w:tcPr>
-          <w:p>
-            <w:r>
-              <w:rPr>
-                <w:color w:val="0B0B0B"/>
-              </w:rPr>
-              <w:t>6,93</w:t>
-            </w:r>
-          </w:p>
-        </w:tc>
-        <w:tc>
-          <w:tcPr>
-            <w:tcW w:type="dxa" w:w="1234"/>
-          </w:tcPr>
-          <w:p>
-            <w:r>
-              <w:rPr>
-                <w:color w:val="0B0B0B"/>
-              </w:rPr>
-              <w:t>зелёная</w:t>
-            </w:r>
-          </w:p>
-        </w:tc>
-      </w:tr>
-      <w:tr>
-        <w:tc>
-          <w:tcPr>
-            <w:tcW w:type="dxa" w:w="1234"/>
-          </w:tcPr>
-          <w:p>
-            <w:r>
-              <w:rPr>
-                <w:color w:val="0B0B0B"/>
-              </w:rPr>
-              <w:t>EL — прочий портфель</w:t>
-            </w:r>
-          </w:p>
-        </w:tc>
-        <w:tc>
-          <w:tcPr>
-            <w:tcW w:type="dxa" w:w="1234"/>
-          </w:tcPr>
-          <w:p>
-            <w:r>
-              <w:rPr>
-                <w:color w:val="0B0B0B"/>
-              </w:rPr>
-              <w:t>10,00</w:t>
-            </w:r>
-          </w:p>
-        </w:tc>
-        <w:tc>
-          <w:tcPr>
-            <w:tcW w:type="dxa" w:w="1234"/>
-          </w:tcPr>
-          <w:p>
-            <w:r>
-              <w:rPr>
-                <w:color w:val="0B0B0B"/>
-              </w:rPr>
-              <w:t>2,47</w:t>
-            </w:r>
-          </w:p>
-        </w:tc>
-        <w:tc>
-          <w:tcPr>
-            <w:tcW w:type="dxa" w:w="1234"/>
-          </w:tcPr>
-          <w:p>
-            <w:r>
-              <w:rPr>
-                <w:color w:val="0B0B0B"/>
-              </w:rPr>
-              <w:t>0,085</w:t>
-            </w:r>
-          </w:p>
-        </w:tc>
-        <w:tc>
-          <w:tcPr>
-            <w:tcW w:type="dxa" w:w="1234"/>
-          </w:tcPr>
-          <w:p>
-            <w:r>
-              <w:rPr>
-                <w:color w:val="0B0B0B"/>
-              </w:rPr>
-              <w:t>9,78</w:t>
-            </w:r>
-          </w:p>
-        </w:tc>
-        <w:tc>
-          <w:tcPr>
-            <w:tcW w:type="dxa" w:w="1234"/>
-          </w:tcPr>
-          <w:p>
-            <w:r>
-              <w:rPr>
-                <w:color w:val="0B0B0B"/>
-              </w:rPr>
-              <w:t>9,89</w:t>
-            </w:r>
-          </w:p>
-        </w:tc>
-        <w:tc>
-          <w:tcPr>
-            <w:tcW w:type="dxa" w:w="1234"/>
-          </w:tcPr>
-          <w:p>
-            <w:r>
-              <w:rPr>
-                <w:color w:val="0B0B0B"/>
-              </w:rPr>
-              <w:t>зелёная</w:t>
-            </w:r>
-          </w:p>
-        </w:tc>
-      </w:tr>
-      <w:tr>
-        <w:tc>
-          <w:tcPr>
-            <w:tcW w:type="dxa" w:w="1234"/>
-          </w:tcPr>
-          <w:p>
-            <w:r>
-              <w:rPr>
-                <w:color w:val="0B0B0B"/>
-              </w:rPr>
-              <w:t>PD — необеспеченные кредиты</w:t>
-            </w:r>
-          </w:p>
-        </w:tc>
-        <w:tc>
-          <w:tcPr>
-            <w:tcW w:type="dxa" w:w="1234"/>
-          </w:tcPr>
-          <w:p>
-            <w:r>
-              <w:rPr>
-                <w:color w:val="0B0B0B"/>
-              </w:rPr>
-              <w:t>15,00</w:t>
-            </w:r>
-          </w:p>
-        </w:tc>
-        <w:tc>
-          <w:tcPr>
-            <w:tcW w:type="dxa" w:w="1234"/>
-          </w:tcPr>
-          <w:p>
-            <w:r>
-              <w:rPr>
-                <w:color w:val="0B0B0B"/>
-              </w:rPr>
-              <w:t>10,96</w:t>
-            </w:r>
-          </w:p>
-        </w:tc>
-        <w:tc>
-          <w:tcPr>
-            <w:tcW w:type="dxa" w:w="1234"/>
-          </w:tcPr>
-          <w:p>
-            <w:r>
-              <w:rPr>
-                <w:color w:val="0B0B0B"/>
-              </w:rPr>
-              <w:t>0,123</w:t>
-            </w:r>
-          </w:p>
-        </w:tc>
-        <w:tc>
-          <w:tcPr>
-            <w:tcW w:type="dxa" w:w="1234"/>
-          </w:tcPr>
-          <w:p>
-            <w:r>
-              <w:rPr>
-                <w:color w:val="0B0B0B"/>
-              </w:rPr>
-              <w:t>14,68</w:t>
-            </w:r>
-          </w:p>
-        </w:tc>
-        <w:tc>
-          <w:tcPr>
-            <w:tcW w:type="dxa" w:w="1234"/>
-          </w:tcPr>
-          <w:p>
-            <w:r>
-              <w:rPr>
-                <w:color w:val="0B0B0B"/>
-              </w:rPr>
-              <w:t>14,84</w:t>
-            </w:r>
-          </w:p>
-        </w:tc>
-        <w:tc>
-          <w:tcPr>
-            <w:tcW w:type="dxa" w:w="1234"/>
-          </w:tcPr>
-          <w:p>
-            <w:r>
-              <w:rPr>
-                <w:color w:val="0B0B0B"/>
-              </w:rPr>
-              <w:t>зелёная</w:t>
-            </w:r>
-          </w:p>
-        </w:tc>
-      </w:tr>
-      <w:tr>
-        <w:tc>
-          <w:tcPr>
-            <w:tcW w:type="dxa" w:w="1234"/>
-          </w:tcPr>
-          <w:p>
-            <w:r>
-              <w:rPr>
-                <w:color w:val="0B0B0B"/>
-              </w:rPr>
-              <w:t>PD — необеспеченные денежные</w:t>
-            </w:r>
-          </w:p>
-        </w:tc>
-        <w:tc>
-          <w:tcPr>
-            <w:tcW w:type="dxa" w:w="1234"/>
-          </w:tcPr>
-          <w:p>
-            <w:r>
-              <w:rPr>
-                <w:color w:val="0B0B0B"/>
-              </w:rPr>
-              <w:t>15,00</w:t>
-            </w:r>
-          </w:p>
-        </w:tc>
-        <w:tc>
-          <w:tcPr>
-            <w:tcW w:type="dxa" w:w="1234"/>
-          </w:tcPr>
-          <w:p>
-            <w:r>
-              <w:rPr>
-                <w:color w:val="0B0B0B"/>
-              </w:rPr>
-              <w:t>11,05</w:t>
-            </w:r>
-          </w:p>
-        </w:tc>
-        <w:tc>
-          <w:tcPr>
-            <w:tcW w:type="dxa" w:w="1234"/>
-          </w:tcPr>
-          <w:p>
-            <w:r>
-              <w:rPr>
-                <w:color w:val="0B0B0B"/>
-              </w:rPr>
-              <w:t>0,145</w:t>
-            </w:r>
-          </w:p>
-        </w:tc>
-        <w:tc>
-          <w:tcPr>
-            <w:tcW w:type="dxa" w:w="1234"/>
-          </w:tcPr>
-          <w:p>
-            <w:r>
-              <w:rPr>
-                <w:color w:val="0B0B0B"/>
-              </w:rPr>
-              <w:t>14,63</w:t>
-            </w:r>
-          </w:p>
-        </w:tc>
-        <w:tc>
-          <w:tcPr>
-            <w:tcW w:type="dxa" w:w="1234"/>
-          </w:tcPr>
-          <w:p>
-            <w:r>
-              <w:rPr>
-                <w:color w:val="0B0B0B"/>
-              </w:rPr>
-              <w:t>14,81</w:t>
-            </w:r>
-          </w:p>
-        </w:tc>
-        <w:tc>
-          <w:tcPr>
-            <w:tcW w:type="dxa" w:w="1234"/>
-          </w:tcPr>
-          <w:p>
-            <w:r>
-              <w:rPr>
-                <w:color w:val="0B0B0B"/>
-              </w:rPr>
-              <w:t>зелёная</w:t>
-            </w:r>
-          </w:p>
-        </w:tc>
-      </w:tr>
-      <w:tr>
-        <w:tc>
-          <w:tcPr>
-            <w:tcW w:type="dxa" w:w="1234"/>
-          </w:tcPr>
-          <w:p>
-            <w:r>
-              <w:rPr>
-                <w:color w:val="0B0B0B"/>
-              </w:rPr>
-              <w:t>PD — необеспеченные товарные</w:t>
-            </w:r>
-          </w:p>
-        </w:tc>
-        <w:tc>
-          <w:tcPr>
-            <w:tcW w:type="dxa" w:w="1234"/>
-          </w:tcPr>
-          <w:p>
-            <w:r>
-              <w:rPr>
-                <w:color w:val="0B0B0B"/>
-              </w:rPr>
-              <w:t>15,00</w:t>
-            </w:r>
-          </w:p>
-        </w:tc>
-        <w:tc>
-          <w:tcPr>
-            <w:tcW w:type="dxa" w:w="1234"/>
-          </w:tcPr>
-          <w:p>
-            <w:r>
-              <w:rPr>
-                <w:color w:val="0B0B0B"/>
-              </w:rPr>
-              <w:t>10,59</w:t>
-            </w:r>
-          </w:p>
-        </w:tc>
-        <w:tc>
-          <w:tcPr>
-            <w:tcW w:type="dxa" w:w="1234"/>
-          </w:tcPr>
-          <w:p>
-            <w:r>
-              <w:rPr>
-                <w:color w:val="0B0B0B"/>
-              </w:rPr>
-              <w:t>0,101</w:t>
-            </w:r>
-          </w:p>
-        </w:tc>
-        <w:tc>
-          <w:tcPr>
-            <w:tcW w:type="dxa" w:w="1234"/>
-          </w:tcPr>
-          <w:p>
-            <w:r>
-              <w:rPr>
-                <w:color w:val="0B0B0B"/>
-              </w:rPr>
-              <w:t>14,74</w:t>
-            </w:r>
-          </w:p>
-        </w:tc>
-        <w:tc>
-          <w:tcPr>
-            <w:tcW w:type="dxa" w:w="1234"/>
-          </w:tcPr>
-          <w:p>
-            <w:r>
-              <w:rPr>
-                <w:color w:val="0B0B0B"/>
-              </w:rPr>
-              <w:t>14,87</w:t>
-            </w:r>
-          </w:p>
-        </w:tc>
-        <w:tc>
-          <w:tcPr>
-            <w:tcW w:type="dxa" w:w="1234"/>
-          </w:tcPr>
-          <w:p>
-            <w:r>
-              <w:rPr>
-                <w:color w:val="0B0B0B"/>
-              </w:rPr>
-              <w:t>зелёная</w:t>
-            </w:r>
-          </w:p>
-        </w:tc>
-      </w:tr>
-      <w:tr>
-        <w:tc>
-          <w:tcPr>
-            <w:tcW w:type="dxa" w:w="1234"/>
-          </w:tcPr>
-          <w:p>
-            <w:r>
-              <w:rPr>
-                <w:color w:val="0B0B0B"/>
-              </w:rPr>
-              <w:t>PD — обеспеченные кредиты</w:t>
-            </w:r>
-          </w:p>
-        </w:tc>
-        <w:tc>
-          <w:tcPr>
-            <w:tcW w:type="dxa" w:w="1234"/>
-          </w:tcPr>
-          <w:p>
-            <w:r>
-              <w:rPr>
-                <w:color w:val="0B0B0B"/>
-              </w:rPr>
-              <w:t>7,00</w:t>
-            </w:r>
-          </w:p>
-        </w:tc>
-        <w:tc>
-          <w:tcPr>
-            <w:tcW w:type="dxa" w:w="1234"/>
-          </w:tcPr>
-          <w:p>
-            <w:r>
-              <w:rPr>
-                <w:color w:val="0B0B0B"/>
-              </w:rPr>
-              <w:t>5,01</w:t>
-            </w:r>
-          </w:p>
-        </w:tc>
-        <w:tc>
-          <w:tcPr>
-            <w:tcW w:type="dxa" w:w="1234"/>
-          </w:tcPr>
-          <w:p>
-            <w:r>
-              <w:rPr>
-                <w:color w:val="0B0B0B"/>
-              </w:rPr>
-              <w:t>0,100</w:t>
-            </w:r>
-          </w:p>
-        </w:tc>
-        <w:tc>
-          <w:tcPr>
-            <w:tcW w:type="dxa" w:w="1234"/>
-          </w:tcPr>
-          <w:p>
-            <w:r>
-              <w:rPr>
-                <w:color w:val="0B0B0B"/>
-              </w:rPr>
-              <w:t>6,74</w:t>
-            </w:r>
-          </w:p>
-        </w:tc>
-        <w:tc>
-          <w:tcPr>
-            <w:tcW w:type="dxa" w:w="1234"/>
-          </w:tcPr>
-          <w:p>
-            <w:r>
-              <w:rPr>
-                <w:color w:val="0B0B0B"/>
-              </w:rPr>
-              <w:t>6,87</w:t>
-            </w:r>
-          </w:p>
-        </w:tc>
-        <w:tc>
-          <w:tcPr>
-            <w:tcW w:type="dxa" w:w="1234"/>
-          </w:tcPr>
-          <w:p>
-            <w:r>
-              <w:rPr>
-                <w:color w:val="0B0B0B"/>
-              </w:rPr>
-              <w:t>зелёная</w:t>
-            </w:r>
-          </w:p>
-        </w:tc>
-      </w:tr>
-      <w:tr>
-        <w:tc>
-          <w:tcPr>
-            <w:tcW w:type="dxa" w:w="1234"/>
-          </w:tcPr>
-          <w:p>
-            <w:r>
-              <w:rPr>
-                <w:color w:val="0B0B0B"/>
-              </w:rPr>
-              <w:t>PD — прочие кредитные продукты</w:t>
-            </w:r>
-          </w:p>
-        </w:tc>
-        <w:tc>
-          <w:tcPr>
-            <w:tcW w:type="dxa" w:w="1234"/>
-          </w:tcPr>
-          <w:p>
-            <w:r>
-              <w:rPr>
-                <w:color w:val="0B0B0B"/>
-              </w:rPr>
-              <w:t>14,00</w:t>
-            </w:r>
-          </w:p>
-        </w:tc>
-        <w:tc>
-          <w:tcPr>
-            <w:tcW w:type="dxa" w:w="1234"/>
-          </w:tcPr>
-          <w:p>
-            <w:r>
-              <w:rPr>
-                <w:color w:val="0B0B0B"/>
-              </w:rPr>
-              <w:t>3,65</w:t>
-            </w:r>
-          </w:p>
-        </w:tc>
-        <w:tc>
-          <w:tcPr>
-            <w:tcW w:type="dxa" w:w="1234"/>
-          </w:tcPr>
-          <w:p>
-            <w:r>
-              <w:rPr>
-                <w:color w:val="0B0B0B"/>
-              </w:rPr>
-              <w:t>0,104</w:t>
-            </w:r>
-          </w:p>
-        </w:tc>
-        <w:tc>
-          <w:tcPr>
-            <w:tcW w:type="dxa" w:w="1234"/>
-          </w:tcPr>
-          <w:p>
-            <w:r>
-              <w:rPr>
-                <w:color w:val="0B0B0B"/>
-              </w:rPr>
-              <w:t>13,73</w:t>
-            </w:r>
-          </w:p>
-        </w:tc>
-        <w:tc>
-          <w:tcPr>
-            <w:tcW w:type="dxa" w:w="1234"/>
-          </w:tcPr>
-          <w:p>
-            <w:r>
-              <w:rPr>
-                <w:color w:val="0B0B0B"/>
-              </w:rPr>
-              <w:t>13,87</w:t>
-            </w:r>
-          </w:p>
-        </w:tc>
-        <w:tc>
-          <w:tcPr>
-            <w:tcW w:type="dxa" w:w="1234"/>
-          </w:tcPr>
-          <w:p>
-            <w:r>
-              <w:rPr>
-                <w:color w:val="0B0B0B"/>
-              </w:rPr>
-              <w:t>зелёная</w:t>
+              <w:t>модель не уже факта более чем на 25 %</w:t>
             </w:r>
           </w:p>
         </w:tc>
@@ -1458,21 +697,43 @@
           <w:b/>
           <w:color w:val="0B0B0B"/>
         </w:rPr>
-        <w:t>Все девять — в зелёной зоне.</w:t>
+        <w:t>Почему формальная нормальность не входит в условия.</w:t>
       </w:r>
       <w:r>
         <w:rPr>
           <w:color w:val="0B0B0B"/>
         </w:rPr>
-        <w:t xml:space="preserve"> Но сказать только это означало бы ввести читателя в заблуждение, и поэтому дальше идёт оговорка, без которой таблица бесполезна.</w:t>
+        <w:t xml:space="preserve"> Приращения двенадцати показателей проверены тремя тестами — Шапиро-Уилка, Жарка-Бера и Андерсона-Дарлинга. Формально нормальны три: топ-20, EL по обеспеченному и EL по прочему портфелю. Но формула работает не с отдельным месячным приращением, а с суммой приращений за T месяцев, и важно одно: покрывает ли буфер фактический ход. Это проверяется напрямую — условием К3. Центральная предельная теорема объясняет, почему сумма ближе к нормальной, чем слагаемые, однако на горизонте T = 4 её оценка погрешности (неравенство Берри-Эссеена) достигает ±46 пп. Поэтому на теорему мы не опираемся и проверяем результат на данных.</w:t>
       </w:r>
     </w:p>
     <w:p>
       <w:pPr>
-        <w:pStyle w:val="Heading3"/>
+        <w:jc w:val="both"/>
       </w:pPr>
       <w:r>
-        <w:t>N+1.1 Насколько далеко эти показатели от своих уровней</w:t>
+        <w:rPr>
+          <w:b/>
+          <w:color w:val="0B0B0B"/>
+        </w:rPr>
+        <w:t>Почему выбраны такие тесты и пороги.</w:t>
+      </w:r>
+    </w:p>
+    <w:p>
+      <w:pPr>
+        <w:pStyle w:val="ListBullet"/>
+      </w:pPr>
+      <w:r>
+        <w:rPr>
+          <w:b/>
+          <w:color w:val="0B0B0B"/>
+        </w:rPr>
+        <w:t>К2 — тест Левене, а не F-тест.</w:t>
+      </w:r>
+      <w:r>
+        <w:rPr>
+          <w:color w:val="0B0B0B"/>
+        </w:rPr>
+        <w:t xml:space="preserve"> Приращения девяти показателей из двенадцати</w:t>
       </w:r>
     </w:p>
     <w:p>
@@ -1483,33 +744,3120 @@
         <w:rPr>
           <w:color w:val="0B0B0B"/>
         </w:rPr>
-        <w:t xml:space="preserve">Расстояние измерено в единицах собственной волатильности показателя: </w:t>
+        <w:t>ненормальны, а классический F-тест равенства дисперсий к ненормальности неустойчив. Тест Левене с центрированием по медиане (Brown–Forsythe) — стандартная устойчивая замена. Уровень 5 % — общепринятый.</w:t>
+      </w:r>
+    </w:p>
+    <w:p>
+      <w:pPr>
+        <w:pStyle w:val="ListBullet"/>
+      </w:pPr>
+      <w:r>
+        <w:rPr>
+          <w:b/>
+          <w:color w:val="0B0B0B"/>
+        </w:rPr>
+        <w:t>Разбиение «февраль–март против остальных»</w:t>
+      </w:r>
+      <w:r>
+        <w:rPr>
+          <w:color w:val="0B0B0B"/>
+        </w:rPr>
+        <w:t xml:space="preserve"> задано календарём годовой отчётности</w:t>
+      </w:r>
+    </w:p>
+    <w:p>
+      <w:pPr>
+        <w:jc w:val="both"/>
+      </w:pPr>
+      <w:r>
+        <w:rPr>
+          <w:color w:val="0B0B0B"/>
+        </w:rPr>
+        <w:t>и одинаково для всех двенадцати показателей. Под отдельный показатель оно не подбиралось.</w:t>
+      </w:r>
+    </w:p>
+    <w:p>
+      <w:pPr>
+        <w:pStyle w:val="ListBullet"/>
+      </w:pPr>
+      <w:r>
+        <w:rPr>
+          <w:b/>
+          <w:color w:val="0B0B0B"/>
+        </w:rPr>
+        <w:t>Допуск К3 в 25 %</w:t>
+      </w:r>
+      <w:r>
+        <w:rPr>
+          <w:color w:val="0B0B0B"/>
+        </w:rPr>
+        <w:t xml:space="preserve"> — удвоенная стандартная ошибка оценки σ на 35 приращениях</w:t>
+      </w:r>
+    </w:p>
+    <w:p>
+      <w:pPr>
+        <w:jc w:val="both"/>
+      </w:pPr>
+      <w:r>
+        <w:rPr>
+          <w:color w:val="0B0B0B"/>
+        </w:rPr>
+        <w:t>(</w:t>
+      </w:r>
+      <w:r>
+        <w:rPr>
+          <w:rFonts w:ascii="Consolas" w:hAnsi="Consolas"/>
+          <w:color w:val="0B0B0B"/>
+          <w:sz w:val="19"/>
+        </w:rPr>
+        <w:t>1/√(2·34) ≈ 12 %</w:t>
+      </w:r>
+      <w:r>
+        <w:rPr>
+          <w:color w:val="0B0B0B"/>
+        </w:rPr>
+        <w:t>). Расхождение внутри допуска неотличимо от погрешности оценки самой σ.</w:t>
+      </w:r>
+    </w:p>
+    <w:p>
+      <w:pPr>
+        <w:pStyle w:val="Heading3"/>
+      </w:pPr>
+      <w:r>
+        <w:t>N.3 Результат: десять показателей на основном методе, два — на замещающем</w:t>
+      </w:r>
+    </w:p>
+    <w:tbl>
+      <w:tblPr>
+        <w:tblStyle w:val="TableGrid"/>
+        <w:tblW w:type="auto" w:w="0"/>
+        <w:jc w:val="center"/>
+        <w:tblLook w:firstColumn="1" w:firstRow="1" w:lastColumn="0" w:lastRow="0" w:noHBand="0" w:noVBand="1" w:val="04A0"/>
+      </w:tblPr>
+      <w:tblGrid>
+        <w:gridCol w:w="1080"/>
+        <w:gridCol w:w="1080"/>
+        <w:gridCol w:w="1080"/>
+        <w:gridCol w:w="1080"/>
+        <w:gridCol w:w="1080"/>
+        <w:gridCol w:w="1080"/>
+        <w:gridCol w:w="1080"/>
+        <w:gridCol w:w="1080"/>
+      </w:tblGrid>
+      <w:tr>
+        <w:tc>
+          <w:tcPr>
+            <w:tcW w:type="dxa" w:w="1080"/>
+          </w:tcPr>
+          <w:p>
+            <w:r>
+              <w:rPr>
+                <w:b/>
+                <w:color w:val="0B0B0B"/>
+              </w:rPr>
+              <w:t>Показатель</w:t>
+            </w:r>
+          </w:p>
+        </w:tc>
+        <w:tc>
+          <w:tcPr>
+            <w:tcW w:type="dxa" w:w="1080"/>
+          </w:tcPr>
+          <w:p>
+            <w:r>
+              <w:rPr>
+                <w:b/>
+                <w:color w:val="0B0B0B"/>
+              </w:rPr>
+              <w:t>К1: граница зелёной по M(T)</w:t>
+            </w:r>
+          </w:p>
+        </w:tc>
+        <w:tc>
+          <w:tcPr>
+            <w:tcW w:type="dxa" w:w="1080"/>
+          </w:tcPr>
+          <w:p>
+            <w:r>
+              <w:rPr>
+                <w:b/>
+                <w:color w:val="0B0B0B"/>
+              </w:rPr>
+              <w:t>К2: σ фев–мар / σ прочих</w:t>
+            </w:r>
+          </w:p>
+        </w:tc>
+        <w:tc>
+          <w:tcPr>
+            <w:tcW w:type="dxa" w:w="1080"/>
+          </w:tcPr>
+          <w:p>
+            <w:r>
+              <w:rPr>
+                <w:b/>
+                <w:color w:val="0B0B0B"/>
+              </w:rPr>
+              <w:t>Доля дисперсии в фев–мар</w:t>
+            </w:r>
+          </w:p>
+        </w:tc>
+        <w:tc>
+          <w:tcPr>
+            <w:tcW w:type="dxa" w:w="1080"/>
+          </w:tcPr>
+          <w:p>
+            <w:r>
+              <w:rPr>
+                <w:b/>
+                <w:color w:val="0B0B0B"/>
+              </w:rPr>
+              <w:t>К2: p Левене</w:t>
+            </w:r>
+          </w:p>
+        </w:tc>
+        <w:tc>
+          <w:tcPr>
+            <w:tcW w:type="dxa" w:w="1080"/>
+          </w:tcPr>
+          <w:p>
+            <w:r>
+              <w:rPr>
+                <w:b/>
+                <w:color w:val="0B0B0B"/>
+              </w:rPr>
+              <w:t>К3: T = 1</w:t>
+            </w:r>
+          </w:p>
+        </w:tc>
+        <w:tc>
+          <w:tcPr>
+            <w:tcW w:type="dxa" w:w="1080"/>
+          </w:tcPr>
+          <w:p>
+            <w:r>
+              <w:rPr>
+                <w:b/>
+                <w:color w:val="0B0B0B"/>
+              </w:rPr>
+              <w:t>К3: T = 4</w:t>
+            </w:r>
+          </w:p>
+        </w:tc>
+        <w:tc>
+          <w:tcPr>
+            <w:tcW w:type="dxa" w:w="1080"/>
+          </w:tcPr>
+          <w:p>
+            <w:r>
+              <w:rPr>
+                <w:b/>
+                <w:color w:val="0B0B0B"/>
+              </w:rPr>
+              <w:t>Метод</w:t>
+            </w:r>
+          </w:p>
+        </w:tc>
+      </w:tr>
+      <w:tr>
+        <w:tc>
+          <w:tcPr>
+            <w:tcW w:type="dxa" w:w="1080"/>
+          </w:tcPr>
+          <w:p>
+            <w:r>
+              <w:rPr>
+                <w:color w:val="0B0B0B"/>
+              </w:rPr>
+              <w:t>Топ-20 / СК</w:t>
+            </w:r>
+          </w:p>
+        </w:tc>
+        <w:tc>
+          <w:tcPr>
+            <w:tcW w:type="dxa" w:w="1080"/>
+          </w:tcPr>
+          <w:p>
+            <w:r>
+              <w:rPr>
+                <w:color w:val="0B0B0B"/>
+              </w:rPr>
+              <w:t>98,21</w:t>
+            </w:r>
+          </w:p>
+        </w:tc>
+        <w:tc>
+          <w:tcPr>
+            <w:tcW w:type="dxa" w:w="1080"/>
+          </w:tcPr>
+          <w:p>
+            <w:r>
+              <w:rPr>
+                <w:color w:val="0B0B0B"/>
+              </w:rPr>
+              <w:t>0,66</w:t>
+            </w:r>
+          </w:p>
+        </w:tc>
+        <w:tc>
+          <w:tcPr>
+            <w:tcW w:type="dxa" w:w="1080"/>
+          </w:tcPr>
+          <w:p>
+            <w:r>
+              <w:rPr>
+                <w:color w:val="0B0B0B"/>
+              </w:rPr>
+              <w:t>19 %</w:t>
+            </w:r>
+          </w:p>
+        </w:tc>
+        <w:tc>
+          <w:tcPr>
+            <w:tcW w:type="dxa" w:w="1080"/>
+          </w:tcPr>
+          <w:p>
+            <w:r>
+              <w:rPr>
+                <w:color w:val="0B0B0B"/>
+              </w:rPr>
+              <w:t>0,35</w:t>
+            </w:r>
+          </w:p>
+        </w:tc>
+        <w:tc>
+          <w:tcPr>
+            <w:tcW w:type="dxa" w:w="1080"/>
+          </w:tcPr>
+          <w:p>
+            <w:r>
+              <w:rPr>
+                <w:color w:val="0B0B0B"/>
+              </w:rPr>
+              <w:t>−1 %</w:t>
+            </w:r>
+          </w:p>
+        </w:tc>
+        <w:tc>
+          <w:tcPr>
+            <w:tcW w:type="dxa" w:w="1080"/>
+          </w:tcPr>
+          <w:p>
+            <w:r>
+              <w:rPr>
+                <w:color w:val="0B0B0B"/>
+              </w:rPr>
+              <w:t>+21 %</w:t>
+            </w:r>
+          </w:p>
+        </w:tc>
+        <w:tc>
+          <w:tcPr>
+            <w:tcW w:type="dxa" w:w="1080"/>
+          </w:tcPr>
+          <w:p>
+            <w:r>
+              <w:rPr>
+                <w:color w:val="0B0B0B"/>
+              </w:rPr>
+              <w:t>запас времени</w:t>
+            </w:r>
+          </w:p>
+        </w:tc>
+      </w:tr>
+      <w:tr>
+        <w:tc>
+          <w:tcPr>
+            <w:tcW w:type="dxa" w:w="1080"/>
+          </w:tcPr>
+          <w:p>
+            <w:r>
+              <w:rPr>
+                <w:color w:val="0B0B0B"/>
+              </w:rPr>
+              <w:t>EL — общий портфель</w:t>
+            </w:r>
+          </w:p>
+        </w:tc>
+        <w:tc>
+          <w:tcPr>
+            <w:tcW w:type="dxa" w:w="1080"/>
+          </w:tcPr>
+          <w:p>
+            <w:r>
+              <w:rPr>
+                <w:color w:val="0B0B0B"/>
+              </w:rPr>
+              <w:t>8,79</w:t>
+            </w:r>
+          </w:p>
+        </w:tc>
+        <w:tc>
+          <w:tcPr>
+            <w:tcW w:type="dxa" w:w="1080"/>
+          </w:tcPr>
+          <w:p>
+            <w:r>
+              <w:rPr>
+                <w:color w:val="0B0B0B"/>
+              </w:rPr>
+              <w:t>0,62</w:t>
+            </w:r>
+          </w:p>
+        </w:tc>
+        <w:tc>
+          <w:tcPr>
+            <w:tcW w:type="dxa" w:w="1080"/>
+          </w:tcPr>
+          <w:p>
+            <w:r>
+              <w:rPr>
+                <w:color w:val="0B0B0B"/>
+              </w:rPr>
+              <w:t>7 %</w:t>
+            </w:r>
+          </w:p>
+        </w:tc>
+        <w:tc>
+          <w:tcPr>
+            <w:tcW w:type="dxa" w:w="1080"/>
+          </w:tcPr>
+          <w:p>
+            <w:r>
+              <w:rPr>
+                <w:color w:val="0B0B0B"/>
+              </w:rPr>
+              <w:t>0,55</w:t>
+            </w:r>
+          </w:p>
+        </w:tc>
+        <w:tc>
+          <w:tcPr>
+            <w:tcW w:type="dxa" w:w="1080"/>
+          </w:tcPr>
+          <w:p>
+            <w:r>
+              <w:rPr>
+                <w:color w:val="0B0B0B"/>
+              </w:rPr>
+              <w:t>+148 %</w:t>
+            </w:r>
+          </w:p>
+        </w:tc>
+        <w:tc>
+          <w:tcPr>
+            <w:tcW w:type="dxa" w:w="1080"/>
+          </w:tcPr>
+          <w:p>
+            <w:r>
+              <w:rPr>
+                <w:color w:val="0B0B0B"/>
+              </w:rPr>
+              <w:t>+128 %</w:t>
+            </w:r>
+          </w:p>
+        </w:tc>
+        <w:tc>
+          <w:tcPr>
+            <w:tcW w:type="dxa" w:w="1080"/>
+          </w:tcPr>
+          <w:p>
+            <w:r>
+              <w:rPr>
+                <w:color w:val="0B0B0B"/>
+              </w:rPr>
+              <w:t>запас времени</w:t>
+            </w:r>
+          </w:p>
+        </w:tc>
+      </w:tr>
+      <w:tr>
+        <w:tc>
+          <w:tcPr>
+            <w:tcW w:type="dxa" w:w="1080"/>
+          </w:tcPr>
+          <w:p>
+            <w:r>
+              <w:rPr>
+                <w:color w:val="0B0B0B"/>
+              </w:rPr>
+              <w:t>EL — необеспеченный</w:t>
+            </w:r>
+          </w:p>
+        </w:tc>
+        <w:tc>
+          <w:tcPr>
+            <w:tcW w:type="dxa" w:w="1080"/>
+          </w:tcPr>
+          <w:p>
+            <w:r>
+              <w:rPr>
+                <w:color w:val="0B0B0B"/>
+              </w:rPr>
+              <w:t>9,68</w:t>
+            </w:r>
+          </w:p>
+        </w:tc>
+        <w:tc>
+          <w:tcPr>
+            <w:tcW w:type="dxa" w:w="1080"/>
+          </w:tcPr>
+          <w:p>
+            <w:r>
+              <w:rPr>
+                <w:color w:val="0B0B0B"/>
+              </w:rPr>
+              <w:t>0,63</w:t>
+            </w:r>
+          </w:p>
+        </w:tc>
+        <w:tc>
+          <w:tcPr>
+            <w:tcW w:type="dxa" w:w="1080"/>
+          </w:tcPr>
+          <w:p>
+            <w:r>
+              <w:rPr>
+                <w:color w:val="0B0B0B"/>
+              </w:rPr>
+              <w:t>7 %</w:t>
+            </w:r>
+          </w:p>
+        </w:tc>
+        <w:tc>
+          <w:tcPr>
+            <w:tcW w:type="dxa" w:w="1080"/>
+          </w:tcPr>
+          <w:p>
+            <w:r>
+              <w:rPr>
+                <w:color w:val="0B0B0B"/>
+              </w:rPr>
+              <w:t>0,34</w:t>
+            </w:r>
+          </w:p>
+        </w:tc>
+        <w:tc>
+          <w:tcPr>
+            <w:tcW w:type="dxa" w:w="1080"/>
+          </w:tcPr>
+          <w:p>
+            <w:r>
+              <w:rPr>
+                <w:color w:val="0B0B0B"/>
+              </w:rPr>
+              <w:t>−7 %</w:t>
+            </w:r>
+          </w:p>
+        </w:tc>
+        <w:tc>
+          <w:tcPr>
+            <w:tcW w:type="dxa" w:w="1080"/>
+          </w:tcPr>
+          <w:p>
+            <w:r>
+              <w:rPr>
+                <w:color w:val="0B0B0B"/>
+              </w:rPr>
+              <w:t>+28 %</w:t>
+            </w:r>
+          </w:p>
+        </w:tc>
+        <w:tc>
+          <w:tcPr>
+            <w:tcW w:type="dxa" w:w="1080"/>
+          </w:tcPr>
+          <w:p>
+            <w:r>
+              <w:rPr>
+                <w:color w:val="0B0B0B"/>
+              </w:rPr>
+              <w:t>запас времени</w:t>
+            </w:r>
+          </w:p>
+        </w:tc>
+      </w:tr>
+      <w:tr>
+        <w:tc>
+          <w:tcPr>
+            <w:tcW w:type="dxa" w:w="1080"/>
+          </w:tcPr>
+          <w:p>
+            <w:r>
+              <w:rPr>
+                <w:color w:val="0B0B0B"/>
+              </w:rPr>
+              <w:t>EL — обеспеченный</w:t>
+            </w:r>
+          </w:p>
+        </w:tc>
+        <w:tc>
+          <w:tcPr>
+            <w:tcW w:type="dxa" w:w="1080"/>
+          </w:tcPr>
+          <w:p>
+            <w:r>
+              <w:rPr>
+                <w:color w:val="0B0B0B"/>
+              </w:rPr>
+              <w:t>6,87</w:t>
+            </w:r>
+          </w:p>
+        </w:tc>
+        <w:tc>
+          <w:tcPr>
+            <w:tcW w:type="dxa" w:w="1080"/>
+          </w:tcPr>
+          <w:p>
+            <w:r>
+              <w:rPr>
+                <w:color w:val="0B0B0B"/>
+              </w:rPr>
+              <w:t>0,68</w:t>
+            </w:r>
+          </w:p>
+        </w:tc>
+        <w:tc>
+          <w:tcPr>
+            <w:tcW w:type="dxa" w:w="1080"/>
+          </w:tcPr>
+          <w:p>
+            <w:r>
+              <w:rPr>
+                <w:color w:val="0B0B0B"/>
+              </w:rPr>
+              <w:t>8 %</w:t>
+            </w:r>
+          </w:p>
+        </w:tc>
+        <w:tc>
+          <w:tcPr>
+            <w:tcW w:type="dxa" w:w="1080"/>
+          </w:tcPr>
+          <w:p>
+            <w:r>
+              <w:rPr>
+                <w:color w:val="0B0B0B"/>
+              </w:rPr>
+              <w:t>0,28</w:t>
+            </w:r>
+          </w:p>
+        </w:tc>
+        <w:tc>
+          <w:tcPr>
+            <w:tcW w:type="dxa" w:w="1080"/>
+          </w:tcPr>
+          <w:p>
+            <w:r>
+              <w:rPr>
+                <w:color w:val="0B0B0B"/>
+              </w:rPr>
+              <w:t>−13 %</w:t>
+            </w:r>
+          </w:p>
+        </w:tc>
+        <w:tc>
+          <w:tcPr>
+            <w:tcW w:type="dxa" w:w="1080"/>
+          </w:tcPr>
+          <w:p>
+            <w:r>
+              <w:rPr>
+                <w:color w:val="0B0B0B"/>
+              </w:rPr>
+              <w:t>−14 %</w:t>
+            </w:r>
+          </w:p>
+        </w:tc>
+        <w:tc>
+          <w:tcPr>
+            <w:tcW w:type="dxa" w:w="1080"/>
+          </w:tcPr>
+          <w:p>
+            <w:r>
+              <w:rPr>
+                <w:color w:val="0B0B0B"/>
+              </w:rPr>
+              <w:t>запас времени</w:t>
+            </w:r>
+          </w:p>
+        </w:tc>
+      </w:tr>
+      <w:tr>
+        <w:tc>
+          <w:tcPr>
+            <w:tcW w:type="dxa" w:w="1080"/>
+          </w:tcPr>
+          <w:p>
+            <w:r>
+              <w:rPr>
+                <w:color w:val="0B0B0B"/>
+              </w:rPr>
+              <w:t>EL — прочий</w:t>
+            </w:r>
+          </w:p>
+        </w:tc>
+        <w:tc>
+          <w:tcPr>
+            <w:tcW w:type="dxa" w:w="1080"/>
+          </w:tcPr>
+          <w:p>
+            <w:r>
+              <w:rPr>
+                <w:color w:val="0B0B0B"/>
+              </w:rPr>
+              <w:t>9,78</w:t>
+            </w:r>
+          </w:p>
+        </w:tc>
+        <w:tc>
+          <w:tcPr>
+            <w:tcW w:type="dxa" w:w="1080"/>
+          </w:tcPr>
+          <w:p>
+            <w:r>
+              <w:rPr>
+                <w:color w:val="0B0B0B"/>
+              </w:rPr>
+              <w:t>0,85</w:t>
+            </w:r>
+          </w:p>
+        </w:tc>
+        <w:tc>
+          <w:tcPr>
+            <w:tcW w:type="dxa" w:w="1080"/>
+          </w:tcPr>
+          <w:p>
+            <w:r>
+              <w:rPr>
+                <w:color w:val="0B0B0B"/>
+              </w:rPr>
+              <w:t>12 %</w:t>
+            </w:r>
+          </w:p>
+        </w:tc>
+        <w:tc>
+          <w:tcPr>
+            <w:tcW w:type="dxa" w:w="1080"/>
+          </w:tcPr>
+          <w:p>
+            <w:r>
+              <w:rPr>
+                <w:color w:val="0B0B0B"/>
+              </w:rPr>
+              <w:t>0,59</w:t>
+            </w:r>
+          </w:p>
+        </w:tc>
+        <w:tc>
+          <w:tcPr>
+            <w:tcW w:type="dxa" w:w="1080"/>
+          </w:tcPr>
+          <w:p>
+            <w:r>
+              <w:rPr>
+                <w:color w:val="0B0B0B"/>
+              </w:rPr>
+              <w:t>+92 %</w:t>
+            </w:r>
+          </w:p>
+        </w:tc>
+        <w:tc>
+          <w:tcPr>
+            <w:tcW w:type="dxa" w:w="1080"/>
+          </w:tcPr>
+          <w:p>
+            <w:r>
+              <w:rPr>
+                <w:color w:val="0B0B0B"/>
+              </w:rPr>
+              <w:t>+119 %</w:t>
+            </w:r>
+          </w:p>
+        </w:tc>
+        <w:tc>
+          <w:tcPr>
+            <w:tcW w:type="dxa" w:w="1080"/>
+          </w:tcPr>
+          <w:p>
+            <w:r>
+              <w:rPr>
+                <w:color w:val="0B0B0B"/>
+              </w:rPr>
+              <w:t>запас времени</w:t>
+            </w:r>
+          </w:p>
+        </w:tc>
+      </w:tr>
+      <w:tr>
+        <w:tc>
+          <w:tcPr>
+            <w:tcW w:type="dxa" w:w="1080"/>
+          </w:tcPr>
+          <w:p>
+            <w:r>
+              <w:rPr>
+                <w:color w:val="0B0B0B"/>
+              </w:rPr>
+              <w:t>PD — необеспеченные</w:t>
+            </w:r>
+          </w:p>
+        </w:tc>
+        <w:tc>
+          <w:tcPr>
+            <w:tcW w:type="dxa" w:w="1080"/>
+          </w:tcPr>
+          <w:p>
+            <w:r>
+              <w:rPr>
+                <w:color w:val="0B0B0B"/>
+              </w:rPr>
+              <w:t>14,68</w:t>
+            </w:r>
+          </w:p>
+        </w:tc>
+        <w:tc>
+          <w:tcPr>
+            <w:tcW w:type="dxa" w:w="1080"/>
+          </w:tcPr>
+          <w:p>
+            <w:r>
+              <w:rPr>
+                <w:color w:val="0B0B0B"/>
+              </w:rPr>
+              <w:t>0,61</w:t>
+            </w:r>
+          </w:p>
+        </w:tc>
+        <w:tc>
+          <w:tcPr>
+            <w:tcW w:type="dxa" w:w="1080"/>
+          </w:tcPr>
+          <w:p>
+            <w:r>
+              <w:rPr>
+                <w:color w:val="0B0B0B"/>
+              </w:rPr>
+              <w:t>8 %</w:t>
+            </w:r>
+          </w:p>
+        </w:tc>
+        <w:tc>
+          <w:tcPr>
+            <w:tcW w:type="dxa" w:w="1080"/>
+          </w:tcPr>
+          <w:p>
+            <w:r>
+              <w:rPr>
+                <w:color w:val="0B0B0B"/>
+              </w:rPr>
+              <w:t>0,42</w:t>
+            </w:r>
+          </w:p>
+        </w:tc>
+        <w:tc>
+          <w:tcPr>
+            <w:tcW w:type="dxa" w:w="1080"/>
+          </w:tcPr>
+          <w:p>
+            <w:r>
+              <w:rPr>
+                <w:color w:val="0B0B0B"/>
+              </w:rPr>
+              <w:t>+36 %</w:t>
+            </w:r>
+          </w:p>
+        </w:tc>
+        <w:tc>
+          <w:tcPr>
+            <w:tcW w:type="dxa" w:w="1080"/>
+          </w:tcPr>
+          <w:p>
+            <w:r>
+              <w:rPr>
+                <w:color w:val="0B0B0B"/>
+              </w:rPr>
+              <w:t>+83 %</w:t>
+            </w:r>
+          </w:p>
+        </w:tc>
+        <w:tc>
+          <w:tcPr>
+            <w:tcW w:type="dxa" w:w="1080"/>
+          </w:tcPr>
+          <w:p>
+            <w:r>
+              <w:rPr>
+                <w:color w:val="0B0B0B"/>
+              </w:rPr>
+              <w:t>запас времени</w:t>
+            </w:r>
+          </w:p>
+        </w:tc>
+      </w:tr>
+      <w:tr>
+        <w:tc>
+          <w:tcPr>
+            <w:tcW w:type="dxa" w:w="1080"/>
+          </w:tcPr>
+          <w:p>
+            <w:r>
+              <w:rPr>
+                <w:color w:val="0B0B0B"/>
+              </w:rPr>
+              <w:t>PD — необеспеченные денежные</w:t>
+            </w:r>
+          </w:p>
+        </w:tc>
+        <w:tc>
+          <w:tcPr>
+            <w:tcW w:type="dxa" w:w="1080"/>
+          </w:tcPr>
+          <w:p>
+            <w:r>
+              <w:rPr>
+                <w:color w:val="0B0B0B"/>
+              </w:rPr>
+              <w:t>14,63</w:t>
+            </w:r>
+          </w:p>
+        </w:tc>
+        <w:tc>
+          <w:tcPr>
+            <w:tcW w:type="dxa" w:w="1080"/>
+          </w:tcPr>
+          <w:p>
+            <w:r>
+              <w:rPr>
+                <w:color w:val="0B0B0B"/>
+              </w:rPr>
+              <w:t>0,58</w:t>
+            </w:r>
+          </w:p>
+        </w:tc>
+        <w:tc>
+          <w:tcPr>
+            <w:tcW w:type="dxa" w:w="1080"/>
+          </w:tcPr>
+          <w:p>
+            <w:r>
+              <w:rPr>
+                <w:color w:val="0B0B0B"/>
+              </w:rPr>
+              <w:t>6 %</w:t>
+            </w:r>
+          </w:p>
+        </w:tc>
+        <w:tc>
+          <w:tcPr>
+            <w:tcW w:type="dxa" w:w="1080"/>
+          </w:tcPr>
+          <w:p>
+            <w:r>
+              <w:rPr>
+                <w:color w:val="0B0B0B"/>
+              </w:rPr>
+              <w:t>0,35</w:t>
+            </w:r>
+          </w:p>
+        </w:tc>
+        <w:tc>
+          <w:tcPr>
+            <w:tcW w:type="dxa" w:w="1080"/>
+          </w:tcPr>
+          <w:p>
+            <w:r>
+              <w:rPr>
+                <w:color w:val="0B0B0B"/>
+              </w:rPr>
+              <w:t>+54 %</w:t>
+            </w:r>
+          </w:p>
+        </w:tc>
+        <w:tc>
+          <w:tcPr>
+            <w:tcW w:type="dxa" w:w="1080"/>
+          </w:tcPr>
+          <w:p>
+            <w:r>
+              <w:rPr>
+                <w:color w:val="0B0B0B"/>
+              </w:rPr>
+              <w:t>+68 %</w:t>
+            </w:r>
+          </w:p>
+        </w:tc>
+        <w:tc>
+          <w:tcPr>
+            <w:tcW w:type="dxa" w:w="1080"/>
+          </w:tcPr>
+          <w:p>
+            <w:r>
+              <w:rPr>
+                <w:color w:val="0B0B0B"/>
+              </w:rPr>
+              <w:t>запас времени</w:t>
+            </w:r>
+          </w:p>
+        </w:tc>
+      </w:tr>
+      <w:tr>
+        <w:tc>
+          <w:tcPr>
+            <w:tcW w:type="dxa" w:w="1080"/>
+          </w:tcPr>
+          <w:p>
+            <w:r>
+              <w:rPr>
+                <w:color w:val="0B0B0B"/>
+              </w:rPr>
+              <w:t>PD — необеспеченные товарные</w:t>
+            </w:r>
+          </w:p>
+        </w:tc>
+        <w:tc>
+          <w:tcPr>
+            <w:tcW w:type="dxa" w:w="1080"/>
+          </w:tcPr>
+          <w:p>
+            <w:r>
+              <w:rPr>
+                <w:color w:val="0B0B0B"/>
+              </w:rPr>
+              <w:t>14,74</w:t>
+            </w:r>
+          </w:p>
+        </w:tc>
+        <w:tc>
+          <w:tcPr>
+            <w:tcW w:type="dxa" w:w="1080"/>
+          </w:tcPr>
+          <w:p>
+            <w:r>
+              <w:rPr>
+                <w:color w:val="0B0B0B"/>
+              </w:rPr>
+              <w:t>1,76</w:t>
+            </w:r>
+          </w:p>
+        </w:tc>
+        <w:tc>
+          <w:tcPr>
+            <w:tcW w:type="dxa" w:w="1080"/>
+          </w:tcPr>
+          <w:p>
+            <w:r>
+              <w:rPr>
+                <w:color w:val="0B0B0B"/>
+              </w:rPr>
+              <w:t>41 %</w:t>
+            </w:r>
+          </w:p>
+        </w:tc>
+        <w:tc>
+          <w:tcPr>
+            <w:tcW w:type="dxa" w:w="1080"/>
+          </w:tcPr>
+          <w:p>
+            <w:r>
+              <w:rPr>
+                <w:color w:val="0B0B0B"/>
+              </w:rPr>
+              <w:t>0,08</w:t>
+            </w:r>
+          </w:p>
+        </w:tc>
+        <w:tc>
+          <w:tcPr>
+            <w:tcW w:type="dxa" w:w="1080"/>
+          </w:tcPr>
+          <w:p>
+            <w:r>
+              <w:rPr>
+                <w:color w:val="0B0B0B"/>
+              </w:rPr>
+              <w:t>+50 %</w:t>
+            </w:r>
+          </w:p>
+        </w:tc>
+        <w:tc>
+          <w:tcPr>
+            <w:tcW w:type="dxa" w:w="1080"/>
+          </w:tcPr>
+          <w:p>
+            <w:r>
+              <w:rPr>
+                <w:color w:val="0B0B0B"/>
+              </w:rPr>
+              <w:t>+524 %</w:t>
+            </w:r>
+          </w:p>
+        </w:tc>
+        <w:tc>
+          <w:tcPr>
+            <w:tcW w:type="dxa" w:w="1080"/>
+          </w:tcPr>
+          <w:p>
+            <w:r>
+              <w:rPr>
+                <w:color w:val="0B0B0B"/>
+              </w:rPr>
+              <w:t>запас времени</w:t>
+            </w:r>
+          </w:p>
+        </w:tc>
+      </w:tr>
+      <w:tr>
+        <w:tc>
+          <w:tcPr>
+            <w:tcW w:type="dxa" w:w="1080"/>
+          </w:tcPr>
+          <w:p>
+            <w:r>
+              <w:rPr>
+                <w:color w:val="0B0B0B"/>
+              </w:rPr>
+              <w:t>PD — обеспеченные</w:t>
+            </w:r>
+          </w:p>
+        </w:tc>
+        <w:tc>
+          <w:tcPr>
+            <w:tcW w:type="dxa" w:w="1080"/>
+          </w:tcPr>
+          <w:p>
+            <w:r>
+              <w:rPr>
+                <w:color w:val="0B0B0B"/>
+              </w:rPr>
+              <w:t>6,74</w:t>
+            </w:r>
+          </w:p>
+        </w:tc>
+        <w:tc>
+          <w:tcPr>
+            <w:tcW w:type="dxa" w:w="1080"/>
+          </w:tcPr>
+          <w:p>
+            <w:r>
+              <w:rPr>
+                <w:color w:val="0B0B0B"/>
+              </w:rPr>
+              <w:t>0,21</w:t>
+            </w:r>
+          </w:p>
+        </w:tc>
+        <w:tc>
+          <w:tcPr>
+            <w:tcW w:type="dxa" w:w="1080"/>
+          </w:tcPr>
+          <w:p>
+            <w:r>
+              <w:rPr>
+                <w:color w:val="0B0B0B"/>
+              </w:rPr>
+              <w:t>1 %</w:t>
+            </w:r>
+          </w:p>
+        </w:tc>
+        <w:tc>
+          <w:tcPr>
+            <w:tcW w:type="dxa" w:w="1080"/>
+          </w:tcPr>
+          <w:p>
+            <w:r>
+              <w:rPr>
+                <w:color w:val="0B0B0B"/>
+              </w:rPr>
+              <w:t>0,12</w:t>
+            </w:r>
+          </w:p>
+        </w:tc>
+        <w:tc>
+          <w:tcPr>
+            <w:tcW w:type="dxa" w:w="1080"/>
+          </w:tcPr>
+          <w:p>
+            <w:r>
+              <w:rPr>
+                <w:color w:val="0B0B0B"/>
+              </w:rPr>
+              <w:t>+49 %</w:t>
+            </w:r>
+          </w:p>
+        </w:tc>
+        <w:tc>
+          <w:tcPr>
+            <w:tcW w:type="dxa" w:w="1080"/>
+          </w:tcPr>
+          <w:p>
+            <w:r>
+              <w:rPr>
+                <w:color w:val="0B0B0B"/>
+              </w:rPr>
+              <w:t>−19 %</w:t>
+            </w:r>
+          </w:p>
+        </w:tc>
+        <w:tc>
+          <w:tcPr>
+            <w:tcW w:type="dxa" w:w="1080"/>
+          </w:tcPr>
+          <w:p>
+            <w:r>
+              <w:rPr>
+                <w:color w:val="0B0B0B"/>
+              </w:rPr>
+              <w:t>запас времени</w:t>
+            </w:r>
+          </w:p>
+        </w:tc>
+      </w:tr>
+      <w:tr>
+        <w:tc>
+          <w:tcPr>
+            <w:tcW w:type="dxa" w:w="1080"/>
+          </w:tcPr>
+          <w:p>
+            <w:r>
+              <w:rPr>
+                <w:color w:val="0B0B0B"/>
+              </w:rPr>
+              <w:t>PD — прочие</w:t>
+            </w:r>
+          </w:p>
+        </w:tc>
+        <w:tc>
+          <w:tcPr>
+            <w:tcW w:type="dxa" w:w="1080"/>
+          </w:tcPr>
+          <w:p>
+            <w:r>
+              <w:rPr>
+                <w:color w:val="0B0B0B"/>
+              </w:rPr>
+              <w:t>13,73</w:t>
+            </w:r>
+          </w:p>
+        </w:tc>
+        <w:tc>
+          <w:tcPr>
+            <w:tcW w:type="dxa" w:w="1080"/>
+          </w:tcPr>
+          <w:p>
+            <w:r>
+              <w:rPr>
+                <w:color w:val="0B0B0B"/>
+              </w:rPr>
+              <w:t>1,30</w:t>
+            </w:r>
+          </w:p>
+        </w:tc>
+        <w:tc>
+          <w:tcPr>
+            <w:tcW w:type="dxa" w:w="1080"/>
+          </w:tcPr>
+          <w:p>
+            <w:r>
+              <w:rPr>
+                <w:color w:val="0B0B0B"/>
+              </w:rPr>
+              <w:t>23 %</w:t>
+            </w:r>
+          </w:p>
+        </w:tc>
+        <w:tc>
+          <w:tcPr>
+            <w:tcW w:type="dxa" w:w="1080"/>
+          </w:tcPr>
+          <w:p>
+            <w:r>
+              <w:rPr>
+                <w:color w:val="0B0B0B"/>
+              </w:rPr>
+              <w:t>0,46</w:t>
+            </w:r>
+          </w:p>
+        </w:tc>
+        <w:tc>
+          <w:tcPr>
+            <w:tcW w:type="dxa" w:w="1080"/>
+          </w:tcPr>
+          <w:p>
+            <w:r>
+              <w:rPr>
+                <w:color w:val="0B0B0B"/>
+              </w:rPr>
+              <w:t>+118 %</w:t>
+            </w:r>
+          </w:p>
+        </w:tc>
+        <w:tc>
+          <w:tcPr>
+            <w:tcW w:type="dxa" w:w="1080"/>
+          </w:tcPr>
+          <w:p>
+            <w:r>
+              <w:rPr>
+                <w:color w:val="0B0B0B"/>
+              </w:rPr>
+              <w:t>+92 %</w:t>
+            </w:r>
+          </w:p>
+        </w:tc>
+        <w:tc>
+          <w:tcPr>
+            <w:tcW w:type="dxa" w:w="1080"/>
+          </w:tcPr>
+          <w:p>
+            <w:r>
+              <w:rPr>
+                <w:color w:val="0B0B0B"/>
+              </w:rPr>
+              <w:t>запас времени</w:t>
+            </w:r>
+          </w:p>
+        </w:tc>
+      </w:tr>
+      <w:tr>
+        <w:tc>
+          <w:tcPr>
+            <w:tcW w:type="dxa" w:w="1080"/>
+          </w:tcPr>
+          <w:p>
+            <w:r>
+              <w:rPr>
+                <w:b/>
+                <w:color w:val="0B0B0B"/>
+              </w:rPr>
+              <w:t>CoR — КБ и ПБ</w:t>
+            </w:r>
+          </w:p>
+        </w:tc>
+        <w:tc>
+          <w:tcPr>
+            <w:tcW w:type="dxa" w:w="1080"/>
+          </w:tcPr>
+          <w:p>
+            <w:r>
+              <w:rPr>
+                <w:b/>
+                <w:color w:val="0B0B0B"/>
+              </w:rPr>
+              <w:t>−0,29</w:t>
+            </w:r>
+          </w:p>
+        </w:tc>
+        <w:tc>
+          <w:tcPr>
+            <w:tcW w:type="dxa" w:w="1080"/>
+          </w:tcPr>
+          <w:p>
+            <w:r>
+              <w:rPr>
+                <w:b/>
+                <w:color w:val="0B0B0B"/>
+              </w:rPr>
+              <w:t>5,04</w:t>
+            </w:r>
+          </w:p>
+        </w:tc>
+        <w:tc>
+          <w:tcPr>
+            <w:tcW w:type="dxa" w:w="1080"/>
+          </w:tcPr>
+          <w:p>
+            <w:r>
+              <w:rPr>
+                <w:b/>
+                <w:color w:val="0B0B0B"/>
+              </w:rPr>
+              <w:t>82 %</w:t>
+            </w:r>
+          </w:p>
+        </w:tc>
+        <w:tc>
+          <w:tcPr>
+            <w:tcW w:type="dxa" w:w="1080"/>
+          </w:tcPr>
+          <w:p>
+            <w:r>
+              <w:rPr>
+                <w:b/>
+                <w:color w:val="0B0B0B"/>
+              </w:rPr>
+              <w:t>0,0004</w:t>
+            </w:r>
+          </w:p>
+        </w:tc>
+        <w:tc>
+          <w:tcPr>
+            <w:tcW w:type="dxa" w:w="1080"/>
+          </w:tcPr>
+          <w:p>
+            <w:r>
+              <w:rPr>
+                <w:color w:val="0B0B0B"/>
+              </w:rPr>
+              <w:t>+97 %</w:t>
+            </w:r>
+          </w:p>
+        </w:tc>
+        <w:tc>
+          <w:tcPr>
+            <w:tcW w:type="dxa" w:w="1080"/>
+          </w:tcPr>
+          <w:p>
+            <w:r>
+              <w:rPr>
+                <w:color w:val="0B0B0B"/>
+              </w:rPr>
+              <w:t>+85 %</w:t>
+            </w:r>
+          </w:p>
+        </w:tc>
+        <w:tc>
+          <w:tcPr>
+            <w:tcW w:type="dxa" w:w="1080"/>
+          </w:tcPr>
+          <w:p>
+            <w:r>
+              <w:rPr>
+                <w:b/>
+                <w:color w:val="0B0B0B"/>
+              </w:rPr>
+              <w:t>замещающий</w:t>
+            </w:r>
+          </w:p>
+        </w:tc>
+      </w:tr>
+      <w:tr>
+        <w:tc>
+          <w:tcPr>
+            <w:tcW w:type="dxa" w:w="1080"/>
+          </w:tcPr>
+          <w:p>
+            <w:r>
+              <w:rPr>
+                <w:b/>
+                <w:color w:val="0B0B0B"/>
+              </w:rPr>
+              <w:t>CoR — МСБ</w:t>
+            </w:r>
+          </w:p>
+        </w:tc>
+        <w:tc>
+          <w:tcPr>
+            <w:tcW w:type="dxa" w:w="1080"/>
+          </w:tcPr>
+          <w:p>
+            <w:r>
+              <w:rPr>
+                <w:color w:val="0B0B0B"/>
+              </w:rPr>
+              <w:t>1,80</w:t>
+            </w:r>
+          </w:p>
+        </w:tc>
+        <w:tc>
+          <w:tcPr>
+            <w:tcW w:type="dxa" w:w="1080"/>
+          </w:tcPr>
+          <w:p>
+            <w:r>
+              <w:rPr>
+                <w:b/>
+                <w:color w:val="0B0B0B"/>
+              </w:rPr>
+              <w:t>4,86</w:t>
+            </w:r>
+          </w:p>
+        </w:tc>
+        <w:tc>
+          <w:tcPr>
+            <w:tcW w:type="dxa" w:w="1080"/>
+          </w:tcPr>
+          <w:p>
+            <w:r>
+              <w:rPr>
+                <w:b/>
+                <w:color w:val="0B0B0B"/>
+              </w:rPr>
+              <w:t>81 %</w:t>
+            </w:r>
+          </w:p>
+        </w:tc>
+        <w:tc>
+          <w:tcPr>
+            <w:tcW w:type="dxa" w:w="1080"/>
+          </w:tcPr>
+          <w:p>
+            <w:r>
+              <w:rPr>
+                <w:b/>
+                <w:color w:val="0B0B0B"/>
+              </w:rPr>
+              <w:t>&lt; 0,0001</w:t>
+            </w:r>
+          </w:p>
+        </w:tc>
+        <w:tc>
+          <w:tcPr>
+            <w:tcW w:type="dxa" w:w="1080"/>
+          </w:tcPr>
+          <w:p>
+            <w:r>
+              <w:rPr>
+                <w:color w:val="0B0B0B"/>
+              </w:rPr>
+              <w:t>+84 %</w:t>
+            </w:r>
+          </w:p>
+        </w:tc>
+        <w:tc>
+          <w:tcPr>
+            <w:tcW w:type="dxa" w:w="1080"/>
+          </w:tcPr>
+          <w:p>
+            <w:r>
+              <w:rPr>
+                <w:color w:val="0B0B0B"/>
+              </w:rPr>
+              <w:t>+28 %</w:t>
+            </w:r>
+          </w:p>
+        </w:tc>
+        <w:tc>
+          <w:tcPr>
+            <w:tcW w:type="dxa" w:w="1080"/>
+          </w:tcPr>
+          <w:p>
+            <w:r>
+              <w:rPr>
+                <w:b/>
+                <w:color w:val="0B0B0B"/>
+              </w:rPr>
+              <w:t>замещающий</w:t>
+            </w:r>
+          </w:p>
+        </w:tc>
+      </w:tr>
+    </w:tbl>
+    <w:p/>
+    <w:p>
+      <w:pPr>
+        <w:jc w:val="both"/>
+      </w:pPr>
+      <w:r>
+        <w:rPr>
+          <w:color w:val="0B0B0B"/>
+        </w:rPr>
+        <w:t>*Доля дисперсии* — какая часть изменчивости месячных приращений приходится на шесть приращений февраля–марта из 35. При однородном ходе она составляла бы около 17 %. *К3* — насколько буфер модели шире (+) или уже (−) фактического 90-го процентиля.</w:t>
+      </w:r>
+    </w:p>
+    <w:p>
+      <w:pPr>
+        <w:jc w:val="both"/>
+      </w:pPr>
+      <w:r>
+        <w:rPr>
+          <w:b/>
+          <w:color w:val="0B0B0B"/>
+        </w:rPr>
+        <w:t>Десять показателей выполняют все три условия.</w:t>
+      </w:r>
+      <w:r>
+        <w:rPr>
+          <w:color w:val="0B0B0B"/>
+        </w:rPr>
+        <w:t xml:space="preserve"> Среди них топ-20, для которого метод был выбран первым. Правило, применённое к нему наравне с остальными, его не отклоняет.</w:t>
+      </w:r>
+    </w:p>
+    <w:p>
+      <w:pPr>
+        <w:jc w:val="both"/>
+      </w:pPr>
+      <w:r>
+        <w:rPr>
+          <w:b/>
+          <w:color w:val="0B0B0B"/>
+        </w:rPr>
+        <w:t>Обе метрики стоимости риска не выполняют К2.</w:t>
+      </w:r>
+      <w:r>
+        <w:rPr>
+          <w:color w:val="0B0B0B"/>
+        </w:rPr>
+        <w:t xml:space="preserve"> Четыре пятых всей изменчивости их месячных приращений (82 % и 81 %) приходится на два месяца годового закрытия: волатильность февраля–марта в 5,04 и 4,86 раза выше, чем в остальные месяцы. У остальных десяти показателей это отношение не превышает 1,76. Стоимость риска по КБ и ПБ, кроме того, не выполняет К1: </w:t>
+      </w:r>
+      <w:r>
+        <w:rPr>
+          <w:rFonts w:ascii="Consolas" w:hAnsi="Consolas"/>
+          <w:color w:val="0B0B0B"/>
+          <w:sz w:val="19"/>
+        </w:rPr>
+        <w:t>M(4) = 3,285</w:t>
+      </w:r>
+      <w:r>
+        <w:rPr>
+          <w:color w:val="0B0B0B"/>
+        </w:rPr>
+        <w:t xml:space="preserve"> больше уровня 3,00.</w:t>
+      </w:r>
+    </w:p>
+    <w:p>
+      <w:pPr>
+        <w:jc w:val="both"/>
+      </w:pPr>
+      <w:r>
+        <w:rPr>
+          <w:color w:val="0B0B0B"/>
+        </w:rPr>
+        <w:t>Это и есть та ненормальность, которую формула поглотить не может. У остальных десяти показателей отклонения от нормальности такой календарной структуры не имеют: доля февраля–марта в их дисперсии от 1 до 41 %, отношение σ не выше 1,76. Такие отклонения сглаживаются в сумме за четыре месяца — это подтверждает К3. Распределение приращений CoR — смесь двух режимов с разной шириной (эксцесс 12,5 и 8,0). Единая σ для такого ряда ошибается систематически, а не случайно: граница оказывается слишком узкой в месяцы закрытия и слишком широкой в остальные десять.</w:t>
+      </w:r>
+    </w:p>
+    <w:p>
+      <w:pPr>
+        <w:jc w:val="both"/>
+      </w:pPr>
+      <w:r>
+        <w:rPr>
+          <w:b/>
+          <w:color w:val="0B0B0B"/>
+        </w:rPr>
+        <w:t>Где решение ближе всего к порогу — раскрывается сознательно.</w:t>
+      </w:r>
+    </w:p>
+    <w:p>
+      <w:pPr>
+        <w:pStyle w:val="ListBullet"/>
+      </w:pPr>
+      <w:r>
+        <w:rPr>
+          <w:color w:val="0B0B0B"/>
+        </w:rPr>
+        <w:t>По К2 ближе всех PD по необеспеченным товарным кредитам: p = 0,08, отношение 1,76.</w:t>
+      </w:r>
+    </w:p>
+    <w:p>
+      <w:pPr>
+        <w:pStyle w:val="ListBullet"/>
+      </w:pPr>
+      <w:r>
+        <w:rPr>
+          <w:color w:val="0B0B0B"/>
+        </w:rPr>
+        <w:t>По К3 ближе всех PD по обеспеченным кредитам: на горизонте четырёх месяцев модельный</w:t>
+      </w:r>
+    </w:p>
+    <w:p>
+      <w:pPr>
+        <w:jc w:val="both"/>
+      </w:pPr>
+      <w:r>
+        <w:rPr>
+          <w:color w:val="0B0B0B"/>
+        </w:rPr>
+        <w:t>буфер на 19 % уже фактического процентиля. Это в пределах погрешности оценки σ.</w:t>
+      </w:r>
+    </w:p>
+    <w:p>
+      <w:pPr>
+        <w:pStyle w:val="ListBullet"/>
+      </w:pPr>
+      <w:r>
+        <w:rPr>
+          <w:color w:val="0B0B0B"/>
+        </w:rPr>
+        <w:t>Классический F-тест на уровне 5 % добавил бы к двум CoR оба этих показателя (p = 0,049</w:t>
+      </w:r>
+    </w:p>
+    <w:p>
+      <w:pPr>
+        <w:jc w:val="both"/>
+      </w:pPr>
+      <w:r>
+        <w:rPr>
+          <w:color w:val="0B0B0B"/>
+        </w:rPr>
+        <w:t>и p = 0,003). У PD обеспеченных отклонение обратного знака: в феврале–марте этот показатель в пять раз *спокойнее* прочих месяцев, и единая σ ниже σ обычных месяцев на 9 % — в пределах допуска.</w:t>
+      </w:r>
+    </w:p>
+    <w:p>
+      <w:pPr>
+        <w:pStyle w:val="ListBullet"/>
+      </w:pPr>
+      <w:r>
+        <w:rPr>
+          <w:color w:val="0B0B0B"/>
+        </w:rPr>
+        <w:t>По обоим показателям прямая проверка К3 подтверждает, что буфер покрывает фактический</w:t>
+      </w:r>
+    </w:p>
+    <w:p>
+      <w:pPr>
+        <w:jc w:val="both"/>
+      </w:pPr>
+      <w:r>
+        <w:rPr>
+          <w:color w:val="0B0B0B"/>
+        </w:rPr>
+        <w:t>ход. Оба входят в ежегодный бэк-тест (§ N+4).</w:t>
+      </w:r>
+    </w:p>
+    <w:p>
+      <w:pPr>
+        <w:jc w:val="both"/>
+      </w:pPr>
+      <w:r>
+        <w:rPr>
+          <w:color w:val="0B0B0B"/>
+        </w:rPr>
+        <w:t>Для двух CoR вывод не зависит ни от выбора теста, ни от уровня значимости: оба теста отклоняют однородность с p &lt; 0,001.</w:t>
+      </w:r>
+    </w:p>
+    <w:p>
+      <w:pPr>
+        <w:pStyle w:val="Heading2"/>
+      </w:pPr>
+      <w:r>
+        <w:t>N+1. Девять розничных показателей: основной метод без изменений</w:t>
+      </w:r>
+    </w:p>
+    <w:p>
+      <w:pPr>
+        <w:jc w:val="both"/>
+      </w:pPr>
+      <w:r>
+        <w:rPr>
+          <w:color w:val="0B0B0B"/>
+        </w:rPr>
+        <w:t>Пять показателей вероятности дефолта и четыре показателя ожидаемых потерь выполняют все три условия. К ним применена формула запаса времени с параметрами топ-20: T = 4 месяца для границы зелёной зоны, T = 1 месяц для границы красной, z(0,90) = 1,2816.</w:t>
+      </w:r>
+    </w:p>
+    <w:tbl>
+      <w:tblPr>
+        <w:tblStyle w:val="TableGrid"/>
+        <w:tblW w:type="auto" w:w="0"/>
+        <w:jc w:val="center"/>
+        <w:tblLook w:firstColumn="1" w:firstRow="1" w:lastColumn="0" w:lastRow="0" w:noHBand="0" w:noVBand="1" w:val="04A0"/>
+      </w:tblPr>
+      <w:tblGrid>
+        <w:gridCol w:w="1080"/>
+        <w:gridCol w:w="1080"/>
+        <w:gridCol w:w="1080"/>
+        <w:gridCol w:w="1080"/>
+        <w:gridCol w:w="1080"/>
+        <w:gridCol w:w="1080"/>
+        <w:gridCol w:w="1080"/>
+        <w:gridCol w:w="1080"/>
+      </w:tblGrid>
+      <w:tr>
+        <w:tc>
+          <w:tcPr>
+            <w:tcW w:type="dxa" w:w="1080"/>
+          </w:tcPr>
+          <w:p>
+            <w:r>
+              <w:rPr>
+                <w:b/>
+                <w:color w:val="0B0B0B"/>
+              </w:rPr>
+              <w:t>Показатель</w:t>
+            </w:r>
+          </w:p>
+        </w:tc>
+        <w:tc>
+          <w:tcPr>
+            <w:tcW w:type="dxa" w:w="1080"/>
+          </w:tcPr>
+          <w:p>
+            <w:r>
+              <w:rPr>
+                <w:b/>
+                <w:color w:val="0B0B0B"/>
+              </w:rPr>
+              <w:t>Уровень</w:t>
+            </w:r>
+          </w:p>
+        </w:tc>
+        <w:tc>
+          <w:tcPr>
+            <w:tcW w:type="dxa" w:w="1080"/>
+          </w:tcPr>
+          <w:p>
+            <w:r>
+              <w:rPr>
+                <w:b/>
+                <w:color w:val="0B0B0B"/>
+              </w:rPr>
+              <w:t>Факт 07.2026</w:t>
+            </w:r>
+          </w:p>
+        </w:tc>
+        <w:tc>
+          <w:tcPr>
+            <w:tcW w:type="dxa" w:w="1080"/>
+          </w:tcPr>
+          <w:p>
+            <w:r>
+              <w:rPr>
+                <w:b/>
+                <w:color w:val="0B0B0B"/>
+              </w:rPr>
+              <w:t>σ_Δ</w:t>
+            </w:r>
+          </w:p>
+        </w:tc>
+        <w:tc>
+          <w:tcPr>
+            <w:tcW w:type="dxa" w:w="1080"/>
+          </w:tcPr>
+          <w:p>
+            <w:r>
+              <w:rPr>
+                <w:b/>
+                <w:color w:val="0B0B0B"/>
+              </w:rPr>
+              <w:t>Граница зелёной</w:t>
+            </w:r>
+          </w:p>
+        </w:tc>
+        <w:tc>
+          <w:tcPr>
+            <w:tcW w:type="dxa" w:w="1080"/>
+          </w:tcPr>
+          <w:p>
+            <w:r>
+              <w:rPr>
+                <w:b/>
+                <w:color w:val="0B0B0B"/>
+              </w:rPr>
+              <w:t>Граница красной</w:t>
+            </w:r>
+          </w:p>
+        </w:tc>
+        <w:tc>
+          <w:tcPr>
+            <w:tcW w:type="dxa" w:w="1080"/>
+          </w:tcPr>
+          <w:p>
+            <w:r>
+              <w:rPr>
+                <w:b/>
+                <w:color w:val="0B0B0B"/>
+              </w:rPr>
+              <w:t>Зона</w:t>
+            </w:r>
+          </w:p>
+        </w:tc>
+        <w:tc>
+          <w:tcPr>
+            <w:tcW w:type="dxa" w:w="1080"/>
+          </w:tcPr>
+          <w:p>
+            <w:r>
+              <w:rPr>
+                <w:b/>
+                <w:color w:val="0B0B0B"/>
+              </w:rPr>
+              <w:t>Расстояние до уровня, σ</w:t>
+            </w:r>
+          </w:p>
+        </w:tc>
+      </w:tr>
+      <w:tr>
+        <w:tc>
+          <w:tcPr>
+            <w:tcW w:type="dxa" w:w="1080"/>
+          </w:tcPr>
+          <w:p>
+            <w:r>
+              <w:rPr>
+                <w:color w:val="0B0B0B"/>
+              </w:rPr>
+              <w:t>EL — общий портфель</w:t>
+            </w:r>
+          </w:p>
+        </w:tc>
+        <w:tc>
+          <w:tcPr>
+            <w:tcW w:type="dxa" w:w="1080"/>
+          </w:tcPr>
+          <w:p>
+            <w:r>
+              <w:rPr>
+                <w:color w:val="0B0B0B"/>
+              </w:rPr>
+              <w:t>9,00</w:t>
+            </w:r>
+          </w:p>
+        </w:tc>
+        <w:tc>
+          <w:tcPr>
+            <w:tcW w:type="dxa" w:w="1080"/>
+          </w:tcPr>
+          <w:p>
+            <w:r>
+              <w:rPr>
+                <w:color w:val="0B0B0B"/>
+              </w:rPr>
+              <w:t>2,76</w:t>
+            </w:r>
+          </w:p>
+        </w:tc>
+        <w:tc>
+          <w:tcPr>
+            <w:tcW w:type="dxa" w:w="1080"/>
+          </w:tcPr>
+          <w:p>
+            <w:r>
+              <w:rPr>
+                <w:color w:val="0B0B0B"/>
+              </w:rPr>
+              <w:t>0,080</w:t>
+            </w:r>
+          </w:p>
+        </w:tc>
+        <w:tc>
+          <w:tcPr>
+            <w:tcW w:type="dxa" w:w="1080"/>
+          </w:tcPr>
+          <w:p>
+            <w:r>
+              <w:rPr>
+                <w:color w:val="0B0B0B"/>
+              </w:rPr>
+              <w:t>8,79</w:t>
+            </w:r>
+          </w:p>
+        </w:tc>
+        <w:tc>
+          <w:tcPr>
+            <w:tcW w:type="dxa" w:w="1080"/>
+          </w:tcPr>
+          <w:p>
+            <w:r>
+              <w:rPr>
+                <w:color w:val="0B0B0B"/>
+              </w:rPr>
+              <w:t>8,90</w:t>
+            </w:r>
+          </w:p>
+        </w:tc>
+        <w:tc>
+          <w:tcPr>
+            <w:tcW w:type="dxa" w:w="1080"/>
+          </w:tcPr>
+          <w:p>
+            <w:r>
+              <w:rPr>
+                <w:color w:val="0B0B0B"/>
+              </w:rPr>
+              <w:t>зелёная</w:t>
+            </w:r>
+          </w:p>
+        </w:tc>
+        <w:tc>
+          <w:tcPr>
+            <w:tcW w:type="dxa" w:w="1080"/>
+          </w:tcPr>
+          <w:p>
+            <w:r>
+              <w:rPr>
+                <w:color w:val="0B0B0B"/>
+              </w:rPr>
+              <w:t>77,9</w:t>
+            </w:r>
+          </w:p>
+        </w:tc>
+      </w:tr>
+      <w:tr>
+        <w:tc>
+          <w:tcPr>
+            <w:tcW w:type="dxa" w:w="1080"/>
+          </w:tcPr>
+          <w:p>
+            <w:r>
+              <w:rPr>
+                <w:color w:val="0B0B0B"/>
+              </w:rPr>
+              <w:t>EL — необеспеченный</w:t>
+            </w:r>
+          </w:p>
+        </w:tc>
+        <w:tc>
+          <w:tcPr>
+            <w:tcW w:type="dxa" w:w="1080"/>
+          </w:tcPr>
+          <w:p>
+            <w:r>
+              <w:rPr>
+                <w:color w:val="0B0B0B"/>
+              </w:rPr>
+              <w:t>10,00</w:t>
+            </w:r>
+          </w:p>
+        </w:tc>
+        <w:tc>
+          <w:tcPr>
+            <w:tcW w:type="dxa" w:w="1080"/>
+          </w:tcPr>
+          <w:p>
+            <w:r>
+              <w:rPr>
+                <w:color w:val="0B0B0B"/>
+              </w:rPr>
+              <w:t>7,57</w:t>
+            </w:r>
+          </w:p>
+        </w:tc>
+        <w:tc>
+          <w:tcPr>
+            <w:tcW w:type="dxa" w:w="1080"/>
+          </w:tcPr>
+          <w:p>
+            <w:r>
+              <w:rPr>
+                <w:color w:val="0B0B0B"/>
+              </w:rPr>
+              <w:t>0,127</w:t>
+            </w:r>
+          </w:p>
+        </w:tc>
+        <w:tc>
+          <w:tcPr>
+            <w:tcW w:type="dxa" w:w="1080"/>
+          </w:tcPr>
+          <w:p>
+            <w:r>
+              <w:rPr>
+                <w:color w:val="0B0B0B"/>
+              </w:rPr>
+              <w:t>9,68</w:t>
+            </w:r>
+          </w:p>
+        </w:tc>
+        <w:tc>
+          <w:tcPr>
+            <w:tcW w:type="dxa" w:w="1080"/>
+          </w:tcPr>
+          <w:p>
+            <w:r>
+              <w:rPr>
+                <w:color w:val="0B0B0B"/>
+              </w:rPr>
+              <w:t>9,84</w:t>
+            </w:r>
+          </w:p>
+        </w:tc>
+        <w:tc>
+          <w:tcPr>
+            <w:tcW w:type="dxa" w:w="1080"/>
+          </w:tcPr>
+          <w:p>
+            <w:r>
+              <w:rPr>
+                <w:color w:val="0B0B0B"/>
+              </w:rPr>
+              <w:t>зелёная</w:t>
+            </w:r>
+          </w:p>
+        </w:tc>
+        <w:tc>
+          <w:tcPr>
+            <w:tcW w:type="dxa" w:w="1080"/>
+          </w:tcPr>
+          <w:p>
+            <w:r>
+              <w:rPr>
+                <w:color w:val="0B0B0B"/>
+              </w:rPr>
+              <w:t>19,2</w:t>
+            </w:r>
+          </w:p>
+        </w:tc>
+      </w:tr>
+      <w:tr>
+        <w:tc>
+          <w:tcPr>
+            <w:tcW w:type="dxa" w:w="1080"/>
+          </w:tcPr>
+          <w:p>
+            <w:r>
+              <w:rPr>
+                <w:color w:val="0B0B0B"/>
+              </w:rPr>
+              <w:t>EL — обеспеченный</w:t>
+            </w:r>
+          </w:p>
+        </w:tc>
+        <w:tc>
+          <w:tcPr>
+            <w:tcW w:type="dxa" w:w="1080"/>
+          </w:tcPr>
+          <w:p>
+            <w:r>
+              <w:rPr>
+                <w:color w:val="0B0B0B"/>
+              </w:rPr>
+              <w:t>7,00</w:t>
+            </w:r>
+          </w:p>
+        </w:tc>
+        <w:tc>
+          <w:tcPr>
+            <w:tcW w:type="dxa" w:w="1080"/>
+          </w:tcPr>
+          <w:p>
+            <w:r>
+              <w:rPr>
+                <w:color w:val="0B0B0B"/>
+              </w:rPr>
+              <w:t>1,64</w:t>
+            </w:r>
+          </w:p>
+        </w:tc>
+        <w:tc>
+          <w:tcPr>
+            <w:tcW w:type="dxa" w:w="1080"/>
+          </w:tcPr>
+          <w:p>
+            <w:r>
+              <w:rPr>
+                <w:color w:val="0B0B0B"/>
+              </w:rPr>
+              <w:t>0,052</w:t>
+            </w:r>
+          </w:p>
+        </w:tc>
+        <w:tc>
+          <w:tcPr>
+            <w:tcW w:type="dxa" w:w="1080"/>
+          </w:tcPr>
+          <w:p>
+            <w:r>
+              <w:rPr>
+                <w:color w:val="0B0B0B"/>
+              </w:rPr>
+              <w:t>6,87</w:t>
+            </w:r>
+          </w:p>
+        </w:tc>
+        <w:tc>
+          <w:tcPr>
+            <w:tcW w:type="dxa" w:w="1080"/>
+          </w:tcPr>
+          <w:p>
+            <w:r>
+              <w:rPr>
+                <w:color w:val="0B0B0B"/>
+              </w:rPr>
+              <w:t>6,93</w:t>
+            </w:r>
+          </w:p>
+        </w:tc>
+        <w:tc>
+          <w:tcPr>
+            <w:tcW w:type="dxa" w:w="1080"/>
+          </w:tcPr>
+          <w:p>
+            <w:r>
+              <w:rPr>
+                <w:color w:val="0B0B0B"/>
+              </w:rPr>
+              <w:t>зелёная</w:t>
+            </w:r>
+          </w:p>
+        </w:tc>
+        <w:tc>
+          <w:tcPr>
+            <w:tcW w:type="dxa" w:w="1080"/>
+          </w:tcPr>
+          <w:p>
+            <w:r>
+              <w:rPr>
+                <w:color w:val="0B0B0B"/>
+              </w:rPr>
+              <w:t>103,9</w:t>
+            </w:r>
+          </w:p>
+        </w:tc>
+      </w:tr>
+      <w:tr>
+        <w:tc>
+          <w:tcPr>
+            <w:tcW w:type="dxa" w:w="1080"/>
+          </w:tcPr>
+          <w:p>
+            <w:r>
+              <w:rPr>
+                <w:color w:val="0B0B0B"/>
+              </w:rPr>
+              <w:t>EL — прочий</w:t>
+            </w:r>
+          </w:p>
+        </w:tc>
+        <w:tc>
+          <w:tcPr>
+            <w:tcW w:type="dxa" w:w="1080"/>
+          </w:tcPr>
+          <w:p>
+            <w:r>
+              <w:rPr>
+                <w:color w:val="0B0B0B"/>
+              </w:rPr>
+              <w:t>10,00</w:t>
+            </w:r>
+          </w:p>
+        </w:tc>
+        <w:tc>
+          <w:tcPr>
+            <w:tcW w:type="dxa" w:w="1080"/>
+          </w:tcPr>
+          <w:p>
+            <w:r>
+              <w:rPr>
+                <w:color w:val="0B0B0B"/>
+              </w:rPr>
+              <w:t>2,47</w:t>
+            </w:r>
+          </w:p>
+        </w:tc>
+        <w:tc>
+          <w:tcPr>
+            <w:tcW w:type="dxa" w:w="1080"/>
+          </w:tcPr>
+          <w:p>
+            <w:r>
+              <w:rPr>
+                <w:color w:val="0B0B0B"/>
+              </w:rPr>
+              <w:t>0,085</w:t>
+            </w:r>
+          </w:p>
+        </w:tc>
+        <w:tc>
+          <w:tcPr>
+            <w:tcW w:type="dxa" w:w="1080"/>
+          </w:tcPr>
+          <w:p>
+            <w:r>
+              <w:rPr>
+                <w:color w:val="0B0B0B"/>
+              </w:rPr>
+              <w:t>9,78</w:t>
+            </w:r>
+          </w:p>
+        </w:tc>
+        <w:tc>
+          <w:tcPr>
+            <w:tcW w:type="dxa" w:w="1080"/>
+          </w:tcPr>
+          <w:p>
+            <w:r>
+              <w:rPr>
+                <w:color w:val="0B0B0B"/>
+              </w:rPr>
+              <w:t>9,89</w:t>
+            </w:r>
+          </w:p>
+        </w:tc>
+        <w:tc>
+          <w:tcPr>
+            <w:tcW w:type="dxa" w:w="1080"/>
+          </w:tcPr>
+          <w:p>
+            <w:r>
+              <w:rPr>
+                <w:color w:val="0B0B0B"/>
+              </w:rPr>
+              <w:t>зелёная</w:t>
+            </w:r>
+          </w:p>
+        </w:tc>
+        <w:tc>
+          <w:tcPr>
+            <w:tcW w:type="dxa" w:w="1080"/>
+          </w:tcPr>
+          <w:p>
+            <w:r>
+              <w:rPr>
+                <w:color w:val="0B0B0B"/>
+              </w:rPr>
+              <w:t>88,3</w:t>
+            </w:r>
+          </w:p>
+        </w:tc>
+      </w:tr>
+      <w:tr>
+        <w:tc>
+          <w:tcPr>
+            <w:tcW w:type="dxa" w:w="1080"/>
+          </w:tcPr>
+          <w:p>
+            <w:r>
+              <w:rPr>
+                <w:color w:val="0B0B0B"/>
+              </w:rPr>
+              <w:t>PD — необеспеченные</w:t>
+            </w:r>
+          </w:p>
+        </w:tc>
+        <w:tc>
+          <w:tcPr>
+            <w:tcW w:type="dxa" w:w="1080"/>
+          </w:tcPr>
+          <w:p>
+            <w:r>
+              <w:rPr>
+                <w:color w:val="0B0B0B"/>
+              </w:rPr>
+              <w:t>15,00</w:t>
+            </w:r>
+          </w:p>
+        </w:tc>
+        <w:tc>
+          <w:tcPr>
+            <w:tcW w:type="dxa" w:w="1080"/>
+          </w:tcPr>
+          <w:p>
+            <w:r>
+              <w:rPr>
+                <w:color w:val="0B0B0B"/>
+              </w:rPr>
+              <w:t>10,96</w:t>
+            </w:r>
+          </w:p>
+        </w:tc>
+        <w:tc>
+          <w:tcPr>
+            <w:tcW w:type="dxa" w:w="1080"/>
+          </w:tcPr>
+          <w:p>
+            <w:r>
+              <w:rPr>
+                <w:color w:val="0B0B0B"/>
+              </w:rPr>
+              <w:t>0,123</w:t>
+            </w:r>
+          </w:p>
+        </w:tc>
+        <w:tc>
+          <w:tcPr>
+            <w:tcW w:type="dxa" w:w="1080"/>
+          </w:tcPr>
+          <w:p>
+            <w:r>
+              <w:rPr>
+                <w:color w:val="0B0B0B"/>
+              </w:rPr>
+              <w:t>14,68</w:t>
+            </w:r>
+          </w:p>
+        </w:tc>
+        <w:tc>
+          <w:tcPr>
+            <w:tcW w:type="dxa" w:w="1080"/>
+          </w:tcPr>
+          <w:p>
+            <w:r>
+              <w:rPr>
+                <w:color w:val="0B0B0B"/>
+              </w:rPr>
+              <w:t>14,84</w:t>
+            </w:r>
+          </w:p>
+        </w:tc>
+        <w:tc>
+          <w:tcPr>
+            <w:tcW w:type="dxa" w:w="1080"/>
+          </w:tcPr>
+          <w:p>
+            <w:r>
+              <w:rPr>
+                <w:color w:val="0B0B0B"/>
+              </w:rPr>
+              <w:t>зелёная</w:t>
+            </w:r>
+          </w:p>
+        </w:tc>
+        <w:tc>
+          <w:tcPr>
+            <w:tcW w:type="dxa" w:w="1080"/>
+          </w:tcPr>
+          <w:p>
+            <w:r>
+              <w:rPr>
+                <w:color w:val="0B0B0B"/>
+              </w:rPr>
+              <w:t>32,7</w:t>
+            </w:r>
+          </w:p>
+        </w:tc>
+      </w:tr>
+      <w:tr>
+        <w:tc>
+          <w:tcPr>
+            <w:tcW w:type="dxa" w:w="1080"/>
+          </w:tcPr>
+          <w:p>
+            <w:r>
+              <w:rPr>
+                <w:color w:val="0B0B0B"/>
+              </w:rPr>
+              <w:t>PD — необеспеченные денежные</w:t>
+            </w:r>
+          </w:p>
+        </w:tc>
+        <w:tc>
+          <w:tcPr>
+            <w:tcW w:type="dxa" w:w="1080"/>
+          </w:tcPr>
+          <w:p>
+            <w:r>
+              <w:rPr>
+                <w:color w:val="0B0B0B"/>
+              </w:rPr>
+              <w:t>15,00</w:t>
+            </w:r>
+          </w:p>
+        </w:tc>
+        <w:tc>
+          <w:tcPr>
+            <w:tcW w:type="dxa" w:w="1080"/>
+          </w:tcPr>
+          <w:p>
+            <w:r>
+              <w:rPr>
+                <w:color w:val="0B0B0B"/>
+              </w:rPr>
+              <w:t>11,05</w:t>
+            </w:r>
+          </w:p>
+        </w:tc>
+        <w:tc>
+          <w:tcPr>
+            <w:tcW w:type="dxa" w:w="1080"/>
+          </w:tcPr>
+          <w:p>
+            <w:r>
+              <w:rPr>
+                <w:color w:val="0B0B0B"/>
+              </w:rPr>
+              <w:t>0,145</w:t>
+            </w:r>
+          </w:p>
+        </w:tc>
+        <w:tc>
+          <w:tcPr>
+            <w:tcW w:type="dxa" w:w="1080"/>
+          </w:tcPr>
+          <w:p>
+            <w:r>
+              <w:rPr>
+                <w:color w:val="0B0B0B"/>
+              </w:rPr>
+              <w:t>14,63</w:t>
+            </w:r>
+          </w:p>
+        </w:tc>
+        <w:tc>
+          <w:tcPr>
+            <w:tcW w:type="dxa" w:w="1080"/>
+          </w:tcPr>
+          <w:p>
+            <w:r>
+              <w:rPr>
+                <w:color w:val="0B0B0B"/>
+              </w:rPr>
+              <w:t>14,81</w:t>
+            </w:r>
+          </w:p>
+        </w:tc>
+        <w:tc>
+          <w:tcPr>
+            <w:tcW w:type="dxa" w:w="1080"/>
+          </w:tcPr>
+          <w:p>
+            <w:r>
+              <w:rPr>
+                <w:color w:val="0B0B0B"/>
+              </w:rPr>
+              <w:t>зелёная</w:t>
+            </w:r>
+          </w:p>
+        </w:tc>
+        <w:tc>
+          <w:tcPr>
+            <w:tcW w:type="dxa" w:w="1080"/>
+          </w:tcPr>
+          <w:p>
+            <w:r>
+              <w:rPr>
+                <w:color w:val="0B0B0B"/>
+              </w:rPr>
+              <w:t>27,3</w:t>
+            </w:r>
+          </w:p>
+        </w:tc>
+      </w:tr>
+      <w:tr>
+        <w:tc>
+          <w:tcPr>
+            <w:tcW w:type="dxa" w:w="1080"/>
+          </w:tcPr>
+          <w:p>
+            <w:r>
+              <w:rPr>
+                <w:color w:val="0B0B0B"/>
+              </w:rPr>
+              <w:t>PD — необеспеченные товарные</w:t>
+            </w:r>
+          </w:p>
+        </w:tc>
+        <w:tc>
+          <w:tcPr>
+            <w:tcW w:type="dxa" w:w="1080"/>
+          </w:tcPr>
+          <w:p>
+            <w:r>
+              <w:rPr>
+                <w:color w:val="0B0B0B"/>
+              </w:rPr>
+              <w:t>15,00</w:t>
+            </w:r>
+          </w:p>
+        </w:tc>
+        <w:tc>
+          <w:tcPr>
+            <w:tcW w:type="dxa" w:w="1080"/>
+          </w:tcPr>
+          <w:p>
+            <w:r>
+              <w:rPr>
+                <w:color w:val="0B0B0B"/>
+              </w:rPr>
+              <w:t>10,59</w:t>
+            </w:r>
+          </w:p>
+        </w:tc>
+        <w:tc>
+          <w:tcPr>
+            <w:tcW w:type="dxa" w:w="1080"/>
+          </w:tcPr>
+          <w:p>
+            <w:r>
+              <w:rPr>
+                <w:color w:val="0B0B0B"/>
+              </w:rPr>
+              <w:t>0,101</w:t>
+            </w:r>
+          </w:p>
+        </w:tc>
+        <w:tc>
+          <w:tcPr>
+            <w:tcW w:type="dxa" w:w="1080"/>
+          </w:tcPr>
+          <w:p>
+            <w:r>
+              <w:rPr>
+                <w:color w:val="0B0B0B"/>
+              </w:rPr>
+              <w:t>14,74</w:t>
+            </w:r>
+          </w:p>
+        </w:tc>
+        <w:tc>
+          <w:tcPr>
+            <w:tcW w:type="dxa" w:w="1080"/>
+          </w:tcPr>
+          <w:p>
+            <w:r>
+              <w:rPr>
+                <w:color w:val="0B0B0B"/>
+              </w:rPr>
+              <w:t>14,87</w:t>
+            </w:r>
+          </w:p>
+        </w:tc>
+        <w:tc>
+          <w:tcPr>
+            <w:tcW w:type="dxa" w:w="1080"/>
+          </w:tcPr>
+          <w:p>
+            <w:r>
+              <w:rPr>
+                <w:color w:val="0B0B0B"/>
+              </w:rPr>
+              <w:t>зелёная</w:t>
+            </w:r>
+          </w:p>
+        </w:tc>
+        <w:tc>
+          <w:tcPr>
+            <w:tcW w:type="dxa" w:w="1080"/>
+          </w:tcPr>
+          <w:p>
+            <w:r>
+              <w:rPr>
+                <w:color w:val="0B0B0B"/>
+              </w:rPr>
+              <w:t>43,7</w:t>
+            </w:r>
+          </w:p>
+        </w:tc>
+      </w:tr>
+      <w:tr>
+        <w:tc>
+          <w:tcPr>
+            <w:tcW w:type="dxa" w:w="1080"/>
+          </w:tcPr>
+          <w:p>
+            <w:r>
+              <w:rPr>
+                <w:color w:val="0B0B0B"/>
+              </w:rPr>
+              <w:t>PD — обеспеченные</w:t>
+            </w:r>
+          </w:p>
+        </w:tc>
+        <w:tc>
+          <w:tcPr>
+            <w:tcW w:type="dxa" w:w="1080"/>
+          </w:tcPr>
+          <w:p>
+            <w:r>
+              <w:rPr>
+                <w:color w:val="0B0B0B"/>
+              </w:rPr>
+              <w:t>7,00</w:t>
+            </w:r>
+          </w:p>
+        </w:tc>
+        <w:tc>
+          <w:tcPr>
+            <w:tcW w:type="dxa" w:w="1080"/>
+          </w:tcPr>
+          <w:p>
+            <w:r>
+              <w:rPr>
+                <w:color w:val="0B0B0B"/>
+              </w:rPr>
+              <w:t>5,01</w:t>
+            </w:r>
+          </w:p>
+        </w:tc>
+        <w:tc>
+          <w:tcPr>
+            <w:tcW w:type="dxa" w:w="1080"/>
+          </w:tcPr>
+          <w:p>
+            <w:r>
+              <w:rPr>
+                <w:color w:val="0B0B0B"/>
+              </w:rPr>
+              <w:t>0,100</w:t>
+            </w:r>
+          </w:p>
+        </w:tc>
+        <w:tc>
+          <w:tcPr>
+            <w:tcW w:type="dxa" w:w="1080"/>
+          </w:tcPr>
+          <w:p>
+            <w:r>
+              <w:rPr>
+                <w:color w:val="0B0B0B"/>
+              </w:rPr>
+              <w:t>6,74</w:t>
+            </w:r>
+          </w:p>
+        </w:tc>
+        <w:tc>
+          <w:tcPr>
+            <w:tcW w:type="dxa" w:w="1080"/>
+          </w:tcPr>
+          <w:p>
+            <w:r>
+              <w:rPr>
+                <w:color w:val="0B0B0B"/>
+              </w:rPr>
+              <w:t>6,87</w:t>
+            </w:r>
+          </w:p>
+        </w:tc>
+        <w:tc>
+          <w:tcPr>
+            <w:tcW w:type="dxa" w:w="1080"/>
+          </w:tcPr>
+          <w:p>
+            <w:r>
+              <w:rPr>
+                <w:color w:val="0B0B0B"/>
+              </w:rPr>
+              <w:t>зелёная</w:t>
+            </w:r>
+          </w:p>
+        </w:tc>
+        <w:tc>
+          <w:tcPr>
+            <w:tcW w:type="dxa" w:w="1080"/>
+          </w:tcPr>
+          <w:p>
+            <w:r>
+              <w:rPr>
+                <w:color w:val="0B0B0B"/>
+              </w:rPr>
+              <w:t>19,9</w:t>
+            </w:r>
+          </w:p>
+        </w:tc>
+      </w:tr>
+      <w:tr>
+        <w:tc>
+          <w:tcPr>
+            <w:tcW w:type="dxa" w:w="1080"/>
+          </w:tcPr>
+          <w:p>
+            <w:r>
+              <w:rPr>
+                <w:color w:val="0B0B0B"/>
+              </w:rPr>
+              <w:t>PD — прочие</w:t>
+            </w:r>
+          </w:p>
+        </w:tc>
+        <w:tc>
+          <w:tcPr>
+            <w:tcW w:type="dxa" w:w="1080"/>
+          </w:tcPr>
+          <w:p>
+            <w:r>
+              <w:rPr>
+                <w:color w:val="0B0B0B"/>
+              </w:rPr>
+              <w:t>14,00</w:t>
+            </w:r>
+          </w:p>
+        </w:tc>
+        <w:tc>
+          <w:tcPr>
+            <w:tcW w:type="dxa" w:w="1080"/>
+          </w:tcPr>
+          <w:p>
+            <w:r>
+              <w:rPr>
+                <w:color w:val="0B0B0B"/>
+              </w:rPr>
+              <w:t>3,65</w:t>
+            </w:r>
+          </w:p>
+        </w:tc>
+        <w:tc>
+          <w:tcPr>
+            <w:tcW w:type="dxa" w:w="1080"/>
+          </w:tcPr>
+          <w:p>
+            <w:r>
+              <w:rPr>
+                <w:color w:val="0B0B0B"/>
+              </w:rPr>
+              <w:t>0,104</w:t>
+            </w:r>
+          </w:p>
+        </w:tc>
+        <w:tc>
+          <w:tcPr>
+            <w:tcW w:type="dxa" w:w="1080"/>
+          </w:tcPr>
+          <w:p>
+            <w:r>
+              <w:rPr>
+                <w:color w:val="0B0B0B"/>
+              </w:rPr>
+              <w:t>13,73</w:t>
+            </w:r>
+          </w:p>
+        </w:tc>
+        <w:tc>
+          <w:tcPr>
+            <w:tcW w:type="dxa" w:w="1080"/>
+          </w:tcPr>
+          <w:p>
+            <w:r>
+              <w:rPr>
+                <w:color w:val="0B0B0B"/>
+              </w:rPr>
+              <w:t>13,87</w:t>
+            </w:r>
+          </w:p>
+        </w:tc>
+        <w:tc>
+          <w:tcPr>
+            <w:tcW w:type="dxa" w:w="1080"/>
+          </w:tcPr>
+          <w:p>
+            <w:r>
+              <w:rPr>
+                <w:color w:val="0B0B0B"/>
+              </w:rPr>
+              <w:t>зелёная</w:t>
+            </w:r>
+          </w:p>
+        </w:tc>
+        <w:tc>
+          <w:tcPr>
+            <w:tcW w:type="dxa" w:w="1080"/>
+          </w:tcPr>
+          <w:p>
+            <w:r>
+              <w:rPr>
+                <w:color w:val="0B0B0B"/>
+              </w:rPr>
+              <w:t>99,4</w:t>
+            </w:r>
+          </w:p>
+        </w:tc>
+      </w:tr>
+    </w:tbl>
+    <w:p/>
+    <w:p>
+      <w:pPr>
+        <w:jc w:val="both"/>
+      </w:pPr>
+      <w:r>
+        <w:rPr>
+          <w:color w:val="0B0B0B"/>
+        </w:rPr>
+        <w:t>Все девять показателей находятся в зелёной зоне, и находились в ней все 36 месяцев окна. Уровни использованы на 23–76 %. Расстояние до уровня составляет от 19 до 104 собственных стандартных отклонений месячного хода.</w:t>
+      </w:r>
+    </w:p>
+    <w:p>
+      <w:pPr>
+        <w:pStyle w:val="Heading3"/>
+      </w:pPr>
+      <w:r>
+        <w:t>N+1.1 Почему граница стоит близко к уровню</w:t>
+      </w:r>
+    </w:p>
+    <w:p>
+      <w:pPr>
+        <w:jc w:val="both"/>
+      </w:pPr>
+      <w:r>
+        <w:rPr>
+          <w:color w:val="0B0B0B"/>
+        </w:rPr>
+        <w:t>Граница зелёной зоны у этих показателей лежит на 96–98 % уровня. Это следствие метода, а не выбор. Граница поставлена в точку, от которой показатель даже при своём 90-процентном темпе дойдёт до уровня не быстрее, чем за цикл реагирования. У розничных показателей σ месячного хода составляет 0,05–0,15 пп, поэтому четырёхмесячный буфер занимает 0,13–0,37 пп.</w:t>
+      </w:r>
+    </w:p>
+    <w:p>
+      <w:pPr>
+        <w:jc w:val="both"/>
+      </w:pPr>
+      <w:r>
+        <w:rPr>
+          <w:color w:val="0B0B0B"/>
+        </w:rPr>
+        <w:t>Граница, поставленная дальше от уровня, — например, на фиксированных 80 % — не опиралась бы на поведение показателя. Её пришлось бы обосновывать отдельно по каждому из девяти, и единый подход был бы потерян.</w:t>
+      </w:r>
+    </w:p>
+    <w:p>
+      <w:pPr>
+        <w:pStyle w:val="Heading3"/>
+      </w:pPr>
+      <w:r>
+        <w:t>N+1.2 Контроль динамики обеспечивают триггеры</w:t>
+      </w:r>
+    </w:p>
+    <w:p>
+      <w:pPr>
+        <w:jc w:val="both"/>
+      </w:pPr>
+      <w:r>
+        <w:rPr>
+          <w:color w:val="0B0B0B"/>
+        </w:rPr>
+        <w:t xml:space="preserve">Зона контролирует </w:t>
       </w:r>
       <w:r>
         <w:rPr>
           <w:b/>
           <w:color w:val="0B0B0B"/>
         </w:rPr>
-        <w:t>D = (уровень − факт) / σ_Δ</w:t>
+        <w:t>уровень</w:t>
       </w:r>
       <w:r>
         <w:rPr>
           <w:color w:val="0B0B0B"/>
         </w:rPr>
-        <w:t xml:space="preserve">. И отдельно — время, за которое показатель физически дойдёт до уровня при такой волатильности: </w:t>
+        <w:t xml:space="preserve"> показателя, триггеры — </w:t>
       </w:r>
       <w:r>
         <w:rPr>
           <w:b/>
           <w:color w:val="0B0B0B"/>
         </w:rPr>
-        <w:t>T\* = (D / z)²</w:t>
+        <w:t>скорость</w:t>
       </w:r>
       <w:r>
         <w:rPr>
           <w:color w:val="0B0B0B"/>
         </w:rPr>
-        <w:t xml:space="preserve"> месяцев.</w:t>
+        <w:t xml:space="preserve"> его изменения. Триггеры срабатывают независимо от зоны. Для этих девяти показателей такая конструкция не остаётся без дела:</w:t>
+      </w:r>
+    </w:p>
+    <w:tbl>
+      <w:tblPr>
+        <w:tblStyle w:val="TableGrid"/>
+        <w:tblW w:type="auto" w:w="0"/>
+        <w:jc w:val="center"/>
+        <w:tblLook w:firstColumn="1" w:firstRow="1" w:lastColumn="0" w:lastRow="0" w:noHBand="0" w:noVBand="1" w:val="04A0"/>
+      </w:tblPr>
+      <w:tblGrid>
+        <w:gridCol w:w="4320"/>
+        <w:gridCol w:w="4320"/>
+      </w:tblGrid>
+      <w:tr>
+        <w:tc>
+          <w:tcPr>
+            <w:tcW w:type="dxa" w:w="4320"/>
+          </w:tcPr>
+          <w:p>
+            <w:r>
+              <w:rPr>
+                <w:b/>
+                <w:color w:val="0B0B0B"/>
+              </w:rPr>
+              <w:t>На 9 показателях × 32 месяца = 288 наблюдениях</w:t>
+            </w:r>
+          </w:p>
+        </w:tc>
+        <w:tc>
+          <w:tcPr>
+            <w:tcW w:type="dxa" w:w="4320"/>
+          </w:tcPr>
+          <w:p>
+            <w:r>
+              <w:rPr>
+                <w:b/>
+                <w:color w:val="0B0B0B"/>
+              </w:rPr>
+              <w:t>Значение</w:t>
+            </w:r>
+          </w:p>
+        </w:tc>
+      </w:tr>
+      <w:tr>
+        <w:tc>
+          <w:tcPr>
+            <w:tcW w:type="dxa" w:w="4320"/>
+          </w:tcPr>
+          <w:p>
+            <w:r>
+              <w:rPr>
+                <w:color w:val="0B0B0B"/>
+              </w:rPr>
+              <w:t>Срабатываний T1 (месячный ход не меньше M(1))</w:t>
+            </w:r>
+          </w:p>
+        </w:tc>
+        <w:tc>
+          <w:tcPr>
+            <w:tcW w:type="dxa" w:w="4320"/>
+          </w:tcPr>
+          <w:p>
+            <w:r>
+              <w:rPr>
+                <w:color w:val="0B0B0B"/>
+              </w:rPr>
+              <w:t>20</w:t>
+            </w:r>
+          </w:p>
+        </w:tc>
+      </w:tr>
+      <w:tr>
+        <w:tc>
+          <w:tcPr>
+            <w:tcW w:type="dxa" w:w="4320"/>
+          </w:tcPr>
+          <w:p>
+            <w:r>
+              <w:rPr>
+                <w:color w:val="0B0B0B"/>
+              </w:rPr>
+              <w:t>Срабатываний T2 (ход за 4 месяца не меньше M(4))</w:t>
+            </w:r>
+          </w:p>
+        </w:tc>
+        <w:tc>
+          <w:tcPr>
+            <w:tcW w:type="dxa" w:w="4320"/>
+          </w:tcPr>
+          <w:p>
+            <w:r>
+              <w:rPr>
+                <w:color w:val="0B0B0B"/>
+              </w:rPr>
+              <w:t>14</w:t>
+            </w:r>
+          </w:p>
+        </w:tc>
+      </w:tr>
+      <w:tr>
+        <w:tc>
+          <w:tcPr>
+            <w:tcW w:type="dxa" w:w="4320"/>
+          </w:tcPr>
+          <w:p>
+            <w:r>
+              <w:rPr>
+                <w:color w:val="0B0B0B"/>
+              </w:rPr>
+              <w:t>Наблюдений на уровне R1 (учащённое наблюдение)</w:t>
+            </w:r>
+          </w:p>
+        </w:tc>
+        <w:tc>
+          <w:tcPr>
+            <w:tcW w:type="dxa" w:w="4320"/>
+          </w:tcPr>
+          <w:p>
+            <w:r>
+              <w:rPr>
+                <w:color w:val="0B0B0B"/>
+              </w:rPr>
+              <w:t>24</w:t>
+            </w:r>
+          </w:p>
+        </w:tc>
+      </w:tr>
+      <w:tr>
+        <w:tc>
+          <w:tcPr>
+            <w:tcW w:type="dxa" w:w="4320"/>
+          </w:tcPr>
+          <w:p>
+            <w:r>
+              <w:rPr>
+                <w:color w:val="0B0B0B"/>
+              </w:rPr>
+              <w:t>Наблюдений на уровне R2</w:t>
+            </w:r>
+          </w:p>
+        </w:tc>
+        <w:tc>
+          <w:tcPr>
+            <w:tcW w:type="dxa" w:w="4320"/>
+          </w:tcPr>
+          <w:p>
+            <w:r>
+              <w:rPr>
+                <w:color w:val="0B0B0B"/>
+              </w:rPr>
+              <w:t>5</w:t>
+            </w:r>
+          </w:p>
+        </w:tc>
+      </w:tr>
+      <w:tr>
+        <w:tc>
+          <w:tcPr>
+            <w:tcW w:type="dxa" w:w="4320"/>
+          </w:tcPr>
+          <w:p>
+            <w:r>
+              <w:rPr>
+                <w:color w:val="0B0B0B"/>
+              </w:rPr>
+              <w:t>Наблюдений на уровнях R3–R4</w:t>
+            </w:r>
+          </w:p>
+        </w:tc>
+        <w:tc>
+          <w:tcPr>
+            <w:tcW w:type="dxa" w:w="4320"/>
+          </w:tcPr>
+          <w:p>
+            <w:r>
+              <w:rPr>
+                <w:color w:val="0B0B0B"/>
+              </w:rPr>
+              <w:t>0</w:t>
+            </w:r>
+          </w:p>
+        </w:tc>
+      </w:tr>
+    </w:tbl>
+    <w:p/>
+    <w:p>
+      <w:pPr>
+        <w:jc w:val="both"/>
+      </w:pPr>
+      <w:r>
+        <w:rPr>
+          <w:color w:val="0B0B0B"/>
+        </w:rPr>
+        <w:t>При том, что все девять всё время были в зелёной зоне, машина мер 29 раз поднимала уровень реакции выше R0. Раннее предупреждение по этим показателям работает через движение, как и задумано: зона отвечает на вопрос «насколько близко», триггер — на вопрос «насколько быстро».</w:t>
+      </w:r>
+    </w:p>
+    <w:p>
+      <w:pPr>
+        <w:pStyle w:val="Heading3"/>
+      </w:pPr>
+      <w:r>
+        <w:t>N+1.3 Что характеризует удалённость от уровня</w:t>
+      </w:r>
+    </w:p>
+    <w:p>
+      <w:pPr>
+        <w:jc w:val="both"/>
+      </w:pPr>
+      <w:r>
+        <w:rPr>
+          <w:color w:val="0B0B0B"/>
+        </w:rPr>
+        <w:t xml:space="preserve">Использование уровней на 23–76 % — характеристика </w:t>
+      </w:r>
+      <w:r>
+        <w:rPr>
+          <w:b/>
+          <w:color w:val="0B0B0B"/>
+        </w:rPr>
+        <w:t>текущего профиля риска относительно установленных уровней</w:t>
+      </w:r>
+      <w:r>
+        <w:rPr>
+          <w:color w:val="0B0B0B"/>
+        </w:rPr>
+        <w:t>. Метод разметки её не создаёт и не устраняет. Соответствие самих значений уровней текущему профилю риска относится к актуализации значений риск-аппетита — это предмет следующего этапа. Разметка от ответа не зависит: при пересмотре уровня границы пересчитываются той же формулой.</w:t>
+      </w:r>
+    </w:p>
+    <w:p>
+      <w:pPr>
+        <w:pStyle w:val="Heading2"/>
+      </w:pPr>
+      <w:r>
+        <w:t>N+2. Две метрики стоимости риска: замещающий метод</w:t>
+      </w:r>
+    </w:p>
+    <w:p>
+      <w:pPr>
+        <w:pStyle w:val="Heading3"/>
+      </w:pPr>
+      <w:r>
+        <w:t>N+2.1 Метод</w:t>
+      </w:r>
+    </w:p>
+    <w:p>
+      <w:pPr>
+        <w:jc w:val="both"/>
+      </w:pPr>
+      <w:r>
+        <w:rPr>
+          <w:color w:val="0B0B0B"/>
+        </w:rPr>
+        <w:t>Для показателей, не выполнивших хотя бы одно из условий К1–К3, применяется непараметрическая оценка при той же доверительной вероятности 90 % и на том же окне в 36 месяцев:</w:t>
       </w:r>
     </w:p>
     <w:tbl>
@@ -1535,7 +3883,7 @@
                 <w:b/>
                 <w:color w:val="0B0B0B"/>
               </w:rPr>
-              <w:t>Показатель</w:t>
+              <w:t>Граница</w:t>
             </w:r>
           </w:p>
         </w:tc>
@@ -1549,7 +3897,7 @@
                 <w:b/>
                 <w:color w:val="0B0B0B"/>
               </w:rPr>
-              <w:t>D, σ</w:t>
+              <w:t>Как определяется</w:t>
             </w:r>
           </w:p>
         </w:tc>
@@ -1563,7 +3911,7 @@
                 <w:b/>
                 <w:color w:val="0B0B0B"/>
               </w:rPr>
-              <w:t>Время до уровня</w:t>
+              <w:t>Смысл</w:t>
             </w:r>
           </w:p>
         </w:tc>
@@ -1576,23 +3924,10 @@
           <w:p>
             <w:r>
               <w:rPr>
-                <w:color w:val="0B0B0B"/>
-              </w:rPr>
-              <w:t>EL — необеспеченный портфель</w:t>
-            </w:r>
-          </w:p>
-        </w:tc>
-        <w:tc>
-          <w:tcPr>
-            <w:tcW w:type="dxa" w:w="2880"/>
-          </w:tcPr>
-          <w:p>
-            <w:r>
-              <w:rPr>
                 <w:b/>
                 <w:color w:val="0B0B0B"/>
               </w:rPr>
-              <w:t>19,2</w:t>
+              <w:t>Зелёная / жёлтая</w:t>
             </w:r>
           </w:p>
         </w:tc>
@@ -1605,7 +3940,20 @@
               <w:rPr>
                 <w:color w:val="0B0B0B"/>
               </w:rPr>
-              <w:t>19 лет</w:t>
+              <w:t>90-й процентиль значений показателя за 36 месяцев после отсечения выбросов по правилу Тьюки (1,5 межквартильного размаха)</w:t>
+            </w:r>
+          </w:p>
+        </w:tc>
+        <w:tc>
+          <w:tcPr>
+            <w:tcW w:type="dxa" w:w="2880"/>
+          </w:tcPr>
+          <w:p>
+            <w:r>
+              <w:rPr>
+                <w:color w:val="0B0B0B"/>
+              </w:rPr>
+              <w:t>выше этой точки показатель находится примерно в одном месяце из десяти — выход за неё означает выход из обычного для показателя диапазона</w:t>
             </w:r>
           </w:p>
         </w:tc>
@@ -1618,9 +3966,10 @@
           <w:p>
             <w:r>
               <w:rPr>
+                <w:b/>
                 <w:color w:val="0B0B0B"/>
               </w:rPr>
-              <w:t>PD — обеспеченные кредиты</w:t>
+              <w:t>Жёлтая / красная</w:t>
             </w:r>
           </w:p>
         </w:tc>
@@ -1633,7 +3982,7 @@
               <w:rPr>
                 <w:color w:val="0B0B0B"/>
               </w:rPr>
-              <w:t>19,9</w:t>
+              <w:t>уровень минус 90-й процентиль фактического месячного изменения</w:t>
             </w:r>
           </w:p>
         </w:tc>
@@ -1646,7 +3995,7 @@
               <w:rPr>
                 <w:color w:val="0B0B0B"/>
               </w:rPr>
-              <w:t>20 лет</w:t>
+              <w:t>эмпирический аналог M(1): один отчётный период хода до уровня</w:t>
             </w:r>
           </w:p>
         </w:tc>
@@ -1659,9 +4008,10 @@
           <w:p>
             <w:r>
               <w:rPr>
+                <w:b/>
                 <w:color w:val="0B0B0B"/>
               </w:rPr>
-              <w:t>PD — необеспеченные денежные</w:t>
+              <w:t>Пороги T1 / T2</w:t>
             </w:r>
           </w:p>
         </w:tc>
@@ -1674,7 +4024,7 @@
               <w:rPr>
                 <w:color w:val="0B0B0B"/>
               </w:rPr>
-              <w:t>27,3</w:t>
+              <w:t>90-й процентиль фактического изменения за 1 и за 4 месяца</w:t>
             </w:r>
           </w:p>
         </w:tc>
@@ -1687,254 +4037,7 @@
               <w:rPr>
                 <w:color w:val="0B0B0B"/>
               </w:rPr>
-              <w:t>38 лет</w:t>
-            </w:r>
-          </w:p>
-        </w:tc>
-      </w:tr>
-      <w:tr>
-        <w:tc>
-          <w:tcPr>
-            <w:tcW w:type="dxa" w:w="2880"/>
-          </w:tcPr>
-          <w:p>
-            <w:r>
-              <w:rPr>
-                <w:color w:val="0B0B0B"/>
-              </w:rPr>
-              <w:t>PD — необеспеченные кредиты</w:t>
-            </w:r>
-          </w:p>
-        </w:tc>
-        <w:tc>
-          <w:tcPr>
-            <w:tcW w:type="dxa" w:w="2880"/>
-          </w:tcPr>
-          <w:p>
-            <w:r>
-              <w:rPr>
-                <w:color w:val="0B0B0B"/>
-              </w:rPr>
-              <w:t>32,7</w:t>
-            </w:r>
-          </w:p>
-        </w:tc>
-        <w:tc>
-          <w:tcPr>
-            <w:tcW w:type="dxa" w:w="2880"/>
-          </w:tcPr>
-          <w:p>
-            <w:r>
-              <w:rPr>
-                <w:color w:val="0B0B0B"/>
-              </w:rPr>
-              <w:t>54 года</w:t>
-            </w:r>
-          </w:p>
-        </w:tc>
-      </w:tr>
-      <w:tr>
-        <w:tc>
-          <w:tcPr>
-            <w:tcW w:type="dxa" w:w="2880"/>
-          </w:tcPr>
-          <w:p>
-            <w:r>
-              <w:rPr>
-                <w:color w:val="0B0B0B"/>
-              </w:rPr>
-              <w:t>PD — необеспеченные товарные</w:t>
-            </w:r>
-          </w:p>
-        </w:tc>
-        <w:tc>
-          <w:tcPr>
-            <w:tcW w:type="dxa" w:w="2880"/>
-          </w:tcPr>
-          <w:p>
-            <w:r>
-              <w:rPr>
-                <w:color w:val="0B0B0B"/>
-              </w:rPr>
-              <w:t>43,7</w:t>
-            </w:r>
-          </w:p>
-        </w:tc>
-        <w:tc>
-          <w:tcPr>
-            <w:tcW w:type="dxa" w:w="2880"/>
-          </w:tcPr>
-          <w:p>
-            <w:r>
-              <w:rPr>
-                <w:color w:val="0B0B0B"/>
-              </w:rPr>
-              <w:t>97 лет</w:t>
-            </w:r>
-          </w:p>
-        </w:tc>
-      </w:tr>
-      <w:tr>
-        <w:tc>
-          <w:tcPr>
-            <w:tcW w:type="dxa" w:w="2880"/>
-          </w:tcPr>
-          <w:p>
-            <w:r>
-              <w:rPr>
-                <w:color w:val="0B0B0B"/>
-              </w:rPr>
-              <w:t>EL — общий портфель</w:t>
-            </w:r>
-          </w:p>
-        </w:tc>
-        <w:tc>
-          <w:tcPr>
-            <w:tcW w:type="dxa" w:w="2880"/>
-          </w:tcPr>
-          <w:p>
-            <w:r>
-              <w:rPr>
-                <w:color w:val="0B0B0B"/>
-              </w:rPr>
-              <w:t>77,9</w:t>
-            </w:r>
-          </w:p>
-        </w:tc>
-        <w:tc>
-          <w:tcPr>
-            <w:tcW w:type="dxa" w:w="2880"/>
-          </w:tcPr>
-          <w:p>
-            <w:r>
-              <w:rPr>
-                <w:color w:val="0B0B0B"/>
-              </w:rPr>
-              <w:t>308 лет</w:t>
-            </w:r>
-          </w:p>
-        </w:tc>
-      </w:tr>
-      <w:tr>
-        <w:tc>
-          <w:tcPr>
-            <w:tcW w:type="dxa" w:w="2880"/>
-          </w:tcPr>
-          <w:p>
-            <w:r>
-              <w:rPr>
-                <w:color w:val="0B0B0B"/>
-              </w:rPr>
-              <w:t>EL — прочий портфель</w:t>
-            </w:r>
-          </w:p>
-        </w:tc>
-        <w:tc>
-          <w:tcPr>
-            <w:tcW w:type="dxa" w:w="2880"/>
-          </w:tcPr>
-          <w:p>
-            <w:r>
-              <w:rPr>
-                <w:color w:val="0B0B0B"/>
-              </w:rPr>
-              <w:t>88,3</w:t>
-            </w:r>
-          </w:p>
-        </w:tc>
-        <w:tc>
-          <w:tcPr>
-            <w:tcW w:type="dxa" w:w="2880"/>
-          </w:tcPr>
-          <w:p>
-            <w:r>
-              <w:rPr>
-                <w:color w:val="0B0B0B"/>
-              </w:rPr>
-              <w:t>395 лет</w:t>
-            </w:r>
-          </w:p>
-        </w:tc>
-      </w:tr>
-      <w:tr>
-        <w:tc>
-          <w:tcPr>
-            <w:tcW w:type="dxa" w:w="2880"/>
-          </w:tcPr>
-          <w:p>
-            <w:r>
-              <w:rPr>
-                <w:color w:val="0B0B0B"/>
-              </w:rPr>
-              <w:t>PD — прочие кредитные продукты</w:t>
-            </w:r>
-          </w:p>
-        </w:tc>
-        <w:tc>
-          <w:tcPr>
-            <w:tcW w:type="dxa" w:w="2880"/>
-          </w:tcPr>
-          <w:p>
-            <w:r>
-              <w:rPr>
-                <w:color w:val="0B0B0B"/>
-              </w:rPr>
-              <w:t>99,4</w:t>
-            </w:r>
-          </w:p>
-        </w:tc>
-        <w:tc>
-          <w:tcPr>
-            <w:tcW w:type="dxa" w:w="2880"/>
-          </w:tcPr>
-          <w:p>
-            <w:r>
-              <w:rPr>
-                <w:color w:val="0B0B0B"/>
-              </w:rPr>
-              <w:t>502 года</w:t>
-            </w:r>
-          </w:p>
-        </w:tc>
-      </w:tr>
-      <w:tr>
-        <w:tc>
-          <w:tcPr>
-            <w:tcW w:type="dxa" w:w="2880"/>
-          </w:tcPr>
-          <w:p>
-            <w:r>
-              <w:rPr>
-                <w:color w:val="0B0B0B"/>
-              </w:rPr>
-              <w:t>EL — обеспеченный портфель</w:t>
-            </w:r>
-          </w:p>
-        </w:tc>
-        <w:tc>
-          <w:tcPr>
-            <w:tcW w:type="dxa" w:w="2880"/>
-          </w:tcPr>
-          <w:p>
-            <w:r>
-              <w:rPr>
-                <w:b/>
-                <w:color w:val="0B0B0B"/>
-              </w:rPr>
-              <w:t>103,9</w:t>
-            </w:r>
-          </w:p>
-        </w:tc>
-        <w:tc>
-          <w:tcPr>
-            <w:tcW w:type="dxa" w:w="2880"/>
-          </w:tcPr>
-          <w:p>
-            <w:r>
-              <w:rPr>
-                <w:color w:val="0B0B0B"/>
-              </w:rPr>
-              <w:t>548 лет</w:t>
+              <w:t>эмпирический аналог M(1) и M(4)</w:t>
             </w:r>
           </w:p>
         </w:tc>
@@ -1947,22 +4050,16 @@
       </w:pPr>
       <w:r>
         <w:rPr>
-          <w:color w:val="0B0B0B"/>
-        </w:rPr>
-        <w:t xml:space="preserve">Для сравнения: топ-20 находится на расстоянии </w:t>
-      </w:r>
-      <w:r>
-        <w:rPr>
           <w:b/>
           <w:color w:val="0B0B0B"/>
         </w:rPr>
-        <w:t>1,8 σ</w:t>
+        <w:t>Почему эмпирический квантиль.</w:t>
       </w:r>
       <w:r>
         <w:rPr>
           <w:color w:val="0B0B0B"/>
         </w:rPr>
-        <w:t xml:space="preserve"> от своего уровня, то есть два месяца хода.</w:t>
+        <w:t xml:space="preserve"> Когда предпосылки параметрической модели не выполнены, стандартная альтернатива — эмпирическое распределение той же величины без предположения о его форме. На этой логике построена историческая симуляция. Стандарт BCBS по рыночному риску (d457) не предписывает тип модели и допускает её наравне с параметрическими.</w:t>
       </w:r>
     </w:p>
     <w:p>
@@ -1974,26 +4071,13 @@
           <w:b/>
           <w:color w:val="0B0B0B"/>
         </w:rPr>
-        <w:t>Что из этого следует.</w:t>
+        <w:t>Почему распределение значений, а не изменений.</w:t>
       </w:r>
       <w:r>
         <w:rPr>
           <w:color w:val="0B0B0B"/>
         </w:rPr>
-        <w:t xml:space="preserve"> По всем девяти розничным показателям зона строится арифметически корректно, но </w:t>
-      </w:r>
-      <w:r>
-        <w:rPr>
-          <w:b/>
-          <w:color w:val="0B0B0B"/>
-        </w:rPr>
-        <w:t>не сработает</w:t>
-      </w:r>
-      <w:r>
-        <w:rPr>
-          <w:color w:val="0B0B0B"/>
-        </w:rPr>
-        <w:t>: граница зелёной зоны стоит на 96–98 % уровня, а сам показатель находится на 23–76 % уровня. Разметка вводится для полноты и для выполнения требования об уровне, определённом как допустимый, но в качестве раннего предупреждения на этих показателях работать не будет.</w:t>
+        <w:t xml:space="preserve"> У CoR нет единой скорости хода (К2). Поэтому логика «расстояние, делённое на скорость», на которой стоит запас времени, теряет основу. Распределение значений за 36 месяцев учитывает сезон закрытия в его естественной доле — два месяца из двенадцати — и не требует моделировать календарь отдельно.</w:t>
       </w:r>
     </w:p>
     <w:p>
@@ -2005,189 +4089,13 @@
           <w:b/>
           <w:color w:val="0B0B0B"/>
         </w:rPr>
-        <w:t>Вывод здесь не о методе, а об уровнях.</w:t>
+        <w:t>Почему отсечение выбросов и как оно влияет.</w:t>
       </w:r>
       <w:r>
         <w:rPr>
           <w:color w:val="0B0B0B"/>
         </w:rPr>
-        <w:t xml:space="preserve"> Показатель, отстоящий от своего уровня на 78–104 стандартных отклонения, этим уровнем не ограничен. Целесообразно вынести пересмотр уровней по четырём таким показателям — EL общий, EL обеспеченный, EL прочий, PD прочие — отдельным вопросом.</w:t>
-      </w:r>
-    </w:p>
-    <w:p>
-      <w:pPr>
-        <w:ind w:left="480"/>
-      </w:pPr>
-      <w:r>
-        <w:rPr>
-          <w:b/>
-          <w:i/>
-          <w:color w:val="5A5A5A"/>
-        </w:rPr>
-        <w:t>Оговорка, без которой числа вводят в заблуждение.</w:t>
-      </w:r>
-      <w:r>
-        <w:rPr>
-          <w:i/>
-          <w:color w:val="5A5A5A"/>
-        </w:rPr>
-        <w:t xml:space="preserve"> Время до уровня посчитано</w:t>
-      </w:r>
-    </w:p>
-    <w:p>
-      <w:pPr>
-        <w:ind w:left="480"/>
-      </w:pPr>
-      <w:r>
-        <w:rPr>
-          <w:i/>
-          <w:color w:val="5A5A5A"/>
-        </w:rPr>
-        <w:t>на волатильности окна август 2023 — июль 2026. Окно благополучное: EL и PD снижаются</w:t>
-      </w:r>
-    </w:p>
-    <w:p>
-      <w:pPr>
-        <w:ind w:left="480"/>
-      </w:pPr>
-      <w:r>
-        <w:rPr>
-          <w:i/>
-          <w:color w:val="5A5A5A"/>
-        </w:rPr>
-        <w:t>три года подряд. «548 лет» означает **«при такой же волатильности, как последние три</w:t>
-      </w:r>
-    </w:p>
-    <w:p>
-      <w:pPr>
-        <w:ind w:left="480"/>
-      </w:pPr>
-      <w:r>
-        <w:rPr>
-          <w:i/>
-          <w:color w:val="5A5A5A"/>
-        </w:rPr>
-        <w:t>года»**, а не «никогда». Структурный сдвиг меняет σ, и вместе с ней все выводы этого</w:t>
-      </w:r>
-    </w:p>
-    <w:p>
-      <w:pPr>
-        <w:ind w:left="480"/>
-      </w:pPr>
-      <w:r>
-        <w:rPr>
-          <w:i/>
-          <w:color w:val="5A5A5A"/>
-        </w:rPr>
-        <w:t>раздела. Поэтому четыре показателя выше — повод пересмотреть уровень, а не основание</w:t>
-      </w:r>
-    </w:p>
-    <w:p>
-      <w:pPr>
-        <w:ind w:left="480"/>
-      </w:pPr>
-      <w:r>
-        <w:rPr>
-          <w:i/>
-          <w:color w:val="5A5A5A"/>
-        </w:rPr>
-        <w:t>считать соответствующие портфели безрисковыми.</w:t>
-      </w:r>
-    </w:p>
-    <w:p>
-      <w:pPr>
-        <w:pStyle w:val="Heading2"/>
-      </w:pPr>
-      <w:r>
-        <w:t>N+2. Две метрики стоимости риска: формула запаса времени неприменима</w:t>
-      </w:r>
-    </w:p>
-    <w:p>
-      <w:pPr>
-        <w:pStyle w:val="Heading3"/>
-      </w:pPr>
-      <w:r>
-        <w:t>N+2.1 Почему</w:t>
-      </w:r>
-    </w:p>
-    <w:p>
-      <w:pPr>
-        <w:jc w:val="both"/>
-      </w:pPr>
-      <w:r>
-        <w:rPr>
-          <w:color w:val="0B0B0B"/>
-        </w:rPr>
-        <w:t xml:space="preserve">По стоимости риска корпоративного бизнеса буфер на цикл реагирования составляет </w:t>
-      </w:r>
-      <w:r>
-        <w:rPr>
-          <w:b/>
-          <w:color w:val="0B0B0B"/>
-        </w:rPr>
-        <w:t>M(4) = 3,285 при уровне 3,00</w:t>
-      </w:r>
-      <w:r>
-        <w:rPr>
-          <w:color w:val="0B0B0B"/>
-        </w:rPr>
-        <w:t>: буфер больше самого уровня, граница зелёной зоны уходит в отрицательную область, зона вырождается арифметически.</w:t>
-      </w:r>
-    </w:p>
-    <w:p>
-      <w:pPr>
-        <w:jc w:val="both"/>
-      </w:pPr>
-      <w:r>
-        <w:rPr>
-          <w:color w:val="0B0B0B"/>
-        </w:rPr>
-        <w:t xml:space="preserve">Причина не в форме распределения, а в </w:t>
-      </w:r>
-      <w:r>
-        <w:rPr>
-          <w:b/>
-          <w:color w:val="0B0B0B"/>
-        </w:rPr>
-        <w:t>ином характере движения</w:t>
-      </w:r>
-      <w:r>
-        <w:rPr>
-          <w:color w:val="0B0B0B"/>
-        </w:rPr>
-        <w:t>. Показатель колеблется в диапазоне от −7,6 % до +2,3 % при уровне 3,0 %, то есть его собственный размах сопоставим с уровнем и в значительной части времени показатель отрицателен — это чистый роспуск провизий. Расстояние до уровня перестаёт быть содержательной величиной.</w:t>
-      </w:r>
-    </w:p>
-    <w:p>
-      <w:pPr>
-        <w:pStyle w:val="Heading3"/>
-      </w:pPr>
-      <w:r>
-        <w:t>N+2.2 Применённый метод</w:t>
-      </w:r>
-    </w:p>
-    <w:p>
-      <w:pPr>
-        <w:jc w:val="both"/>
-      </w:pPr>
-      <w:r>
-        <w:rPr>
-          <w:color w:val="0B0B0B"/>
-        </w:rPr>
-        <w:t xml:space="preserve">Для обеих метрик стоимости риска граница определена как </w:t>
-      </w:r>
-      <w:r>
-        <w:rPr>
-          <w:b/>
-          <w:color w:val="0B0B0B"/>
-        </w:rPr>
-        <w:t>девятый дециль всех значений показателя за 36 месяцев</w:t>
-      </w:r>
-      <w:r>
-        <w:rPr>
-          <w:color w:val="0B0B0B"/>
-        </w:rPr>
-        <w:t xml:space="preserve"> с предварительным отсечением выбросов по межквартильному размаху.</w:t>
+        <w:t xml:space="preserve"> Правило Тьюки стандартное и применяется механически, без ручного выбора точек. Оно отсекло по одной точке на каждом показателе. Обе — крайние роспуски провизий, то есть благоприятные для Банка значения. На положение границы отсечение влияет в сотых долях процентного пункта:</w:t>
       </w:r>
     </w:p>
     <w:tbl>
@@ -2198,18 +4106,20 @@
         <w:tblLook w:firstColumn="1" w:firstRow="1" w:lastColumn="0" w:lastRow="0" w:noHBand="0" w:noVBand="1" w:val="04A0"/>
       </w:tblPr>
       <w:tblGrid>
-        <w:gridCol w:w="1234"/>
-        <w:gridCol w:w="1234"/>
-        <w:gridCol w:w="1234"/>
-        <w:gridCol w:w="1234"/>
-        <w:gridCol w:w="1234"/>
-        <w:gridCol w:w="1234"/>
-        <w:gridCol w:w="1234"/>
+        <w:gridCol w:w="960"/>
+        <w:gridCol w:w="960"/>
+        <w:gridCol w:w="960"/>
+        <w:gridCol w:w="960"/>
+        <w:gridCol w:w="960"/>
+        <w:gridCol w:w="960"/>
+        <w:gridCol w:w="960"/>
+        <w:gridCol w:w="960"/>
+        <w:gridCol w:w="960"/>
       </w:tblGrid>
       <w:tr>
         <w:tc>
           <w:tcPr>
-            <w:tcW w:type="dxa" w:w="1234"/>
+            <w:tcW w:type="dxa" w:w="960"/>
           </w:tcPr>
           <w:p>
             <w:r>
@@ -2223,7 +4133,7 @@
         </w:tc>
         <w:tc>
           <w:tcPr>
-            <w:tcW w:type="dxa" w:w="1234"/>
+            <w:tcW w:type="dxa" w:w="960"/>
           </w:tcPr>
           <w:p>
             <w:r>
@@ -2237,7 +4147,7 @@
         </w:tc>
         <w:tc>
           <w:tcPr>
-            <w:tcW w:type="dxa" w:w="1234"/>
+            <w:tcW w:type="dxa" w:w="960"/>
           </w:tcPr>
           <w:p>
             <w:r>
@@ -2245,13 +4155,13 @@
                 <w:b/>
                 <w:color w:val="0B0B0B"/>
               </w:rPr>
-              <w:t>Отсечено выбросов</w:t>
+              <w:t>Отсечено</w:t>
             </w:r>
           </w:p>
         </w:tc>
         <w:tc>
           <w:tcPr>
-            <w:tcW w:type="dxa" w:w="1234"/>
+            <w:tcW w:type="dxa" w:w="960"/>
           </w:tcPr>
           <w:p>
             <w:r>
@@ -2259,13 +4169,13 @@
                 <w:b/>
                 <w:color w:val="0B0B0B"/>
               </w:rPr>
-              <w:t>Граница</w:t>
+              <w:t>Граница зелёной</w:t>
             </w:r>
           </w:p>
         </w:tc>
         <w:tc>
           <w:tcPr>
-            <w:tcW w:type="dxa" w:w="1234"/>
+            <w:tcW w:type="dxa" w:w="960"/>
           </w:tcPr>
           <w:p>
             <w:r>
@@ -2273,13 +4183,47 @@
                 <w:b/>
                 <w:color w:val="0B0B0B"/>
               </w:rPr>
-              <w:t>В % уровня</w:t>
+              <w:t>Без отсечения</w:t>
             </w:r>
           </w:p>
         </w:tc>
         <w:tc>
           <w:tcPr>
-            <w:tcW w:type="dxa" w:w="1234"/>
+            <w:tcW w:type="dxa" w:w="960"/>
+          </w:tcPr>
+          <w:p>
+            <w:r>
+              <w:rPr>
+                <w:b/>
+                <w:color w:val="0B0B0B"/>
+              </w:rPr>
+              <w:t>Граница в % уровня</w:t>
+            </w:r>
+          </w:p>
+        </w:tc>
+        <w:tc>
+          <w:tcPr>
+            <w:tcW w:type="dxa" w:w="960"/>
+          </w:tcPr>
+          <w:p>
+            <w:r>
+              <w:rPr>
+                <w:b/>
+                <w:color w:val="0B0B0B"/>
+              </w:rPr>
+              <w:t>Граница красной</w:t>
+            </w:r>
+            <w:r>
+              <w:rPr>
+                <w:color w:val="0B0B0B"/>
+              </w:rPr>
+              <w:t>*</w:t>
+            </w:r>
+          </w:p>
+        </w:tc>
+        <w:tc>
+          <w:tcPr>
+            <w:tcW w:type="dxa" w:w="960"/>
           </w:tcPr>
           <w:p>
             <w:r>
@@ -2293,7 +4237,7 @@
         </w:tc>
         <w:tc>
           <w:tcPr>
-            <w:tcW w:type="dxa" w:w="1234"/>
+            <w:tcW w:type="dxa" w:w="960"/>
           </w:tcPr>
           <w:p>
             <w:r>
@@ -2309,20 +4253,20 @@
       <w:tr>
         <w:tc>
           <w:tcPr>
-            <w:tcW w:type="dxa" w:w="1234"/>
+            <w:tcW w:type="dxa" w:w="960"/>
           </w:tcPr>
           <w:p>
             <w:r>
               <w:rPr>
                 <w:color w:val="0B0B0B"/>
               </w:rPr>
-              <w:t>CoR — корпоративный бизнес и Приват-Банкинг</w:t>
+              <w:t>CoR — КБ и ПБ</w:t>
             </w:r>
           </w:p>
         </w:tc>
         <w:tc>
           <w:tcPr>
-            <w:tcW w:type="dxa" w:w="1234"/>
+            <w:tcW w:type="dxa" w:w="960"/>
           </w:tcPr>
           <w:p>
             <w:r>
@@ -2335,20 +4279,20 @@
         </w:tc>
         <w:tc>
           <w:tcPr>
-            <w:tcW w:type="dxa" w:w="1234"/>
+            <w:tcW w:type="dxa" w:w="960"/>
           </w:tcPr>
           <w:p>
             <w:r>
               <w:rPr>
                 <w:color w:val="0B0B0B"/>
               </w:rPr>
-              <w:t>1 (02.2024: −7,64)</w:t>
+              <w:t>02.2024: −7,64</w:t>
             </w:r>
           </w:p>
         </w:tc>
         <w:tc>
           <w:tcPr>
-            <w:tcW w:type="dxa" w:w="1234"/>
+            <w:tcW w:type="dxa" w:w="960"/>
           </w:tcPr>
           <w:p>
             <w:r>
@@ -2362,7 +4306,20 @@
         </w:tc>
         <w:tc>
           <w:tcPr>
-            <w:tcW w:type="dxa" w:w="1234"/>
+            <w:tcW w:type="dxa" w:w="960"/>
+          </w:tcPr>
+          <w:p>
+            <w:r>
+              <w:rPr>
+                <w:color w:val="0B0B0B"/>
+              </w:rPr>
+              <w:t>+0,50</w:t>
+            </w:r>
+          </w:p>
+        </w:tc>
+        <w:tc>
+          <w:tcPr>
+            <w:tcW w:type="dxa" w:w="960"/>
           </w:tcPr>
           <w:p>
             <w:r>
@@ -2375,7 +4332,20 @@
         </w:tc>
         <w:tc>
           <w:tcPr>
-            <w:tcW w:type="dxa" w:w="1234"/>
+            <w:tcW w:type="dxa" w:w="960"/>
+          </w:tcPr>
+          <w:p>
+            <w:r>
+              <w:rPr>
+                <w:color w:val="0B0B0B"/>
+              </w:rPr>
+              <w:t>2,17</w:t>
+            </w:r>
+          </w:p>
+        </w:tc>
+        <w:tc>
+          <w:tcPr>
+            <w:tcW w:type="dxa" w:w="960"/>
           </w:tcPr>
           <w:p>
             <w:r>
@@ -2388,7 +4358,7 @@
         </w:tc>
         <w:tc>
           <w:tcPr>
-            <w:tcW w:type="dxa" w:w="1234"/>
+            <w:tcW w:type="dxa" w:w="960"/>
           </w:tcPr>
           <w:p>
             <w:r>
@@ -2403,20 +4373,20 @@
       <w:tr>
         <w:tc>
           <w:tcPr>
-            <w:tcW w:type="dxa" w:w="1234"/>
+            <w:tcW w:type="dxa" w:w="960"/>
           </w:tcPr>
           <w:p>
             <w:r>
               <w:rPr>
                 <w:color w:val="0B0B0B"/>
               </w:rPr>
-              <w:t>CoR — малый и средний бизнес</w:t>
+              <w:t>CoR — МСБ</w:t>
             </w:r>
           </w:p>
         </w:tc>
         <w:tc>
           <w:tcPr>
-            <w:tcW w:type="dxa" w:w="1234"/>
+            <w:tcW w:type="dxa" w:w="960"/>
           </w:tcPr>
           <w:p>
             <w:r>
@@ -2429,20 +4399,20 @@
         </w:tc>
         <w:tc>
           <w:tcPr>
-            <w:tcW w:type="dxa" w:w="1234"/>
+            <w:tcW w:type="dxa" w:w="960"/>
           </w:tcPr>
           <w:p>
             <w:r>
               <w:rPr>
                 <w:color w:val="0B0B0B"/>
               </w:rPr>
-              <w:t>1 (03.2025: −3,41)</w:t>
+              <w:t>03.2025: −3,41</w:t>
             </w:r>
           </w:p>
         </w:tc>
         <w:tc>
           <w:tcPr>
-            <w:tcW w:type="dxa" w:w="1234"/>
+            <w:tcW w:type="dxa" w:w="960"/>
           </w:tcPr>
           <w:p>
             <w:r>
@@ -2456,7 +4426,20 @@
         </w:tc>
         <w:tc>
           <w:tcPr>
-            <w:tcW w:type="dxa" w:w="1234"/>
+            <w:tcW w:type="dxa" w:w="960"/>
+          </w:tcPr>
+          <w:p>
+            <w:r>
+              <w:rPr>
+                <w:color w:val="0B0B0B"/>
+              </w:rPr>
+              <w:t>+0,23</w:t>
+            </w:r>
+          </w:p>
+        </w:tc>
+        <w:tc>
+          <w:tcPr>
+            <w:tcW w:type="dxa" w:w="960"/>
           </w:tcPr>
           <w:p>
             <w:r>
@@ -2469,7 +4452,20 @@
         </w:tc>
         <w:tc>
           <w:tcPr>
-            <w:tcW w:type="dxa" w:w="1234"/>
+            <w:tcW w:type="dxa" w:w="960"/>
+          </w:tcPr>
+          <w:p>
+            <w:r>
+              <w:rPr>
+                <w:color w:val="0B0B0B"/>
+              </w:rPr>
+              <w:t>3,04</w:t>
+            </w:r>
+          </w:p>
+        </w:tc>
+        <w:tc>
+          <w:tcPr>
+            <w:tcW w:type="dxa" w:w="960"/>
           </w:tcPr>
           <w:p>
             <w:r>
@@ -2482,7 +4478,7 @@
         </w:tc>
         <w:tc>
           <w:tcPr>
-            <w:tcW w:type="dxa" w:w="1234"/>
+            <w:tcW w:type="dxa" w:w="960"/>
           </w:tcPr>
           <w:p>
             <w:r>
@@ -2505,7 +4501,20 @@
         <w:rPr>
           <w:color w:val="0B0B0B"/>
         </w:rPr>
-        <w:t>Смысл границы: показатель провёл ниже неё девять из десяти месяцев наблюдаемой истории. Выход выше означает, что показатель покинул свой обычный диапазон.</w:t>
+        <w:t xml:space="preserve">\* Граница красной зоны и пороги триггеров по CoR (T1 / T2: 0,83 / 1,78 для КБ и ПБ, 0,46 / 1,32 для МСБ) — </w:t>
+      </w:r>
+      <w:r>
+        <w:rPr>
+          <w:b/>
+          <w:color w:val="0B0B0B"/>
+        </w:rPr>
+        <w:t>предложение, требующее подтверждения</w:t>
+      </w:r>
+      <w:r>
+        <w:rPr>
+          <w:color w:val="0B0B0B"/>
+        </w:rPr>
+        <w:t>. Граница зелёной зоны определена решением.</w:t>
       </w:r>
     </w:p>
     <w:p>
@@ -2513,253 +4522,7 @@
         <w:pStyle w:val="Heading3"/>
       </w:pPr>
       <w:r>
-        <w:t>N+2.3 Что при этом меняется в смысле слова «жёлтая» — и это надо сказать</w:t>
-      </w:r>
-    </w:p>
-    <w:p>
-      <w:pPr>
-        <w:ind w:left="480"/>
-      </w:pPr>
-      <w:r>
-        <w:rPr>
-          <w:i/>
-          <w:color w:val="5A5A5A"/>
-        </w:rPr>
-        <w:t xml:space="preserve">⚠ По десяти показателям зона отвечает на вопрос </w:t>
-      </w:r>
-      <w:r>
-        <w:rPr>
-          <w:b/>
-          <w:i/>
-          <w:color w:val="5A5A5A"/>
-        </w:rPr>
-        <w:t>«сколько осталось до уровня»</w:t>
-      </w:r>
-      <w:r>
-        <w:rPr>
-          <w:i/>
-          <w:color w:val="5A5A5A"/>
-        </w:rPr>
-        <w:t>.</w:t>
-      </w:r>
-    </w:p>
-    <w:p>
-      <w:pPr>
-        <w:ind w:left="480"/>
-      </w:pPr>
-      <w:r>
-        <w:rPr>
-          <w:i/>
-          <w:color w:val="5A5A5A"/>
-        </w:rPr>
-        <w:t>По двум метрикам стоимости риска она отвечает на другой вопрос — **«вышел ли показатель</w:t>
-      </w:r>
-    </w:p>
-    <w:p>
-      <w:pPr>
-        <w:ind w:left="480"/>
-      </w:pPr>
-      <w:r>
-        <w:rPr>
-          <w:i/>
-          <w:color w:val="5A5A5A"/>
-        </w:rPr>
-        <w:t>за пределы своего обычного диапазона»**. Это разные величины, и в одной таблице они</w:t>
-      </w:r>
-    </w:p>
-    <w:p>
-      <w:pPr>
-        <w:ind w:left="480"/>
-      </w:pPr>
-      <w:r>
-        <w:rPr>
-          <w:i/>
-          <w:color w:val="5A5A5A"/>
-        </w:rPr>
-        <w:t>обозначены одним цветом.</w:t>
-      </w:r>
-    </w:p>
-    <w:p>
-      <w:pPr>
-        <w:ind w:left="480"/>
-      </w:pPr>
-    </w:p>
-    <w:p>
-      <w:pPr>
-        <w:ind w:left="480"/>
-      </w:pPr>
-      <w:r>
-        <w:rPr>
-          <w:i/>
-          <w:color w:val="5A5A5A"/>
-        </w:rPr>
-        <w:t>Практическое следствие видно сразу: стоимость риска по МСБ при фактическом значении</w:t>
-      </w:r>
-    </w:p>
-    <w:p>
-      <w:pPr>
-        <w:ind w:left="480"/>
-      </w:pPr>
-      <w:r>
-        <w:rPr>
-          <w:i/>
-          <w:color w:val="5A5A5A"/>
-        </w:rPr>
-        <w:t>+0,27 % и уровне 3,5 % попадает в жёлтую зону, имея **3,26 процентных пункта запаса</w:t>
-      </w:r>
-    </w:p>
-    <w:p>
-      <w:pPr>
-        <w:ind w:left="480"/>
-      </w:pPr>
-      <w:r>
-        <w:rPr>
-          <w:i/>
-          <w:color w:val="5A5A5A"/>
-        </w:rPr>
-        <w:t>до уровня**. Формулировка «уровень, требующий отдельных корректирующих мер» к такому</w:t>
-      </w:r>
-    </w:p>
-    <w:p>
-      <w:pPr>
-        <w:ind w:left="480"/>
-      </w:pPr>
-      <w:r>
-        <w:rPr>
-          <w:i/>
-          <w:color w:val="5A5A5A"/>
-        </w:rPr>
-        <w:t>случаю не подходит.</w:t>
-      </w:r>
-    </w:p>
-    <w:p>
-      <w:pPr>
-        <w:ind w:left="480"/>
-      </w:pPr>
-    </w:p>
-    <w:p>
-      <w:pPr>
-        <w:ind w:left="480"/>
-      </w:pPr>
-      <w:r>
-        <w:rPr>
-          <w:b/>
-          <w:i/>
-          <w:color w:val="5A5A5A"/>
-        </w:rPr>
-        <w:t>Два способа это снять, и выбор принадлежит уполномоченному органу:</w:t>
-      </w:r>
-    </w:p>
-    <w:p>
-      <w:pPr>
-        <w:ind w:left="480"/>
-      </w:pPr>
-      <w:r>
-        <w:rPr>
-          <w:i/>
-          <w:color w:val="5A5A5A"/>
-        </w:rPr>
-        <w:t>1. Сохранить метод, но для метрик стоимости риска переименовать состояние: не «жёлтая</w:t>
-      </w:r>
-    </w:p>
-    <w:p>
-      <w:pPr>
-        <w:ind w:left="480"/>
-      </w:pPr>
-      <w:r>
-        <w:rPr>
-          <w:i/>
-          <w:color w:val="5A5A5A"/>
-        </w:rPr>
-        <w:t>зона», а «выход за пределы обычного диапазона» — с отдельной, более мягкой мерой.</w:t>
-      </w:r>
-    </w:p>
-    <w:p>
-      <w:pPr>
-        <w:ind w:left="480"/>
-      </w:pPr>
-      <w:r>
-        <w:rPr>
-          <w:i/>
-          <w:color w:val="5A5A5A"/>
-        </w:rPr>
-        <w:t xml:space="preserve">2. Показывать по стоимости риска </w:t>
-      </w:r>
-      <w:r>
-        <w:rPr>
-          <w:b/>
-          <w:i/>
-          <w:color w:val="5A5A5A"/>
-        </w:rPr>
-        <w:t>две величины одновременно</w:t>
-      </w:r>
-      <w:r>
-        <w:rPr>
-          <w:i/>
-          <w:color w:val="5A5A5A"/>
-        </w:rPr>
-        <w:t>: положение относительно</w:t>
-      </w:r>
-    </w:p>
-    <w:p>
-      <w:pPr>
-        <w:ind w:left="480"/>
-      </w:pPr>
-      <w:r>
-        <w:rPr>
-          <w:i/>
-          <w:color w:val="5A5A5A"/>
-        </w:rPr>
-        <w:t>уровня и положение относительно собственной истории. Тогда цвет остаётся единым</w:t>
-      </w:r>
-    </w:p>
-    <w:p>
-      <w:pPr>
-        <w:ind w:left="480"/>
-      </w:pPr>
-      <w:r>
-        <w:rPr>
-          <w:i/>
-          <w:color w:val="5A5A5A"/>
-        </w:rPr>
-        <w:t>по смыслу, а информация о выходе из диапазона не теряется.</w:t>
-      </w:r>
-    </w:p>
-    <w:p>
-      <w:pPr>
-        <w:ind w:left="480"/>
-      </w:pPr>
-    </w:p>
-    <w:p>
-      <w:pPr>
-        <w:ind w:left="480"/>
-      </w:pPr>
-      <w:r>
-        <w:rPr>
-          <w:i/>
-          <w:color w:val="5A5A5A"/>
-        </w:rPr>
-        <w:t>Вариант, при котором одно слово «жёлтая» означает в одной таблице две разные вещи,</w:t>
-      </w:r>
-    </w:p>
-    <w:p>
-      <w:pPr>
-        <w:ind w:left="480"/>
-      </w:pPr>
-      <w:r>
-        <w:rPr>
-          <w:i/>
-          <w:color w:val="5A5A5A"/>
-        </w:rPr>
-        <w:t>выносить на решение нельзя.</w:t>
-      </w:r>
-    </w:p>
-    <w:p>
-      <w:pPr>
-        <w:pStyle w:val="Heading3"/>
-      </w:pPr>
-      <w:r>
-        <w:t>N+2.4 Отдельно: обе метрики размечены предварительно</w:t>
+        <w:t>N+2.2 Почему для CoR граница считается от обычного диапазона</w:t>
       </w:r>
     </w:p>
     <w:p>
@@ -2770,20 +4533,7 @@
         <w:rPr>
           <w:color w:val="0B0B0B"/>
         </w:rPr>
-        <w:t xml:space="preserve">Природа ряда стоимости риска не установлена. В отчёте показатель назван «текущим годовым уровнем», однако формула его расчёта отсутствует на </w:t>
-      </w:r>
-      <w:r>
-        <w:rPr>
-          <w:b/>
-          <w:color w:val="0B0B0B"/>
-        </w:rPr>
-        <w:t>всех</w:t>
-      </w:r>
-      <w:r>
-        <w:rPr>
-          <w:color w:val="0B0B0B"/>
-        </w:rPr>
-        <w:t xml:space="preserve"> листах формы 50 — значения вписаны, в отличие от EL и PD, которые являются внешними ссылками.</w:t>
+        <w:t>Цель разметки одна для всех двенадцати показателей: дать сигнал достаточно рано, чтобы успеть отреагировать до уровня. Для десяти показателей надёжная мера оставшегося времени — расстояние до уровня: они не проходят его быстрее, чем предсказывает их однородный ход.</w:t>
       </w:r>
     </w:p>
     <w:p>
@@ -2794,20 +4544,7 @@
         <w:rPr>
           <w:color w:val="0B0B0B"/>
         </w:rPr>
-        <w:t xml:space="preserve">Кроме того, волатильность обеих метрик </w:t>
-      </w:r>
-      <w:r>
-        <w:rPr>
-          <w:b/>
-          <w:color w:val="0B0B0B"/>
-        </w:rPr>
-        <w:t>неоднородна по календарю</w:t>
-      </w:r>
-      <w:r>
-        <w:rPr>
-          <w:color w:val="0B0B0B"/>
-        </w:rPr>
-        <w:t>: в феврале-марте она превышает волатильность остальных месяцев в 5,04 раза по корпоративному бизнесу и в 4,86 по МСБ, тогда как ни у одного из остальных десяти показателей это отношение не превышает 1,76. Причина не установлена.</w:t>
+        <w:t>Для стоимости риска расстояние такой меры не даёт. В месяц закрытия показатель способен пройти за один месяц расстояние, сопоставимое с уровнем. Наибольшее месячное повышение за окно пришлось на март 2024 года: +2,92 пп по КБ и ПБ (97 % уровня) и +1,62 пп по МСБ (46 % уровня). Надёжный ранний сигнал для такого показателя — выход из обычного для него диапазона.</w:t>
       </w:r>
     </w:p>
     <w:p>
@@ -2818,20 +4555,132 @@
         <w:rPr>
           <w:color w:val="0B0B0B"/>
         </w:rPr>
-        <w:t xml:space="preserve">До подтверждения методологии расчёта ряда разметка обеих метрик стоимости риска </w:t>
+        <w:t xml:space="preserve">Этот сигнал возникает </w:t>
       </w:r>
       <w:r>
         <w:rPr>
           <w:b/>
           <w:color w:val="0B0B0B"/>
         </w:rPr>
-        <w:t>действительна условно</w:t>
+        <w:t>раньше</w:t>
       </w:r>
       <w:r>
         <w:rPr>
           <w:color w:val="0B0B0B"/>
         </w:rPr>
-        <w:t xml:space="preserve"> и не используется как основание для окончательной калибровки. Остальные десять показателей от этого вопроса не зависят.</w:t>
+        <w:t xml:space="preserve"> сигнала по расстоянию, какой бы способ оценки расстояния ни взять. Граница по формуле запаса времени для МСБ — 1,80. Граница по эмпирическому ходу, посчитанная раздельно для обычных месяцев и для месяцев закрытия, — 2,49 и 1,96 по МСБ, 1,57 и 0,73 по КБ и ПБ (</w:t>
+      </w:r>
+      <w:r>
+        <w:rPr>
+          <w:rFonts w:ascii="Consolas" w:hAnsi="Consolas"/>
+          <w:color w:val="0B0B0B"/>
+          <w:sz w:val="19"/>
+        </w:rPr>
+        <w:t>calib/normality_triage.py</w:t>
+      </w:r>
+      <w:r>
+        <w:rPr>
+          <w:color w:val="0B0B0B"/>
+        </w:rPr>
+        <w:t>, режимная симуляция). Принятые границы +0,24 и +0,52 ниже каждой из них. Замена метода сдвигает сигнал в консервативную сторону, а не в удобную.</w:t>
+      </w:r>
+    </w:p>
+    <w:p>
+      <w:pPr>
+        <w:jc w:val="both"/>
+      </w:pPr>
+      <w:r>
+        <w:rPr>
+          <w:color w:val="0B0B0B"/>
+        </w:rPr>
+        <w:t>По построению показатель находится выше границы примерно в одном месяце из десяти. Фактически — 4 месяца из 36 по каждой метрике. По предложенной границе красной зоны стоимость риска по КБ и ПБ была в красной зоне один раз — в 08.2023, первом месяце окна (+2,27 %); по МСБ — ни разу.</w:t>
+      </w:r>
+    </w:p>
+    <w:p>
+      <w:pPr>
+        <w:pStyle w:val="Heading3"/>
+      </w:pPr>
+      <w:r>
+        <w:t>N+2.3 Стоимость риска по МСБ в жёлтой зоне</w:t>
+      </w:r>
+    </w:p>
+    <w:p>
+      <w:pPr>
+        <w:jc w:val="both"/>
+      </w:pPr>
+      <w:r>
+        <w:rPr>
+          <w:color w:val="0B0B0B"/>
+        </w:rPr>
+        <w:t>Факт на 07.2026 — +0,27 % при границе +0,24 %. Показатель стоит у нижнего края жёлтой зоны.</w:t>
+      </w:r>
+    </w:p>
+    <w:p>
+      <w:pPr>
+        <w:jc w:val="both"/>
+      </w:pPr>
+      <w:r>
+        <w:rPr>
+          <w:b/>
+          <w:color w:val="0B0B0B"/>
+        </w:rPr>
+        <w:t>Что это означает на данных.</w:t>
+      </w:r>
+      <w:r>
+        <w:rPr>
+          <w:color w:val="0B0B0B"/>
+        </w:rPr>
+        <w:t xml:space="preserve"> За 36 месяцев окна стоимость риска по МСБ 30 месяцев была отрицательной — чистый роспуск провизий. Все шесть положительных значений идут подряд с февраля по июль 2026 года. Это первый в окне наблюдения переход от роспуска к чистому начислению, и он держится полгода. Жёлтая зона фиксирует именно это изменение поведения — раньше, чем оно могло бы стать вопросом расстояния до уровня.</w:t>
+      </w:r>
+    </w:p>
+    <w:p>
+      <w:pPr>
+        <w:jc w:val="both"/>
+      </w:pPr>
+      <w:r>
+        <w:rPr>
+          <w:b/>
+          <w:color w:val="0B0B0B"/>
+        </w:rPr>
+        <w:t>Что это требует.</w:t>
+      </w:r>
+      <w:r>
+        <w:rPr>
+          <w:color w:val="0B0B0B"/>
+        </w:rPr>
+        <w:t xml:space="preserve"> Жёлтая зона без сработавших триггеров соответствует уровню реакции R1: учащённое наблюдение, еженедельный расчёт силами владельца метрики и БРМ, разбор источников начисления. Это отвечает определению жёлтой зоны в Приложении № 2 — «отдельные корректирующие меры в действующих процедурах системы управления рисками» — и соразмерно сигналу.</w:t>
+      </w:r>
+    </w:p>
+    <w:p>
+      <w:pPr>
+        <w:pStyle w:val="Heading3"/>
+      </w:pPr>
+      <w:r>
+        <w:t>N+2.4 Условность разметки по CoR</w:t>
+      </w:r>
+    </w:p>
+    <w:p>
+      <w:pPr>
+        <w:jc w:val="both"/>
+      </w:pPr>
+      <w:r>
+        <w:rPr>
+          <w:color w:val="0B0B0B"/>
+        </w:rPr>
+        <w:t xml:space="preserve">Обе метрики стоимости риска размечены </w:t>
+      </w:r>
+      <w:r>
+        <w:rPr>
+          <w:b/>
+          <w:color w:val="0B0B0B"/>
+        </w:rPr>
+        <w:t>предварительно</w:t>
+      </w:r>
+      <w:r>
+        <w:rPr>
+          <w:color w:val="0B0B0B"/>
+        </w:rPr>
+        <w:t xml:space="preserve"> до подтверждения формулы расчёта ряда. На всех листах формы 50 показатель стоит вписанными значениями, без формулы, в отличие от EL и PD, которые являются внешними ссылками. Причина календарной неоднородности также не установлена. После подтверждения формулы разметка пересчитывается тем же прогоном. Остальные десять показателей от этого вопроса не зависят.</w:t>
       </w:r>
     </w:p>
     <w:p>
@@ -2839,7 +4688,7 @@
         <w:pStyle w:val="Heading2"/>
       </w:pPr>
       <w:r>
-        <w:t>N+3. Сводка: чем размечен каждый из двенадцати</w:t>
+        <w:t>N+3. Сводка</w:t>
       </w:r>
     </w:p>
     <w:tbl>
@@ -2850,14 +4699,16 @@
         <w:tblLook w:firstColumn="1" w:firstRow="1" w:lastColumn="0" w:lastRow="0" w:noHBand="0" w:noVBand="1" w:val="04A0"/>
       </w:tblPr>
       <w:tblGrid>
-        <w:gridCol w:w="2880"/>
-        <w:gridCol w:w="2880"/>
-        <w:gridCol w:w="2880"/>
+        <w:gridCol w:w="1728"/>
+        <w:gridCol w:w="1728"/>
+        <w:gridCol w:w="1728"/>
+        <w:gridCol w:w="1728"/>
+        <w:gridCol w:w="1728"/>
       </w:tblGrid>
       <w:tr>
         <w:tc>
           <w:tcPr>
-            <w:tcW w:type="dxa" w:w="2880"/>
+            <w:tcW w:type="dxa" w:w="1728"/>
           </w:tcPr>
           <w:p>
             <w:r>
@@ -2871,7 +4722,21 @@
         </w:tc>
         <w:tc>
           <w:tcPr>
-            <w:tcW w:type="dxa" w:w="2880"/>
+            <w:tcW w:type="dxa" w:w="1728"/>
+          </w:tcPr>
+          <w:p>
+            <w:r>
+              <w:rPr>
+                <w:b/>
+                <w:color w:val="0B0B0B"/>
+              </w:rPr>
+              <w:t>Условия</w:t>
+            </w:r>
+          </w:p>
+        </w:tc>
+        <w:tc>
+          <w:tcPr>
+            <w:tcW w:type="dxa" w:w="1728"/>
           </w:tcPr>
           <w:p>
             <w:r>
@@ -2885,7 +4750,7 @@
         </w:tc>
         <w:tc>
           <w:tcPr>
-            <w:tcW w:type="dxa" w:w="2880"/>
+            <w:tcW w:type="dxa" w:w="1728"/>
           </w:tcPr>
           <w:p>
             <w:r>
@@ -2897,11 +4762,25 @@
             </w:r>
           </w:p>
         </w:tc>
+        <w:tc>
+          <w:tcPr>
+            <w:tcW w:type="dxa" w:w="1728"/>
+          </w:tcPr>
+          <w:p>
+            <w:r>
+              <w:rPr>
+                <w:b/>
+                <w:color w:val="0B0B0B"/>
+              </w:rPr>
+              <w:t>Зона на 07.2026</w:t>
+            </w:r>
+          </w:p>
+        </w:tc>
       </w:tr>
       <w:tr>
         <w:tc>
           <w:tcPr>
-            <w:tcW w:type="dxa" w:w="2880"/>
+            <w:tcW w:type="dxa" w:w="1728"/>
           </w:tcPr>
           <w:p>
             <w:r>
@@ -2918,17 +4797,24 @@
               </w:rPr>
               <w:t>M(T) = z·σ·√T</w:t>
             </w:r>
+          </w:p>
+        </w:tc>
+        <w:tc>
+          <w:tcPr>
+            <w:tcW w:type="dxa" w:w="1728"/>
+          </w:tcPr>
+          <w:p>
             <w:r>
               <w:rPr>
                 <w:color w:val="0B0B0B"/>
               </w:rPr>
-              <w:t>, зона предупреждает</w:t>
+              <w:t>К1, К2, К3 выполнены</w:t>
             </w:r>
           </w:p>
         </w:tc>
         <w:tc>
           <w:tcPr>
-            <w:tcW w:type="dxa" w:w="2880"/>
+            <w:tcW w:type="dxa" w:w="1728"/>
           </w:tcPr>
           <w:p>
             <w:r>
@@ -2936,20 +4822,33 @@
                 <w:b/>
                 <w:color w:val="0B0B0B"/>
               </w:rPr>
-              <w:t>1</w:t>
+              <w:t>10</w:t>
             </w:r>
           </w:p>
         </w:tc>
         <w:tc>
           <w:tcPr>
-            <w:tcW w:type="dxa" w:w="2880"/>
+            <w:tcW w:type="dxa" w:w="1728"/>
           </w:tcPr>
           <w:p>
             <w:r>
               <w:rPr>
                 <w:color w:val="0B0B0B"/>
               </w:rPr>
-              <w:t>топ-20</w:t>
+              <w:t>топ-20; пять PD и четыре EL по розничному бизнесу</w:t>
+            </w:r>
+          </w:p>
+        </w:tc>
+        <w:tc>
+          <w:tcPr>
+            <w:tcW w:type="dxa" w:w="1728"/>
+          </w:tcPr>
+          <w:p>
+            <w:r>
+              <w:rPr>
+                <w:color w:val="0B0B0B"/>
+              </w:rPr>
+              <w:t>топ-20 — жёлтая; девять розничных — зелёная</w:t>
             </w:r>
           </w:p>
         </w:tc>
@@ -2957,62 +4856,33 @@
       <w:tr>
         <w:tc>
           <w:tcPr>
-            <w:tcW w:type="dxa" w:w="2880"/>
+            <w:tcW w:type="dxa" w:w="1728"/>
           </w:tcPr>
           <w:p>
             <w:r>
               <w:rPr>
                 <w:color w:val="0B0B0B"/>
               </w:rPr>
-              <w:t>Запас времени, зона строится формально и не сработает</w:t>
+              <w:t>Эмпирический квантиль значений за 36 месяцев с отсечением выбросов</w:t>
             </w:r>
           </w:p>
         </w:tc>
         <w:tc>
           <w:tcPr>
-            <w:tcW w:type="dxa" w:w="2880"/>
-          </w:tcPr>
-          <w:p>
-            <w:r>
-              <w:rPr>
-                <w:b/>
-                <w:color w:val="0B0B0B"/>
-              </w:rPr>
-              <w:t>9</w:t>
-            </w:r>
-          </w:p>
-        </w:tc>
-        <w:tc>
-          <w:tcPr>
-            <w:tcW w:type="dxa" w:w="2880"/>
+            <w:tcW w:type="dxa" w:w="1728"/>
           </w:tcPr>
           <w:p>
             <w:r>
               <w:rPr>
                 <w:color w:val="0B0B0B"/>
               </w:rPr>
-              <w:t>пять PD и четыре EL по розничному бизнесу</w:t>
-            </w:r>
-          </w:p>
-        </w:tc>
-      </w:tr>
-      <w:tr>
-        <w:tc>
-          <w:tcPr>
-            <w:tcW w:type="dxa" w:w="2880"/>
-          </w:tcPr>
-          <w:p>
-            <w:r>
-              <w:rPr>
-                <w:color w:val="0B0B0B"/>
-              </w:rPr>
-              <w:t>Девятый дециль значений за 36 месяцев с отсечением выбросов</w:t>
+              <w:t>не выполнено К2 (оба), К1 (КБ и ПБ)</w:t>
             </w:r>
           </w:p>
         </w:tc>
         <w:tc>
           <w:tcPr>
-            <w:tcW w:type="dxa" w:w="2880"/>
+            <w:tcW w:type="dxa" w:w="1728"/>
           </w:tcPr>
           <w:p>
             <w:r>
@@ -3026,14 +4896,27 @@
         </w:tc>
         <w:tc>
           <w:tcPr>
-            <w:tcW w:type="dxa" w:w="2880"/>
+            <w:tcW w:type="dxa" w:w="1728"/>
           </w:tcPr>
           <w:p>
             <w:r>
               <w:rPr>
                 <w:color w:val="0B0B0B"/>
               </w:rPr>
-              <w:t>стоимость риска по КБ/ПБ и по МСБ</w:t>
+              <w:t>стоимость риска по КБ и ПБ и по МСБ</w:t>
+            </w:r>
+          </w:p>
+        </w:tc>
+        <w:tc>
+          <w:tcPr>
+            <w:tcW w:type="dxa" w:w="1728"/>
+          </w:tcPr>
+          <w:p>
+            <w:r>
+              <w:rPr>
+                <w:color w:val="0B0B0B"/>
+              </w:rPr>
+              <w:t>КБ и ПБ — зелёная; МСБ — жёлтая</w:t>
             </w:r>
           </w:p>
         </w:tc>
@@ -3042,26 +4925,333 @@
     <w:p/>
     <w:p>
       <w:pPr>
+        <w:pStyle w:val="Heading2"/>
+      </w:pPr>
+      <w:r>
+        <w:t>N+4. Как метод контролируется</w:t>
+      </w:r>
+    </w:p>
+    <w:p>
+      <w:pPr>
+        <w:pStyle w:val="ListNumber"/>
+      </w:pPr>
+      <w:r>
+        <w:rPr>
+          <w:b/>
+          <w:color w:val="0B0B0B"/>
+        </w:rPr>
+        <w:t>Ежегодная перекалибровка.</w:t>
+      </w:r>
+      <w:r>
+        <w:rPr>
+          <w:color w:val="0B0B0B"/>
+        </w:rPr>
+        <w:t xml:space="preserve"> На обновлённом 36-месячном окне заново оцениваются</w:t>
+      </w:r>
+    </w:p>
+    <w:p>
+      <w:pPr>
         <w:jc w:val="both"/>
       </w:pPr>
       <w:r>
         <w:rPr>
           <w:color w:val="0B0B0B"/>
         </w:rPr>
-        <w:t xml:space="preserve">Единственный показатель, по которому разметка работает как инструмент раннего предупреждения сегодня, — </w:t>
+        <w:t>σ и квантили и заново проверяются условия К1–К3. Закреплено правило, а не список показателей: показатель переходит с одного метода на другой, если меняется результат проверки.</w:t>
       </w:r>
+    </w:p>
+    <w:p>
+      <w:pPr>
+        <w:pStyle w:val="ListNumber"/>
+      </w:pPr>
       <w:r>
         <w:rPr>
           <w:b/>
           <w:color w:val="0B0B0B"/>
         </w:rPr>
-        <w:t>топ-20</w:t>
+        <w:t>Ежегодный бэк-тест.</w:t>
       </w:r>
       <w:r>
         <w:rPr>
           <w:color w:val="0B0B0B"/>
         </w:rPr>
-        <w:t>. По девяти розничным показателям она формально корректна и практически неинформативна из-за удалённости уровней. По двум метрикам стоимости риска она измеряет другую величину и предварительна.</w:t>
+        <w:t xml:space="preserve"> Фактическая частота срабатываний сравнивается с расчётной.</w:t>
+      </w:r>
+    </w:p>
+    <w:p>
+      <w:pPr>
+        <w:jc w:val="both"/>
+      </w:pPr>
+      <w:r>
+        <w:rPr>
+          <w:color w:val="0B0B0B"/>
+        </w:rPr>
+        <w:t>Сейчас T1 по девяти розничным показателям срабатывал в 20 наблюдениях из 315 (6,3 %), по десяти показателям основного метода — в 6,9 % месяцев, при расчётных 10 %. Частота ниже расчётной, потому что показатели EL и PD три года снижаются, а формула принимает снос нулевым. Снос сознательно не учитывается, иначе разметка опиралась бы на продолжение благоприятной тенденции. Если бэк-тест покажет, что модель уже фактического хода больше допуска К3, показатель при следующей перекалибровке переходит на замещающий метод.</w:t>
+      </w:r>
+    </w:p>
+    <w:p>
+      <w:pPr>
+        <w:pStyle w:val="ListNumber"/>
+      </w:pPr>
+      <w:r>
+        <w:rPr>
+          <w:b/>
+          <w:color w:val="0B0B0B"/>
+        </w:rPr>
+        <w:t>Защита между перекалибровками.</w:t>
+      </w:r>
+      <w:r>
+        <w:rPr>
+          <w:color w:val="0B0B0B"/>
+        </w:rPr>
+        <w:t xml:space="preserve"> Окно 08.2023 — 07.2026 пришлось на снижение EL и PD,</w:t>
+      </w:r>
+    </w:p>
+    <w:p>
+      <w:pPr>
+        <w:jc w:val="both"/>
+      </w:pPr>
+      <w:r>
+        <w:rPr>
+          <w:color w:val="0B0B0B"/>
+        </w:rPr>
+        <w:t>и σ оценена на нём. Если волатильность вырастет, триггеры отреагируют на сам скачок в месяце, когда он произошёл, не дожидаясь перекалибровки. Перекалибровка затем отодвинет границы от уровня.</w:t>
+      </w:r>
+    </w:p>
+    <w:p>
+      <w:pPr>
+        <w:pStyle w:val="ListNumber"/>
+      </w:pPr>
+      <w:r>
+        <w:rPr>
+          <w:b/>
+          <w:color w:val="0B0B0B"/>
+        </w:rPr>
+        <w:t>Точность оценок.</w:t>
+      </w:r>
+      <w:r>
+        <w:rPr>
+          <w:color w:val="0B0B0B"/>
+        </w:rPr>
+        <w:t xml:space="preserve"> 36 наблюдений — короткий ряд. Четырёхмесячных окон 32,</w:t>
+      </w:r>
+    </w:p>
+    <w:p>
+      <w:pPr>
+        <w:jc w:val="both"/>
+      </w:pPr>
+      <w:r>
+        <w:rPr>
+          <w:color w:val="0B0B0B"/>
+        </w:rPr>
+        <w:t>но независимых из них восемь, поэтому эмпирические квантили неточны. Это учтено допуском К3 в две стандартные ошибки и ежегодной повторной проверкой. Повысить точность можно только удлинением ряда.</w:t>
+      </w:r>
+    </w:p>
+    <w:p>
+      <w:pPr>
+        <w:pStyle w:val="Heading2"/>
+      </w:pPr>
+      <w:r>
+        <w:t>Возражения к разделу</w:t>
+      </w:r>
+    </w:p>
+    <w:p>
+      <w:pPr>
+        <w:jc w:val="both"/>
+      </w:pPr>
+      <w:r>
+        <w:rPr>
+          <w:b/>
+          <w:color w:val="0B0B0B"/>
+        </w:rPr>
+        <w:t>«Критерии подобраны так, чтобы стоимость риска выпала».</w:t>
+      </w:r>
+      <w:r>
+        <w:rPr>
+          <w:color w:val="0B0B0B"/>
+        </w:rPr>
+        <w:t xml:space="preserve"> Каждое условие — предпосылка самой формулы. К1 — арифметика, К2 — основание множителя √T, К3 — прямая проверка результата формулы. Правило применено одинаково ко всем двенадцати, включая топ-20, и топ-20 его проходит. Пороги общепринятые (5 %) либо выведены из объёма выборки (25 % = две стандартные ошибки σ). Для CoR вывод устойчив к выбору теста и уровня значимости. Показатели, близкие к порогам, названы поимённо.</w:t>
+      </w:r>
+    </w:p>
+    <w:p>
+      <w:pPr>
+        <w:jc w:val="both"/>
+      </w:pPr>
+      <w:r>
+        <w:rPr>
+          <w:b/>
+          <w:color w:val="0B0B0B"/>
+        </w:rPr>
+        <w:t>«Два метода делают зоны несопоставимыми».</w:t>
+      </w:r>
+      <w:r>
+        <w:rPr>
+          <w:color w:val="0B0B0B"/>
+        </w:rPr>
+        <w:t xml:space="preserve"> Зоны сопоставимы по назначению, по доверительной вероятности, по окну и по реакции: машина мер не различает, каким способом получена граница. Различается только оценка хода. Её выбирают данные по заранее определённому правилу.</w:t>
+      </w:r>
+    </w:p>
+    <w:p>
+      <w:pPr>
+        <w:jc w:val="both"/>
+      </w:pPr>
+      <w:r>
+        <w:rPr>
+          <w:b/>
+          <w:color w:val="0B0B0B"/>
+        </w:rPr>
+        <w:t>«Жёлтая зона по МСБ при запасе 3,23 пп до уровня — ложная тревога».</w:t>
+      </w:r>
+      <w:r>
+        <w:rPr>
+          <w:color w:val="0B0B0B"/>
+        </w:rPr>
+        <w:t xml:space="preserve"> По МСБ жёлтая зона фиксирует не близость к уровню, а первую за окно смену роспуска на начисление. Мера, которую она запускает (R1), — наблюдение и разбор причин, а не ограничение бизнеса. Для показателя, способного за месяц закрытия пройти почти половину уровня, это своевременный сигнал.</w:t>
+      </w:r>
+    </w:p>
+    <w:p>
+      <w:pPr>
+        <w:pStyle w:val="Heading2"/>
+      </w:pPr>
+      <w:r>
+        <w:t>Что доказано, что взято из документа, что предложено</w:t>
+      </w:r>
+    </w:p>
+    <w:p>
+      <w:pPr>
+        <w:pStyle w:val="ListBullet"/>
+      </w:pPr>
+      <w:r>
+        <w:rPr>
+          <w:b/>
+          <w:color w:val="0B0B0B"/>
+        </w:rPr>
+        <w:t>Доказано на данных:</w:t>
+      </w:r>
+      <w:r>
+        <w:rPr>
+          <w:color w:val="0B0B0B"/>
+        </w:rPr>
+        <w:t xml:space="preserve"> результаты проверки К1–К3 по двенадцати показателям; границы</w:t>
+      </w:r>
+    </w:p>
+    <w:p>
+      <w:pPr>
+        <w:jc w:val="both"/>
+      </w:pPr>
+      <w:r>
+        <w:rPr>
+          <w:color w:val="0B0B0B"/>
+        </w:rPr>
+        <w:t xml:space="preserve">и зоны; доля сезонной дисперсии CoR; нагрузка машины мер; частота срабатываний. Всё воспроизводится </w:t>
+      </w:r>
+      <w:r>
+        <w:rPr>
+          <w:rFonts w:ascii="Consolas" w:hAnsi="Consolas"/>
+          <w:color w:val="0B0B0B"/>
+          <w:sz w:val="19"/>
+        </w:rPr>
+        <w:t>calib/method_selection.py</w:t>
+      </w:r>
+      <w:r>
+        <w:rPr>
+          <w:color w:val="0B0B0B"/>
+        </w:rPr>
+        <w:t>.</w:t>
+      </w:r>
+    </w:p>
+    <w:p>
+      <w:pPr>
+        <w:pStyle w:val="ListBullet"/>
+      </w:pPr>
+      <w:r>
+        <w:rPr>
+          <w:b/>
+          <w:color w:val="0B0B0B"/>
+        </w:rPr>
+        <w:t>Взято из документа:</w:t>
+      </w:r>
+      <w:r>
+        <w:rPr>
+          <w:color w:val="0B0B0B"/>
+        </w:rPr>
+        <w:t xml:space="preserve"> определения зон — Приложение № 2; отсутствие формулы CoR</w:t>
+      </w:r>
+    </w:p>
+    <w:p>
+      <w:pPr>
+        <w:jc w:val="both"/>
+      </w:pPr>
+      <w:r>
+        <w:rPr>
+          <w:color w:val="0B0B0B"/>
+        </w:rPr>
+        <w:t>в форме 50.</w:t>
+      </w:r>
+    </w:p>
+    <w:p>
+      <w:pPr>
+        <w:pStyle w:val="ListBullet"/>
+      </w:pPr>
+      <w:r>
+        <w:rPr>
+          <w:b/>
+          <w:color w:val="0B0B0B"/>
+        </w:rPr>
+        <w:t>Решение автора:</w:t>
+      </w:r>
+      <w:r>
+        <w:rPr>
+          <w:color w:val="0B0B0B"/>
+        </w:rPr>
+        <w:t xml:space="preserve"> граница зелёной зоны по CoR — 90-й процентиль значений с отсечением</w:t>
+      </w:r>
+    </w:p>
+    <w:p>
+      <w:pPr>
+        <w:jc w:val="both"/>
+      </w:pPr>
+      <w:r>
+        <w:rPr>
+          <w:color w:val="0B0B0B"/>
+        </w:rPr>
+        <w:t>выбросов.</w:t>
+      </w:r>
+    </w:p>
+    <w:p>
+      <w:pPr>
+        <w:pStyle w:val="ListBullet"/>
+      </w:pPr>
+      <w:r>
+        <w:rPr>
+          <w:b/>
+          <w:color w:val="0B0B0B"/>
+        </w:rPr>
+        <w:t>Предложение, требует подтверждения:</w:t>
+      </w:r>
+      <w:r>
+        <w:rPr>
+          <w:color w:val="0B0B0B"/>
+        </w:rPr>
+        <w:t xml:space="preserve"> граница красной зоны и пороги триггеров по CoR.</w:t>
+      </w:r>
+    </w:p>
+    <w:p>
+      <w:pPr>
+        <w:pStyle w:val="ListBullet"/>
+      </w:pPr>
+      <w:r>
+        <w:rPr>
+          <w:b/>
+          <w:color w:val="0B0B0B"/>
+        </w:rPr>
+        <w:t>Не установлено:</w:t>
+      </w:r>
+      <w:r>
+        <w:rPr>
+          <w:color w:val="0B0B0B"/>
+        </w:rPr>
+        <w:t xml:space="preserve"> причина календарной неоднородности CoR и формула расчёта ряда.</w:t>
       </w:r>
     </w:p>
     <w:sectPr>

--- a/docs/analysis/risk_appetite/out/Vstavka_11_metrik.docx
+++ b/docs/analysis/risk_appetite/out/Vstavka_11_metrik.docx
@@ -412,7 +412,7 @@
         <w:pStyle w:val="Heading3"/>
       </w:pPr>
       <w:r>
-        <w:t>N.2 Основной метод и три условия его применения</w:t>
+        <w:t>N.2 Основной метод и когда его можно применять</w:t>
       </w:r>
     </w:p>
     <w:p>
@@ -431,13 +431,13 @@
           <w:color w:val="0B0B0B"/>
           <w:sz w:val="19"/>
         </w:rPr>
-        <w:t>M(T) = z(0,90)·σ_Δ·√T</w:t>
+        <w:t>M(T) = z·σ·√T</w:t>
       </w:r>
       <w:r>
         <w:rPr>
           <w:color w:val="0B0B0B"/>
         </w:rPr>
-        <w:t>, выбранный для топ-20. Он применяется к любому показателю, для которого выполнены три условия. Условия — это предпосылки самой формулы, и каждое проверяется воспроизводимо:</w:t>
+        <w:t>, тот же, что для топ-20. Показатель размечается им, если выполнены три условия:</w:t>
       </w:r>
     </w:p>
     <w:tbl>
@@ -448,15 +448,14 @@
         <w:tblLook w:firstColumn="1" w:firstRow="1" w:lastColumn="0" w:lastRow="0" w:noHBand="0" w:noVBand="1" w:val="04A0"/>
       </w:tblPr>
       <w:tblGrid>
-        <w:gridCol w:w="2160"/>
-        <w:gridCol w:w="2160"/>
-        <w:gridCol w:w="2160"/>
-        <w:gridCol w:w="2160"/>
+        <w:gridCol w:w="2880"/>
+        <w:gridCol w:w="2880"/>
+        <w:gridCol w:w="2880"/>
       </w:tblGrid>
       <w:tr>
         <w:tc>
           <w:tcPr>
-            <w:tcW w:type="dxa" w:w="2160"/>
+            <w:tcW w:type="dxa" w:w="2880"/>
           </w:tcPr>
           <w:p>
             <w:r>
@@ -470,7 +469,7 @@
         </w:tc>
         <w:tc>
           <w:tcPr>
-            <w:tcW w:type="dxa" w:w="2160"/>
+            <w:tcW w:type="dxa" w:w="2880"/>
           </w:tcPr>
           <w:p>
             <w:r>
@@ -478,13 +477,13 @@
                 <w:b/>
                 <w:color w:val="0B0B0B"/>
               </w:rPr>
-              <w:t>Какую предпосылку формулы проверяет</w:t>
+              <w:t>Простыми словами</w:t>
             </w:r>
           </w:p>
         </w:tc>
         <w:tc>
           <w:tcPr>
-            <w:tcW w:type="dxa" w:w="2160"/>
+            <w:tcW w:type="dxa" w:w="2880"/>
           </w:tcPr>
           <w:p>
             <w:r>
@@ -492,21 +491,7 @@
                 <w:b/>
                 <w:color w:val="0B0B0B"/>
               </w:rPr>
-              <w:t>Как проверяется</w:t>
-            </w:r>
-          </w:p>
-        </w:tc>
-        <w:tc>
-          <w:tcPr>
-            <w:tcW w:type="dxa" w:w="2160"/>
-          </w:tcPr>
-          <w:p>
-            <w:r>
-              <w:rPr>
-                <w:b/>
-                <w:color w:val="0B0B0B"/>
-              </w:rPr>
-              <w:t>Порог</w:t>
+              <w:t>Как проверяем</w:t>
             </w:r>
           </w:p>
         </w:tc>
@@ -514,7 +499,7 @@
       <w:tr>
         <w:tc>
           <w:tcPr>
-            <w:tcW w:type="dxa" w:w="2160"/>
+            <w:tcW w:type="dxa" w:w="2880"/>
           </w:tcPr>
           <w:p>
             <w:r>
@@ -522,48 +507,33 @@
                 <w:b/>
                 <w:color w:val="0B0B0B"/>
               </w:rPr>
-              <w:t>К1. Невырожденность</w:t>
+              <w:t>К1. Зона не пустая</w:t>
             </w:r>
           </w:p>
         </w:tc>
         <w:tc>
           <w:tcPr>
-            <w:tcW w:type="dxa" w:w="2160"/>
+            <w:tcW w:type="dxa" w:w="2880"/>
           </w:tcPr>
           <w:p>
             <w:r>
               <w:rPr>
                 <w:color w:val="0B0B0B"/>
               </w:rPr>
-              <w:t>буфер на цикл реагирования меньше самого уровня; иначе граница зелёной зоны ниже нуля и зона пуста по построению</w:t>
+              <w:t>буфер на 4 месяца меньше самого уровня, иначе зелёной зоне негде поместиться</w:t>
             </w:r>
           </w:p>
         </w:tc>
         <w:tc>
           <w:tcPr>
-            <w:tcW w:type="dxa" w:w="2160"/>
+            <w:tcW w:type="dxa" w:w="2880"/>
           </w:tcPr>
           <w:p>
             <w:r>
               <w:rPr>
-                <w:rFonts w:ascii="Consolas" w:hAnsi="Consolas"/>
-                <w:color w:val="0B0B0B"/>
-                <w:sz w:val="19"/>
-              </w:rPr>
-              <w:t>L − M(4) &gt; 0</w:t>
-            </w:r>
-          </w:p>
-        </w:tc>
-        <w:tc>
-          <w:tcPr>
-            <w:tcW w:type="dxa" w:w="2160"/>
-          </w:tcPr>
-          <w:p>
-            <w:r>
-              <w:rPr>
-                <w:color w:val="0B0B0B"/>
-              </w:rPr>
-              <w:t>арифметический</w:t>
+                <w:color w:val="0B0B0B"/>
+              </w:rPr>
+              <w:t>граница зелёной зоны больше нуля</w:t>
             </w:r>
           </w:p>
         </w:tc>
@@ -571,7 +541,7 @@
       <w:tr>
         <w:tc>
           <w:tcPr>
-            <w:tcW w:type="dxa" w:w="2160"/>
+            <w:tcW w:type="dxa" w:w="2880"/>
           </w:tcPr>
           <w:p>
             <w:r>
@@ -579,46 +549,33 @@
                 <w:b/>
                 <w:color w:val="0B0B0B"/>
               </w:rPr>
-              <w:t>К2. Однородность хода по календарю</w:t>
+              <w:t>К2. Ход одинаков весь год</w:t>
             </w:r>
           </w:p>
         </w:tc>
         <w:tc>
           <w:tcPr>
-            <w:tcW w:type="dxa" w:w="2160"/>
+            <w:tcW w:type="dxa" w:w="2880"/>
           </w:tcPr>
           <w:p>
             <w:r>
               <w:rPr>
                 <w:color w:val="0B0B0B"/>
               </w:rPr>
-              <w:t>одна σ описывает любой месяц года, поэтому законен множитель √T</w:t>
+              <w:t>у показателя нет «особого сезона», в который он движется гораздо сильнее</w:t>
             </w:r>
           </w:p>
         </w:tc>
         <w:tc>
           <w:tcPr>
-            <w:tcW w:type="dxa" w:w="2160"/>
+            <w:tcW w:type="dxa" w:w="2880"/>
           </w:tcPr>
           <w:p>
             <w:r>
               <w:rPr>
                 <w:color w:val="0B0B0B"/>
               </w:rPr>
-              <w:t>равенство дисперсий приращений февраля–марта (годовое закрытие) и остальных месяцев; тест Левене с центрированием по медиане</w:t>
-            </w:r>
-          </w:p>
-        </w:tc>
-        <w:tc>
-          <w:tcPr>
-            <w:tcW w:type="dxa" w:w="2160"/>
-          </w:tcPr>
-          <w:p>
-            <w:r>
-              <w:rPr>
-                <w:color w:val="0B0B0B"/>
-              </w:rPr>
-              <w:t>p ≥ 0,05</w:t>
+              <w:t>сравниваем разброс в феврале–марте (годовое закрытие) и в остальные месяцы</w:t>
             </w:r>
           </w:p>
         </w:tc>
@@ -626,7 +583,7 @@
       <w:tr>
         <w:tc>
           <w:tcPr>
-            <w:tcW w:type="dxa" w:w="2160"/>
+            <w:tcW w:type="dxa" w:w="2880"/>
           </w:tcPr>
           <w:p>
             <w:r>
@@ -634,54 +591,33 @@
                 <w:b/>
                 <w:color w:val="0B0B0B"/>
               </w:rPr>
-              <w:t>К3. Достаточность буфера</w:t>
+              <w:t>К3. Буфер покрывает реальные движения</w:t>
             </w:r>
           </w:p>
         </w:tc>
         <w:tc>
           <w:tcPr>
-            <w:tcW w:type="dxa" w:w="2160"/>
+            <w:tcW w:type="dxa" w:w="2880"/>
           </w:tcPr>
           <w:p>
             <w:r>
               <w:rPr>
                 <w:color w:val="0B0B0B"/>
               </w:rPr>
-              <w:t>нормальный квантиль не уже фактического хода показателя</w:t>
+              <w:t>формула не даёт буфер уже, чем показатель фактически двигался</w:t>
             </w:r>
           </w:p>
         </w:tc>
         <w:tc>
           <w:tcPr>
-            <w:tcW w:type="dxa" w:w="2160"/>
+            <w:tcW w:type="dxa" w:w="2880"/>
           </w:tcPr>
           <w:p>
             <w:r>
               <w:rPr>
-                <w:rFonts w:ascii="Consolas" w:hAnsi="Consolas"/>
-                <w:color w:val="0B0B0B"/>
-                <w:sz w:val="19"/>
-              </w:rPr>
-              <w:t>z·σ·√T</w:t>
-            </w:r>
-            <w:r>
-              <w:rPr>
-                <w:color w:val="0B0B0B"/>
-              </w:rPr>
-              <w:t xml:space="preserve"> против 90-го процентиля фактических изменений за T месяцев, T = 1 и T = 4</w:t>
-            </w:r>
-          </w:p>
-        </w:tc>
-        <w:tc>
-          <w:tcPr>
-            <w:tcW w:type="dxa" w:w="2160"/>
-          </w:tcPr>
-          <w:p>
-            <w:r>
-              <w:rPr>
-                <w:color w:val="0B0B0B"/>
-              </w:rPr>
-              <w:t>модель не уже факта более чем на 25 %</w:t>
+                <w:color w:val="0B0B0B"/>
+              </w:rPr>
+              <w:t>сравниваем буфер с фактическими движениями за 1 и за 4 месяца</w:t>
             </w:r>
           </w:p>
         </w:tc>
@@ -694,16 +630,9 @@
       </w:pPr>
       <w:r>
         <w:rPr>
-          <w:b/>
           <w:color w:val="0B0B0B"/>
         </w:rPr>
-        <w:t>Почему формальная нормальность не входит в условия.</w:t>
-      </w:r>
-      <w:r>
-        <w:rPr>
-          <w:color w:val="0B0B0B"/>
-        </w:rPr>
-        <w:t xml:space="preserve"> Приращения двенадцати показателей проверены тремя тестами — Шапиро-Уилка, Жарка-Бера и Андерсона-Дарлинга. Формально нормальны три: топ-20, EL по обеспеченному и EL по прочему портфелю. Но формула работает не с отдельным месячным приращением, а с суммой приращений за T месяцев, и важно одно: покрывает ли буфер фактический ход. Это проверяется напрямую — условием К3. Центральная предельная теорема объясняет, почему сумма ближе к нормальной, чем слагаемые, однако на горизонте T = 4 её оценка погрешности (неравенство Берри-Эссеена) достигает ±46 пп. Поэтому на теорему мы не опираемся и проверяем результат на данных.</w:t>
+        <w:t>Выполнены все три условия — применяется запас времени. Не выполнено хотя бы одно — замещающий метод (§ N+2).</w:t>
       </w:r>
     </w:p>
     <w:p>
@@ -715,25 +644,13 @@
           <w:b/>
           <w:color w:val="0B0B0B"/>
         </w:rPr>
-        <w:t>Почему выбраны такие тесты и пороги.</w:t>
-      </w:r>
-    </w:p>
-    <w:p>
-      <w:pPr>
-        <w:pStyle w:val="ListBullet"/>
-      </w:pPr>
-      <w:r>
-        <w:rPr>
-          <w:b/>
-          <w:color w:val="0B0B0B"/>
-        </w:rPr>
-        <w:t>К2 — тест Левене, а не F-тест.</w:t>
+        <w:t>Нормальность отдельно не требуется.</w:t>
       </w:r>
       <w:r>
         <w:rPr>
           <w:color w:val="0B0B0B"/>
         </w:rPr>
-        <w:t xml:space="preserve"> Приращения девяти показателей из двенадцати</w:t>
+        <w:t xml:space="preserve"> Формула работает с суммой движений за несколько месяцев, а такая сумма ближе к нормальному распределению, чем движение одного месяца (центральная предельная теорема). На четырёх месяцах это не гарантия, поэтому результат проверяется напрямую — это и есть условие К3. Формально нормальны три показателя из двенадцати: топ-20, EL по обеспеченному и EL по прочему портфелю.</w:t>
       </w:r>
     </w:p>
     <w:p>
@@ -744,79 +661,7 @@
         <w:rPr>
           <w:color w:val="0B0B0B"/>
         </w:rPr>
-        <w:t>ненормальны, а классический F-тест равенства дисперсий к ненормальности неустойчив. Тест Левене с центрированием по медиане (Brown–Forsythe) — стандартная устойчивая замена. Уровень 5 % — общепринятый.</w:t>
-      </w:r>
-    </w:p>
-    <w:p>
-      <w:pPr>
-        <w:pStyle w:val="ListBullet"/>
-      </w:pPr>
-      <w:r>
-        <w:rPr>
-          <w:b/>
-          <w:color w:val="0B0B0B"/>
-        </w:rPr>
-        <w:t>Разбиение «февраль–март против остальных»</w:t>
-      </w:r>
-      <w:r>
-        <w:rPr>
-          <w:color w:val="0B0B0B"/>
-        </w:rPr>
-        <w:t xml:space="preserve"> задано календарём годовой отчётности</w:t>
-      </w:r>
-    </w:p>
-    <w:p>
-      <w:pPr>
-        <w:jc w:val="both"/>
-      </w:pPr>
-      <w:r>
-        <w:rPr>
-          <w:color w:val="0B0B0B"/>
-        </w:rPr>
-        <w:t>и одинаково для всех двенадцати показателей. Под отдельный показатель оно не подбиралось.</w:t>
-      </w:r>
-    </w:p>
-    <w:p>
-      <w:pPr>
-        <w:pStyle w:val="ListBullet"/>
-      </w:pPr>
-      <w:r>
-        <w:rPr>
-          <w:b/>
-          <w:color w:val="0B0B0B"/>
-        </w:rPr>
-        <w:t>Допуск К3 в 25 %</w:t>
-      </w:r>
-      <w:r>
-        <w:rPr>
-          <w:color w:val="0B0B0B"/>
-        </w:rPr>
-        <w:t xml:space="preserve"> — удвоенная стандартная ошибка оценки σ на 35 приращениях</w:t>
-      </w:r>
-    </w:p>
-    <w:p>
-      <w:pPr>
-        <w:jc w:val="both"/>
-      </w:pPr>
-      <w:r>
-        <w:rPr>
-          <w:color w:val="0B0B0B"/>
-        </w:rPr>
-        <w:t>(</w:t>
-      </w:r>
-      <w:r>
-        <w:rPr>
-          <w:rFonts w:ascii="Consolas" w:hAnsi="Consolas"/>
-          <w:color w:val="0B0B0B"/>
-          <w:sz w:val="19"/>
-        </w:rPr>
-        <w:t>1/√(2·34) ≈ 12 %</w:t>
-      </w:r>
-      <w:r>
-        <w:rPr>
-          <w:color w:val="0B0B0B"/>
-        </w:rPr>
-        <w:t>). Расхождение внутри допуска неотличимо от погрешности оценки самой σ.</w:t>
+        <w:t>Тесты и пороги каждого условия обоснованы в приложении в конце раздела.</w:t>
       </w:r>
     </w:p>
     <w:p>
@@ -5107,6 +4952,309 @@
           <w:color w:val="0B0B0B"/>
         </w:rPr>
         <w:t xml:space="preserve"> По МСБ жёлтая зона фиксирует не близость к уровню, а первую за окно смену роспуска на начисление. Мера, которую она запускает (R1), — наблюдение и разбор причин, а не ограничение бизнеса. Для показателя, способного за месяц закрытия пройти почти половину уровня, это своевременный сигнал.</w:t>
+      </w:r>
+    </w:p>
+    <w:p>
+      <w:pPr>
+        <w:pStyle w:val="Heading2"/>
+      </w:pPr>
+      <w:r>
+        <w:t>Приложение к § N.2: тесты и пороги</w:t>
+      </w:r>
+    </w:p>
+    <w:tbl>
+      <w:tblPr>
+        <w:tblStyle w:val="TableGrid"/>
+        <w:tblW w:type="auto" w:w="0"/>
+        <w:jc w:val="center"/>
+        <w:tblLook w:firstColumn="1" w:firstRow="1" w:lastColumn="0" w:lastRow="0" w:noHBand="0" w:noVBand="1" w:val="04A0"/>
+      </w:tblPr>
+      <w:tblGrid>
+        <w:gridCol w:w="2160"/>
+        <w:gridCol w:w="2160"/>
+        <w:gridCol w:w="2160"/>
+        <w:gridCol w:w="2160"/>
+      </w:tblGrid>
+      <w:tr>
+        <w:tc>
+          <w:tcPr>
+            <w:tcW w:type="dxa" w:w="2160"/>
+          </w:tcPr>
+          <w:p>
+            <w:r>
+              <w:rPr>
+                <w:b/>
+                <w:color w:val="0B0B0B"/>
+              </w:rPr>
+              <w:t>Условие</w:t>
+            </w:r>
+          </w:p>
+        </w:tc>
+        <w:tc>
+          <w:tcPr>
+            <w:tcW w:type="dxa" w:w="2160"/>
+          </w:tcPr>
+          <w:p>
+            <w:r>
+              <w:rPr>
+                <w:b/>
+                <w:color w:val="0B0B0B"/>
+              </w:rPr>
+              <w:t>Тест</w:t>
+            </w:r>
+          </w:p>
+        </w:tc>
+        <w:tc>
+          <w:tcPr>
+            <w:tcW w:type="dxa" w:w="2160"/>
+          </w:tcPr>
+          <w:p>
+            <w:r>
+              <w:rPr>
+                <w:b/>
+                <w:color w:val="0B0B0B"/>
+              </w:rPr>
+              <w:t>Порог</w:t>
+            </w:r>
+          </w:p>
+        </w:tc>
+        <w:tc>
+          <w:tcPr>
+            <w:tcW w:type="dxa" w:w="2160"/>
+          </w:tcPr>
+          <w:p>
+            <w:r>
+              <w:rPr>
+                <w:b/>
+                <w:color w:val="0B0B0B"/>
+              </w:rPr>
+              <w:t>Почему так</w:t>
+            </w:r>
+          </w:p>
+        </w:tc>
+      </w:tr>
+      <w:tr>
+        <w:tc>
+          <w:tcPr>
+            <w:tcW w:type="dxa" w:w="2160"/>
+          </w:tcPr>
+          <w:p>
+            <w:r>
+              <w:rPr>
+                <w:color w:val="0B0B0B"/>
+              </w:rPr>
+              <w:t>К1</w:t>
+            </w:r>
+          </w:p>
+        </w:tc>
+        <w:tc>
+          <w:tcPr>
+            <w:tcW w:type="dxa" w:w="2160"/>
+          </w:tcPr>
+          <w:p>
+            <w:r>
+              <w:rPr>
+                <w:rFonts w:ascii="Consolas" w:hAnsi="Consolas"/>
+                <w:color w:val="0B0B0B"/>
+                <w:sz w:val="19"/>
+              </w:rPr>
+              <w:t>L − M(4) &gt; 0</w:t>
+            </w:r>
+          </w:p>
+        </w:tc>
+        <w:tc>
+          <w:tcPr>
+            <w:tcW w:type="dxa" w:w="2160"/>
+          </w:tcPr>
+          <w:p>
+            <w:r>
+              <w:rPr>
+                <w:color w:val="0B0B0B"/>
+              </w:rPr>
+              <w:t>—</w:t>
+            </w:r>
+          </w:p>
+        </w:tc>
+        <w:tc>
+          <w:tcPr>
+            <w:tcW w:type="dxa" w:w="2160"/>
+          </w:tcPr>
+          <w:p>
+            <w:r>
+              <w:rPr>
+                <w:color w:val="0B0B0B"/>
+              </w:rPr>
+              <w:t>арифметика</w:t>
+            </w:r>
+          </w:p>
+        </w:tc>
+      </w:tr>
+      <w:tr>
+        <w:tc>
+          <w:tcPr>
+            <w:tcW w:type="dxa" w:w="2160"/>
+          </w:tcPr>
+          <w:p>
+            <w:r>
+              <w:rPr>
+                <w:color w:val="0B0B0B"/>
+              </w:rPr>
+              <w:t>К2</w:t>
+            </w:r>
+          </w:p>
+        </w:tc>
+        <w:tc>
+          <w:tcPr>
+            <w:tcW w:type="dxa" w:w="2160"/>
+          </w:tcPr>
+          <w:p>
+            <w:r>
+              <w:rPr>
+                <w:color w:val="0B0B0B"/>
+              </w:rPr>
+              <w:t>тест Левене с центрированием по медиане (Brown–Forsythe): равны ли дисперсии приращений февраля–марта и остальных месяцев</w:t>
+            </w:r>
+          </w:p>
+        </w:tc>
+        <w:tc>
+          <w:tcPr>
+            <w:tcW w:type="dxa" w:w="2160"/>
+          </w:tcPr>
+          <w:p>
+            <w:r>
+              <w:rPr>
+                <w:color w:val="0B0B0B"/>
+              </w:rPr>
+              <w:t>p ≥ 0,05</w:t>
+            </w:r>
+          </w:p>
+        </w:tc>
+        <w:tc>
+          <w:tcPr>
+            <w:tcW w:type="dxa" w:w="2160"/>
+          </w:tcPr>
+          <w:p>
+            <w:r>
+              <w:rPr>
+                <w:color w:val="0B0B0B"/>
+              </w:rPr>
+              <w:t>приращения девяти показателей из двенадцати ненормальны, а классический F-тест к ненормальности неустойчив; 5 % — общепринятый уровень</w:t>
+            </w:r>
+          </w:p>
+        </w:tc>
+      </w:tr>
+      <w:tr>
+        <w:tc>
+          <w:tcPr>
+            <w:tcW w:type="dxa" w:w="2160"/>
+          </w:tcPr>
+          <w:p>
+            <w:r>
+              <w:rPr>
+                <w:color w:val="0B0B0B"/>
+              </w:rPr>
+              <w:t>К3</w:t>
+            </w:r>
+          </w:p>
+        </w:tc>
+        <w:tc>
+          <w:tcPr>
+            <w:tcW w:type="dxa" w:w="2160"/>
+          </w:tcPr>
+          <w:p>
+            <w:r>
+              <w:rPr>
+                <w:rFonts w:ascii="Consolas" w:hAnsi="Consolas"/>
+                <w:color w:val="0B0B0B"/>
+                <w:sz w:val="19"/>
+              </w:rPr>
+              <w:t>z·σ·√T</w:t>
+            </w:r>
+            <w:r>
+              <w:rPr>
+                <w:color w:val="0B0B0B"/>
+              </w:rPr>
+              <w:t xml:space="preserve"> против 90-го процентиля фактических изменений за T = 1 и T = 4 месяца</w:t>
+            </w:r>
+          </w:p>
+        </w:tc>
+        <w:tc>
+          <w:tcPr>
+            <w:tcW w:type="dxa" w:w="2160"/>
+          </w:tcPr>
+          <w:p>
+            <w:r>
+              <w:rPr>
+                <w:color w:val="0B0B0B"/>
+              </w:rPr>
+              <w:t>модель не уже факта более чем на 25 %</w:t>
+            </w:r>
+          </w:p>
+        </w:tc>
+        <w:tc>
+          <w:tcPr>
+            <w:tcW w:type="dxa" w:w="2160"/>
+          </w:tcPr>
+          <w:p>
+            <w:r>
+              <w:rPr>
+                <w:color w:val="0B0B0B"/>
+              </w:rPr>
+              <w:t>25 % — две стандартные ошибки оценки σ на 35 приращениях (</w:t>
+            </w:r>
+            <w:r>
+              <w:rPr>
+                <w:rFonts w:ascii="Consolas" w:hAnsi="Consolas"/>
+                <w:color w:val="0B0B0B"/>
+                <w:sz w:val="19"/>
+              </w:rPr>
+              <w:t>1/√(2·34) ≈ 12 %</w:t>
+            </w:r>
+            <w:r>
+              <w:rPr>
+                <w:color w:val="0B0B0B"/>
+              </w:rPr>
+              <w:t>); расхождение внутри допуска неотличимо от погрешности самой σ</w:t>
+            </w:r>
+          </w:p>
+        </w:tc>
+      </w:tr>
+    </w:tbl>
+    <w:p/>
+    <w:p>
+      <w:pPr>
+        <w:jc w:val="both"/>
+      </w:pPr>
+      <w:r>
+        <w:rPr>
+          <w:b/>
+          <w:color w:val="0B0B0B"/>
+        </w:rPr>
+        <w:t>Почему К2 проверяется именно так.</w:t>
+      </w:r>
+      <w:r>
+        <w:rPr>
+          <w:color w:val="0B0B0B"/>
+        </w:rPr>
+        <w:t xml:space="preserve"> Одна σ для всех месяцев и множитель √T предполагают, что каждый месяц года движется одинаково. Разбиение «февраль–март против остальных» задано календарём годовой отчётности и одинаково для всех двенадцати показателей; под отдельный показатель оно не подбиралось.</w:t>
+      </w:r>
+    </w:p>
+    <w:p>
+      <w:pPr>
+        <w:jc w:val="both"/>
+      </w:pPr>
+      <w:r>
+        <w:rPr>
+          <w:b/>
+          <w:color w:val="0B0B0B"/>
+        </w:rPr>
+        <w:t>Почему не опираемся на центральную предельную теорему.</w:t>
+      </w:r>
+      <w:r>
+        <w:rPr>
+          <w:color w:val="0B0B0B"/>
+        </w:rPr>
+        <w:t xml:space="preserve"> Её оценка погрешности (неравенство Берри-Эссеена) на горизонте T = 4 достигает ±46 пп. Теорема объясняет, почему формула работает и на ненормальных рядах, но права её применять не даёт. Право даёт К3.</w:t>
       </w:r>
     </w:p>
     <w:p>
